--- a/manuscript/tracked/DDI_revision_v2.docx
+++ b/manuscript/tracked/DDI_revision_v2.docx
@@ -1015,7 +1015,7 @@
             <w:sz w:val="24"/>
             <w:szCs w:val="24"/>
           </w:rPr>
-          <w:t>(accumulation curve slope &lt; 0.1), and 0.05% meet stringent completeness thresholds (completeness ≥ 5%, R/S ratio ≥ 0.5). Wallacean shortfalls are most severe in the Caribbean, parts of Central America, and several South American provinces. Orchidaceae shows the highest proportional sampling deficiency, followed by Araceae and Bromeliaceae. Occurrence record accumulation peaked in the 1980s and has since declined, suggesting that data mobilization efforts have not kept pace with biodiversity documentation needs.</w:t>
+          <w:t>(accumulation curve slope &lt; 0.02), and 0.05% meet stringent completeness thresholds (completeness &gt; 90% and R/S ratio &gt; 15). Wallacean shortfalls are most severe in the Caribbean, parts of Central America, and several South American provinces. Orchidaceae shows the highest proportional sampling deficiency, followed by Araceae and Bromeliaceae. Occurrence record accumulation peaked in the 1980s and has since declined, suggesting that data mobilization efforts have not kept pace with biodiversity documentation needs.</w:t>
         </w:r>
       </w:ins>
     </w:p>
@@ -2672,7 +2672,7 @@
             <w:sz w:val="24"/>
             <w:szCs w:val="24"/>
           </w:rPr>
-          <w:t>a rational model</w:t>
+          <w:t> a rational model</w:t>
         </w:r>
       </w:ins>
       <w:r>
@@ -3288,7 +3288,7 @@
             <w:sz w:val="24"/>
             <w:szCs w:val="24"/>
           </w:rPr>
-          <w:t>Spatial clustering of inventory completeness was assessed using the Getis-Ord Gi* statistic (Getis &amp; Ord, 1992; Ramirez-Barahona et al., 2023), implemented in the spdep package (Bivand &amp; Wong, 2018). Full methodology and results are presented in Appendix S5 (Supporting Information).</w:t>
+          <w:t>Spatial clustering of inventory completeness was assessed using the Getis-Ord Gi* statistic (Getis &amp; Ord, 1992; Ramirez-Barahona et al., 2023), implemented in the spdep package (Bivand &amp; Wong, 2018). Full methodology and results are presented in Appendix S8 (Supporting Information).</w:t>
         </w:r>
       </w:ins>
     </w:p>
@@ -3639,7 +3639,7 @@
           <w:sz w:val="24"/>
           <w:szCs w:val="24"/>
         </w:rPr>
-        <w:t>.</w:t>
+        <w:t/>
       </w:r>
     </w:p>
     <w:p>
@@ -4576,7 +4576,7 @@
             <w:sz w:val="24"/>
             <w:szCs w:val="24"/>
           </w:rPr>
-          <w:t>Spatial clustering of sampling effort (Gi* statistic) is presented in Appendix S5 (Supporting Information).</w:t>
+          <w:t>Spatial clustering of sampling effort (Gi* statistic) is presented in Appendix S8 (Supporting Information).</w:t>
         </w:r>
       </w:ins>
       <w:commentRangeEnd w:id="215"/>
@@ -5099,7 +5099,7 @@
             <w:sz w:val="24"/>
             <w:szCs w:val="24"/>
           </w:rPr>
-          <w:t>This apparent paradox—that cells with fewer records can show moderate completeness—reflects how KnowBR estimates completeness relative to the cell-specific estimated species pool, not in absolute terms: cells in low-diversity arid or montane regions can achieve high completeness with few records if their estimated pool is correspondingly small. Data gaps persist particularly in regions where multiple limiting factors compound one another: (i) fragmented habitats and deforestation render prior records obsolete and discourage new expeditions (Stropp et al., 2020); (ii) limited transport infrastructure makes localities logistically inaccessible (Roy et al., 2017; Sobral-Souza et al., 2021); (iii) few trained local specialists are available in many tropical countries (Cheek et al., 2020); and (iv) funding asymmetries concentrate research effort near institutions in wealthier regions (de Lima et al., 2022). Such provinces include the Xingu-Tapajós and Cerrado in northwestern Brazil, the Savanna province (Los Llanos), and the Southern Neotropics.</w:t>
+          <w:t>This apparent paradox—that cells with fewer records can show moderate completeness—reflects how KnowBR estimates completeness relative to the cell-specific estimated species pool, not in absolute terms: cells in low-diversity arid or montane regions can achieve high completeness with few records if their estimated pool is correspondingly small. Data gaps persist particularly in regions where multiple limiting factors compound one another: (i) fragmented habitats and deforestation render prior records obsolete and discourage new expeditions (Stropp et al., 2020); (ii) limited transport infrastructure makes localities logistically inaccessible (Roy et al., 2017; Sobral-Souza et al., 2021); (iii) few trained local specialists are available in many tropical countries (Cheek et al., 2020); and (iv) funding asymmetries concentrate research effort near institutions in wealthier regions (de Lima et al., 2022). Such provinces include the Xingu-Tapajós and Cerrado in northwestern Brazil, the Savanna province (Los Llanos, Venezuela and Colombia), and the Southern Neotropics (Atacama, Cuyan, and Monte), where fragmented habitats and limited infrastructure impede data collection (Roy et al., 2017; Sobral-Souza et al., 2021).</w:t>
         </w:r>
       </w:ins>
       <w:r>
@@ -5108,7 +5108,7 @@
           <w:sz w:val="24"/>
           <w:szCs w:val="24"/>
         </w:rPr>
-        <w:t xml:space="preserve"> </w:t>
+        <w:t xml:space="preserve"/>
       </w:r>
       <w:commentRangeStart w:id="249"/>
       <w:r>
@@ -5117,7 +5117,7 @@
           <w:sz w:val="24"/>
           <w:szCs w:val="24"/>
         </w:rPr>
-        <w:t>where fragmented habitats and limited infrastructure impede data collection</w:t>
+        <w:t/>
       </w:r>
       <w:commentRangeEnd w:id="249"/>
       <w:r>
@@ -5135,7 +5135,7 @@
           <w:sz w:val="24"/>
           <w:szCs w:val="24"/>
         </w:rPr>
-        <w:t xml:space="preserve"> (Roy et al., 2017; Sobral-Souza et al., 2021), such </w:t>
+        <w:t xml:space="preserve"/>
       </w:r>
       <w:r>
         <w:rPr>
@@ -5144,7 +5144,7 @@
           <w:szCs w:val="24"/>
         </w:rPr>
         <w:lastRenderedPageBreak/>
-        <w:t xml:space="preserve">as the Xingu-Tapajós and Cerrado in northwestern Brazil, the Savanna province (Los Llanos, Venezuela and Colombia), and the Southern Neotropics (Atacama, Cuyan, and Monte). Similarly, the ruggedness of some regions limits sampling, </w:t>
+        <w:t xml:space="preserve"> Similarly, the ruggedness of some regions limits sampling, </w:t>
       </w:r>
       <w:del w:id="250" w:author="Copyeditor" w:date="2026-08-06T00:00:00Z">
         <w:r>
@@ -5288,7 +5288,7 @@
             <w:sz w:val="24"/>
             <w:szCs w:val="24"/>
           </w:rPr>
-          <w:t>Among the focal families, sampling deficiency under the slope-based proxy was greatest for Araceae and Bromeliaceae, while under the completeness and R/S ratio proxy, Orchidaceae showed the highest proportion of poorly sampled cells. These contrasting patterns reflect different sampling dynamics among families. Araceae and Bromeliaceae deficits likely reflect the concentration of their diversity in habitats with limited field access—many Araceae occur in flooded or riparian environments difficult to survey systematically, while Bromeliaceae exhibit extensive habitat specialization across altitudinal gradients requiring multi-elevation campaigns (Benzing, 2000; Zotz, 2016). The Orchidaceae pattern—that the family with the most occurrence records in absolute terms shows the worst completeness—arises from its extraordinary species richness: with an estimated 26,000+ species globally, Orchidaceae harbours more species than any other angiosperm family (Chase et al., 2015), many with highly restricted ranges and low local abundance that make them systematically harder to detect at the grid-cell scale (Svahnström et al., 2025; Vitt et al., 2023). Furthermore, Orchidaceae nomenclature is particularly unstable due to frequent synonymizations, new species descriptions, and reinterpretations of floral morphology (Cheek et al., 2020; Freudenstein &amp; Chase, 2015), meaning that existing records may be assigned to names that are later split, lumped, or invalidated—reducing their effective information content. Across all families, epiphytes are systematically under-collected relative to terrestrial life forms because they require canopy access techniques absent from standard vegetation surveys and because morphological similarity among congeners requires specialist confirmation for accurate identification (Gentry &amp; Dodson, 1987; Mendieta-Leiva &amp; Zotz, 2015).</w:t>
+          <w:t>Among the focal families, sampling deficiency under the slope-based proxy was greatest for Araceae and Bromeliaceae, while under the completeness and R/S ratio proxy, Orchidaceae showed the highest proportion of poorly sampled cells. These contrasting patterns reflect different sampling dynamics among families. Araceae and Bromeliaceae deficits likely reflect the concentration of their diversity in habitats with limited field access—many Araceae occur in flooded or riparian environments difficult to survey systematically, while Bromeliaceae exhibit extensive habitat specialization across altitudinal gradients requiring multi-elevation campaigns (Benzing, 1990; Zotz, 2016). The Orchidaceae pattern—that the family with the most occurrence records in absolute terms shows the worst completeness—arises from its extraordinary species richness: with an estimated 26,000+ species globally, Orchidaceae harbours more species than any other angiosperm family (Chase et al., 2015), many with highly restricted ranges and low local abundance that make them systematically harder to detect at the grid-cell scale (Svahnström et al., 2025; Vitt et al., 2023). Furthermore, Orchidaceae nomenclature is particularly unstable due to frequent synonymizations, new species descriptions, and reinterpretations of floral morphology (Cheek et al., 2020; Freudenstein &amp; Chase, 2015), meaning that existing records may be assigned to names that are later split, lumped, or invalidated—reducing their effective information content. Across all families, epiphytes are systematically under-collected relative to terrestrial life forms because they require canopy access techniques absent from standard vegetation surveys and because morphological similarity among congeners requires specialist confirmation for accurate identification (Gentry &amp; Dodson, 1987; Mendieta-Leiva &amp; Zotz, 2015).</w:t>
         </w:r>
       </w:ins>
       <w:del w:id="414" w:author="Maria Carmona-Higuita" w:date="2026-08-07T00:00:00Z">
@@ -5910,7 +5910,7 @@
             <w:sz w:val="24"/>
             <w:szCs w:val="24"/>
           </w:rPr>
-          <w:t>The Gi* analysis revealed that well-sampled cells cluster in southern Mexico and Central America, parts of Amazonia, and the Atlantic Forest of Brazil. These clusters emerge from the geography of botanical infrastructure: well-sampled zones correspond closely to the catchment areas of major herbaria, research universities, and biological stations with longstanding epiphyte programs (e.g., Instituto de Biología UNAM; INPA in Amazonia; research networks associated with the Brazilian Atlantic Forest PELD sites). This 'hub-and-spoke' pattern of sampling effort—in which records accumulate near institutions and decay with distance from them—has been documented for plants globally (Daru et al., 2017; Stropp et al., 2016) and is particularly pronounced for specialist-dependent groups like epiphytes. The well-sampled clusters therefore reflect historical accumulation of institutional capacity rather than areas of greatest biodiversity importance—a critical distinction for conservation planning (Feeley &amp; Silman, 2011). The true priorities for future sampling are the unsampled white zones in Figures 1 and 2, representing areas invisible to current distribution models and conservation assessments. Even well-sampled provinces such as the Atlantic Forest contain many narrow-ranged epiphytes that remain under-represented in databases (Leão et al., 2023), illustrating that grid-cell-level completeness does not guarantee adequate representation of rare species.</w:t>
+          <w:t>The Gi* analysis revealed that well-sampled cells cluster in southern Mexico and Central America, parts of Amazonia, and the Atlantic Forest of Brazil. These clusters emerge from the geography of botanical infrastructure: well-sampled zones correspond closely to the catchment areas of major herbaria, research universities, and biological stations with longstanding epiphyte programs (e.g., Instituto de Biología UNAM; INPA in Amazonia; research networks associated with the Brazilian Atlantic Forest PELD sites). This 'hub-and-spoke' pattern of sampling effort—in which records accumulate near institutions and decay with distance from them—has been documented for plants globally (Daru et al., 2018; Stropp et al., 2016) and is particularly pronounced for specialist-dependent groups like epiphytes. The well-sampled clusters therefore reflect historical accumulation of institutional capacity rather than areas of greatest biodiversity importance—a critical distinction for conservation planning (Feeley &amp; Silman, 2011). The true priorities for future sampling are the unsampled white zones in Figures 1 and 2, representing areas invisible to current distribution models and conservation assessments. Even well-sampled provinces such as the Atlantic Forest contain many narrow-ranged epiphytes that remain under-represented in databases (Leão et al., 2023), illustrating that grid-cell-level completeness does not guarantee adequate representation of rare species.</w:t>
         </w:r>
       </w:ins>
     </w:p>
@@ -5968,7 +5968,7 @@
             <w:sz w:val="24"/>
             <w:szCs w:val="24"/>
           </w:rPr>
-          <w:t>A limitation of the data is its incomplete representation of the true biodiversity, as only about 25% of the records from Carmona-Higuita et al. (2023) passed the cleaning process, with many lacking geographic coordinates, which limits their use in spatial analyses. Moreover, 40% of the data comes from GBIF, a source known to contain inaccuracies (Zizka et al., 2020) that may result in overestimated species richness (Maldonado et al., 2015). While we made efforts to access as much unpublished data and grey literature as possible, digital accessibility remains a critical barrier, with over two-fifths of botanical resources remaining digitally undiscoverable (Nicolson et al., 2023), often due to structural inequalities in scientific research (de Lima et al., 2022). Additionally, explorations in undersampled regions are increasingly difficult due to high deforestation rates, which outpace the description of new species (Gasper et al., 2016). This situation underscores the need for data mobilization from regional and smaller herbaria, which often contain locally collected specimens absent from larger international collections (Delves et al., 2024; Haque et al., 2020). Investment in the curation and mobilization of herbarium specimens has proven more efficient than fieldwork in generating new data (Vargas et al., 2024). Enhancing the role of regional herbaria, botanical gardens, and local communities in conservation is a promising approach (Perez et al., 2019; Vitt et al., 2023). Collaborative initiatives, such as the Rede Brasileira de Herbários and the Colombian National Herbarium, have demonstrated how decentralized collections, when integrated into global databases like GBIF, can significantly expand our understanding of biodiversity (Heberling et al., 2021; Soberón &amp; Peterson, 2009).</w:t>
+          <w:t>While we made efforts to access as much unpublished data and grey literature as possible, digital accessibility remains a critical barrier, with over two-fifths of botanical resources remaining digitally undiscoverable (Nicolson et al., 2023), often due to structural inequalities in scientific research (de Lima et al., 2022). Additionally, explorations in undersampled regions are increasingly difficult due to high deforestation rates, which outpace the description of new species (Gasper et al., 2016). This situation underscores the need for data mobilization from regional and smaller herbaria, which often contain locally collected specimens absent from larger international collections (Delves et al., 2024; Haque et al., 2020). Investment in the curation and mobilization of herbarium specimens has proven more efficient than fieldwork in generating new data (Vargas et al., 2024). Enhancing the role of regional herbaria, botanical gardens, and local communities in conservation is a promising approach (Perez et al., 2019; Vitt et al., 2023). Collaborative initiatives, such as the Rede Brasileira de Herbários and the Colombian National Herbarium, have demonstrated how decentralized collections, when integrated into global databases like GBIF, can significantly expand our understanding of biodiversity (Heberling et al., 2021; Soberón &amp; Peterson, 2009).</w:t>
         </w:r>
       </w:ins>
     </w:p>
@@ -7293,34 +7293,9 @@
           <w:rFonts w:ascii="Times New Roman" w:eastAsia="Times New Roman" w:hAnsi="Times New Roman" w:cs="Times New Roman"/>
           <w:sz w:val="24"/>
           <w:szCs w:val="24"/>
-          <w:lang w:val="es-ES"/>
-        </w:rPr>
-        <w:t xml:space="preserve">Araujo, M. L., Quaresma, A. C., &amp; Ramos, F. N. (2022). </w:t>
-      </w:r>
-      <w:r>
-        <w:rPr>
-          <w:rFonts w:ascii="Times New Roman" w:eastAsia="Times New Roman" w:hAnsi="Times New Roman" w:cs="Times New Roman"/>
-          <w:sz w:val="24"/>
-          <w:szCs w:val="24"/>
-        </w:rPr>
-        <w:t xml:space="preserve">GBIF information is not enough: National database improves the inventory completeness of Amazonian epiphytes. </w:t>
-      </w:r>
-      <w:r>
-        <w:rPr>
-          <w:rFonts w:ascii="Times New Roman" w:eastAsia="Times New Roman" w:hAnsi="Times New Roman" w:cs="Times New Roman"/>
-          <w:i/>
-          <w:sz w:val="24"/>
-          <w:szCs w:val="24"/>
-        </w:rPr>
-        <w:t>Biodiversity and Conservation</w:t>
-      </w:r>
-      <w:r>
-        <w:rPr>
-          <w:rFonts w:ascii="Times New Roman" w:eastAsia="Times New Roman" w:hAnsi="Times New Roman" w:cs="Times New Roman"/>
-          <w:sz w:val="24"/>
-          <w:szCs w:val="24"/>
-        </w:rPr>
-        <w:t>. https://doi.org/10.1007/s10531-022-02458-x</w:t>
+          <w:color w:val="FF0000"/>
+        </w:rPr>
+        <w:t xml:space="preserve">Anderson-Teixeira, K. J., Davies, S. J., Bennett, A. C., Gonzalez-Akre, E. B., Muller-Landau, H. C., Joseph Wright, S., Abu Salim, K., Almeyda Zambrano, A. M., Alonso, A., Baltzer, J. L., &amp; McMahon, S. M. (2015). CTFS-ForestGEO: a worldwide network monitoring forests in an era of global change. Global Change Biology, 21(2), 528–549. https://doi.org/10.1111/gcb.12712</w:t>
       </w:r>
     </w:p>
     <w:p>
@@ -7345,8 +7320,17 @@
           <w:rFonts w:ascii="Times New Roman" w:eastAsia="Times New Roman" w:hAnsi="Times New Roman" w:cs="Times New Roman"/>
           <w:sz w:val="24"/>
           <w:szCs w:val="24"/>
-        </w:rPr>
-        <w:t xml:space="preserve">Araujo, M. L., &amp; Ramos, F. N. (2021). Targeting the survey efforts: Gaps and biases in epiphyte sampling at a biodiversity hotspot. </w:t>
+          <w:lang w:val="es-ES"/>
+        </w:rPr>
+        <w:t xml:space="preserve">Araujo, M. L., Quaresma, A. C., &amp; Ramos, F. N. (2022). </w:t>
+      </w:r>
+      <w:r>
+        <w:rPr>
+          <w:rFonts w:ascii="Times New Roman" w:eastAsia="Times New Roman" w:hAnsi="Times New Roman" w:cs="Times New Roman"/>
+          <w:sz w:val="24"/>
+          <w:szCs w:val="24"/>
+        </w:rPr>
+        <w:t xml:space="preserve">GBIF information is not enough: National database improves the inventory completeness of Amazonian epiphytes. </w:t>
       </w:r>
       <w:r>
         <w:rPr>
@@ -7355,32 +7339,15 @@
           <w:sz w:val="24"/>
           <w:szCs w:val="24"/>
         </w:rPr>
-        <w:t>Forest Ecology and Management</w:t>
-      </w:r>
-      <w:r>
-        <w:rPr>
-          <w:rFonts w:ascii="Times New Roman" w:eastAsia="Times New Roman" w:hAnsi="Times New Roman" w:cs="Times New Roman"/>
-          <w:sz w:val="24"/>
-          <w:szCs w:val="24"/>
-        </w:rPr>
-        <w:t xml:space="preserve">, </w:t>
-      </w:r>
-      <w:r>
-        <w:rPr>
-          <w:rFonts w:ascii="Times New Roman" w:eastAsia="Times New Roman" w:hAnsi="Times New Roman" w:cs="Times New Roman"/>
-          <w:i/>
-          <w:sz w:val="24"/>
-          <w:szCs w:val="24"/>
-        </w:rPr>
-        <w:t>498</w:t>
-      </w:r>
-      <w:r>
-        <w:rPr>
-          <w:rFonts w:ascii="Times New Roman" w:eastAsia="Times New Roman" w:hAnsi="Times New Roman" w:cs="Times New Roman"/>
-          <w:sz w:val="24"/>
-          <w:szCs w:val="24"/>
-        </w:rPr>
-        <w:t>, 119544. https://doi.org/10.1016/j.foreco.2021.119544</w:t>
+        <w:t>Biodiversity and Conservation</w:t>
+      </w:r>
+      <w:r>
+        <w:rPr>
+          <w:rFonts w:ascii="Times New Roman" w:eastAsia="Times New Roman" w:hAnsi="Times New Roman" w:cs="Times New Roman"/>
+          <w:sz w:val="24"/>
+          <w:szCs w:val="24"/>
+        </w:rPr>
+        <w:t>. https://doi.org/10.1007/s10531-022-02458-x</w:t>
       </w:r>
     </w:p>
     <w:p>
@@ -7406,7 +7373,7 @@
           <w:sz w:val="24"/>
           <w:szCs w:val="24"/>
         </w:rPr>
-        <w:t xml:space="preserve">Benavides, A. M., Duque M., A. J., Duivenvoorden, J. F., Vasco, A., &amp; Callejas, R. (2005). A First Quantitative Census of Vascular Epiphytes in Rain forests of Colombian Amazonia. </w:t>
+        <w:t xml:space="preserve">Araujo, M. L., &amp; Ramos, F. N. (2021). Targeting the survey efforts: Gaps and biases in epiphyte sampling at a biodiversity hotspot. </w:t>
       </w:r>
       <w:r>
         <w:rPr>
@@ -7415,7 +7382,7 @@
           <w:sz w:val="24"/>
           <w:szCs w:val="24"/>
         </w:rPr>
-        <w:t>Biodiversity and Conservation</w:t>
+        <w:t>Forest Ecology and Management</w:t>
       </w:r>
       <w:r>
         <w:rPr>
@@ -7432,15 +7399,15 @@
           <w:sz w:val="24"/>
           <w:szCs w:val="24"/>
         </w:rPr>
-        <w:t>14</w:t>
-      </w:r>
-      <w:r>
-        <w:rPr>
-          <w:rFonts w:ascii="Times New Roman" w:eastAsia="Times New Roman" w:hAnsi="Times New Roman" w:cs="Times New Roman"/>
-          <w:sz w:val="24"/>
-          <w:szCs w:val="24"/>
-        </w:rPr>
-        <w:t>(3), 739–758. https://doi.org/10.1007/s10531-004-3920-9</w:t>
+        <w:t>498</w:t>
+      </w:r>
+      <w:r>
+        <w:rPr>
+          <w:rFonts w:ascii="Times New Roman" w:eastAsia="Times New Roman" w:hAnsi="Times New Roman" w:cs="Times New Roman"/>
+          <w:sz w:val="24"/>
+          <w:szCs w:val="24"/>
+        </w:rPr>
+        <w:t>, 119544. https://doi.org/10.1016/j.foreco.2021.119544</w:t>
       </w:r>
     </w:p>
     <w:p>
@@ -7466,7 +7433,7 @@
           <w:sz w:val="24"/>
           <w:szCs w:val="24"/>
         </w:rPr>
-        <w:t xml:space="preserve">Benzing, D. H. (1990). Vascular epiphytes. In </w:t>
+        <w:t xml:space="preserve">Benavides, A. M., Duque M., A. J., Duivenvoorden, J. F., Vasco, A., &amp; Callejas, R. (2005). A First Quantitative Census of Vascular Epiphytes in Rain forests of Colombian Amazonia. </w:t>
       </w:r>
       <w:r>
         <w:rPr>
@@ -7475,15 +7442,32 @@
           <w:sz w:val="24"/>
           <w:szCs w:val="24"/>
         </w:rPr>
-        <w:t>Forest canopies</w:t>
-      </w:r>
-      <w:r>
-        <w:rPr>
-          <w:rFonts w:ascii="Times New Roman" w:eastAsia="Times New Roman" w:hAnsi="Times New Roman" w:cs="Times New Roman"/>
-          <w:sz w:val="24"/>
-          <w:szCs w:val="24"/>
-        </w:rPr>
-        <w:t xml:space="preserve"> (pp. 175–211). Cambridge University Press.</w:t>
+        <w:t>Biodiversity and Conservation</w:t>
+      </w:r>
+      <w:r>
+        <w:rPr>
+          <w:rFonts w:ascii="Times New Roman" w:eastAsia="Times New Roman" w:hAnsi="Times New Roman" w:cs="Times New Roman"/>
+          <w:sz w:val="24"/>
+          <w:szCs w:val="24"/>
+        </w:rPr>
+        <w:t xml:space="preserve">, </w:t>
+      </w:r>
+      <w:r>
+        <w:rPr>
+          <w:rFonts w:ascii="Times New Roman" w:eastAsia="Times New Roman" w:hAnsi="Times New Roman" w:cs="Times New Roman"/>
+          <w:i/>
+          <w:sz w:val="24"/>
+          <w:szCs w:val="24"/>
+        </w:rPr>
+        <w:t>14</w:t>
+      </w:r>
+      <w:r>
+        <w:rPr>
+          <w:rFonts w:ascii="Times New Roman" w:eastAsia="Times New Roman" w:hAnsi="Times New Roman" w:cs="Times New Roman"/>
+          <w:sz w:val="24"/>
+          <w:szCs w:val="24"/>
+        </w:rPr>
+        <w:t>(3), 739–758. https://doi.org/10.1007/s10531-004-3920-9</w:t>
       </w:r>
     </w:p>
     <w:p>
@@ -7508,9 +7492,8 @@
           <w:rFonts w:ascii="Times New Roman" w:eastAsia="Times New Roman" w:hAnsi="Times New Roman" w:cs="Times New Roman"/>
           <w:sz w:val="24"/>
           <w:szCs w:val="24"/>
-          <w:lang w:val="de-DE"/>
-        </w:rPr>
-        <w:t xml:space="preserve">Bivand, R. S., Keitt, T. H., &amp; Rowlingson, B. (2021). </w:t>
+        </w:rPr>
+        <w:t xml:space="preserve">Benzing, D. H. (1990). Vascular epiphytes. In </w:t>
       </w:r>
       <w:r>
         <w:rPr>
@@ -7519,15 +7502,15 @@
           <w:sz w:val="24"/>
           <w:szCs w:val="24"/>
         </w:rPr>
-        <w:t>RGDAL: bindings for the ’geospatial’ data abstraction library. R package v.1.5-23</w:t>
-      </w:r>
-      <w:r>
-        <w:rPr>
-          <w:rFonts w:ascii="Times New Roman" w:eastAsia="Times New Roman" w:hAnsi="Times New Roman" w:cs="Times New Roman"/>
-          <w:sz w:val="24"/>
-          <w:szCs w:val="24"/>
-        </w:rPr>
-        <w:t>. https://CRAN.R-project.org/package=rgdal</w:t>
+        <w:t>Forest canopies</w:t>
+      </w:r>
+      <w:r>
+        <w:rPr>
+          <w:rFonts w:ascii="Times New Roman" w:eastAsia="Times New Roman" w:hAnsi="Times New Roman" w:cs="Times New Roman"/>
+          <w:sz w:val="24"/>
+          <w:szCs w:val="24"/>
+        </w:rPr>
+        <w:t xml:space="preserve"> (pp. 175–211). Cambridge University Press.</w:t>
       </w:r>
     </w:p>
     <w:p>
@@ -7552,9 +7535,9 @@
           <w:rFonts w:ascii="Times New Roman" w:eastAsia="Times New Roman" w:hAnsi="Times New Roman" w:cs="Times New Roman"/>
           <w:sz w:val="24"/>
           <w:szCs w:val="24"/>
-        </w:rPr>
-        <w:lastRenderedPageBreak/>
-        <w:t xml:space="preserve">Bivand, R. S., &amp; Wong, D. W. S. (2018). Comparing implementations of global and local indicators of spatial association. </w:t>
+          <w:lang w:val="de-DE"/>
+        </w:rPr>
+        <w:t xml:space="preserve">Bivand, R. S., Keitt, T. H., &amp; Rowlingson, B. (2021). </w:t>
       </w:r>
       <w:r>
         <w:rPr>
@@ -7563,32 +7546,15 @@
           <w:sz w:val="24"/>
           <w:szCs w:val="24"/>
         </w:rPr>
-        <w:t>TEST</w:t>
-      </w:r>
-      <w:r>
-        <w:rPr>
-          <w:rFonts w:ascii="Times New Roman" w:eastAsia="Times New Roman" w:hAnsi="Times New Roman" w:cs="Times New Roman"/>
-          <w:sz w:val="24"/>
-          <w:szCs w:val="24"/>
-        </w:rPr>
-        <w:t xml:space="preserve">, </w:t>
-      </w:r>
-      <w:r>
-        <w:rPr>
-          <w:rFonts w:ascii="Times New Roman" w:eastAsia="Times New Roman" w:hAnsi="Times New Roman" w:cs="Times New Roman"/>
-          <w:i/>
-          <w:sz w:val="24"/>
-          <w:szCs w:val="24"/>
-        </w:rPr>
-        <w:t>27</w:t>
-      </w:r>
-      <w:r>
-        <w:rPr>
-          <w:rFonts w:ascii="Times New Roman" w:eastAsia="Times New Roman" w:hAnsi="Times New Roman" w:cs="Times New Roman"/>
-          <w:sz w:val="24"/>
-          <w:szCs w:val="24"/>
-        </w:rPr>
-        <w:t>(3), 716–748. https://doi.org/10.1007/s11749-018-0599-x</w:t>
+        <w:t>RGDAL: bindings for the ’geospatial’ data abstraction library. R package v.1.5-23</w:t>
+      </w:r>
+      <w:r>
+        <w:rPr>
+          <w:rFonts w:ascii="Times New Roman" w:eastAsia="Times New Roman" w:hAnsi="Times New Roman" w:cs="Times New Roman"/>
+          <w:sz w:val="24"/>
+          <w:szCs w:val="24"/>
+        </w:rPr>
+        <w:t>. https://CRAN.R-project.org/package=rgdal</w:t>
       </w:r>
     </w:p>
     <w:p>
@@ -7614,7 +7580,8 @@
           <w:sz w:val="24"/>
           <w:szCs w:val="24"/>
         </w:rPr>
-        <w:t xml:space="preserve">Brown, M. J. M., Bachman, S. P., &amp; Nic Lughadha, E. (2023). Three in four undescribed plant species are threatened with extinction. </w:t>
+        <w:lastRenderedPageBreak/>
+        <w:t xml:space="preserve">Bivand, R. S., &amp; Wong, D. W. S. (2018). Comparing implementations of global and local indicators of spatial association. </w:t>
       </w:r>
       <w:r>
         <w:rPr>
@@ -7623,7 +7590,7 @@
           <w:sz w:val="24"/>
           <w:szCs w:val="24"/>
         </w:rPr>
-        <w:t>New Phytologist</w:t>
+        <w:t>TEST</w:t>
       </w:r>
       <w:r>
         <w:rPr>
@@ -7640,15 +7607,15 @@
           <w:sz w:val="24"/>
           <w:szCs w:val="24"/>
         </w:rPr>
-        <w:t>240</w:t>
-      </w:r>
-      <w:r>
-        <w:rPr>
-          <w:rFonts w:ascii="Times New Roman" w:eastAsia="Times New Roman" w:hAnsi="Times New Roman" w:cs="Times New Roman"/>
-          <w:sz w:val="24"/>
-          <w:szCs w:val="24"/>
-        </w:rPr>
-        <w:t>(4), 1340–1344. https://doi.org/10.1111/nph.19214</w:t>
+        <w:t>27</w:t>
+      </w:r>
+      <w:r>
+        <w:rPr>
+          <w:rFonts w:ascii="Times New Roman" w:eastAsia="Times New Roman" w:hAnsi="Times New Roman" w:cs="Times New Roman"/>
+          <w:sz w:val="24"/>
+          <w:szCs w:val="24"/>
+        </w:rPr>
+        <w:t>(3), 716–748. https://doi.org/10.1007/s11749-018-0599-x</w:t>
       </w:r>
     </w:p>
     <w:p>
@@ -7674,7 +7641,7 @@
           <w:sz w:val="24"/>
           <w:szCs w:val="24"/>
         </w:rPr>
-        <w:t xml:space="preserve">Cardelus, C. L., Colwell, R. K., &amp; Watkins, J. E. (2006). Vascular epiphyte distribution patterns: Explaining the mid-elevation richness peak. </w:t>
+        <w:t xml:space="preserve">Brown, M. J. M., Bachman, S. P., &amp; Nic Lughadha, E. (2023). Three in four undescribed plant species are threatened with extinction. </w:t>
       </w:r>
       <w:r>
         <w:rPr>
@@ -7683,7 +7650,7 @@
           <w:sz w:val="24"/>
           <w:szCs w:val="24"/>
         </w:rPr>
-        <w:t>Journal of Ecology</w:t>
+        <w:t>New Phytologist</w:t>
       </w:r>
       <w:r>
         <w:rPr>
@@ -7700,15 +7667,15 @@
           <w:sz w:val="24"/>
           <w:szCs w:val="24"/>
         </w:rPr>
-        <w:t>94</w:t>
-      </w:r>
-      <w:r>
-        <w:rPr>
-          <w:rFonts w:ascii="Times New Roman" w:eastAsia="Times New Roman" w:hAnsi="Times New Roman" w:cs="Times New Roman"/>
-          <w:sz w:val="24"/>
-          <w:szCs w:val="24"/>
-        </w:rPr>
-        <w:t>(1), 144–156. https://doi.org/10.1111/j.1365-2745.2005.01052.x</w:t>
+        <w:t>240</w:t>
+      </w:r>
+      <w:r>
+        <w:rPr>
+          <w:rFonts w:ascii="Times New Roman" w:eastAsia="Times New Roman" w:hAnsi="Times New Roman" w:cs="Times New Roman"/>
+          <w:sz w:val="24"/>
+          <w:szCs w:val="24"/>
+        </w:rPr>
+        <w:t>(4), 1340–1344. https://doi.org/10.1111/nph.19214</w:t>
       </w:r>
     </w:p>
     <w:p>
@@ -7734,7 +7701,7 @@
           <w:sz w:val="24"/>
           <w:szCs w:val="24"/>
         </w:rPr>
-        <w:t xml:space="preserve">Carmona-Higuita, M. J., Mendieta-Leiva, G., Gómez-Díaz, J. A., Villalobos, F., Ramos, F. N., Elias, J. P. C., Jiménez-López, D. A., Zuluaga, A., Holst, B., Kessler, M., Mathieu, G., Zizka, A., Zotz, G., &amp; Krömer, T. (2023). </w:t>
+        <w:t xml:space="preserve">Cardelus, C. L., Colwell, R. K., &amp; Watkins, J. E. (2006). Vascular epiphyte distribution patterns: Explaining the mid-elevation richness peak. </w:t>
       </w:r>
       <w:r>
         <w:rPr>
@@ -7743,15 +7710,32 @@
           <w:sz w:val="24"/>
           <w:szCs w:val="24"/>
         </w:rPr>
-        <w:t>Conservation status of vascular epiphytes in the Neotropics</w:t>
-      </w:r>
-      <w:r>
-        <w:rPr>
-          <w:rFonts w:ascii="Times New Roman" w:eastAsia="Times New Roman" w:hAnsi="Times New Roman" w:cs="Times New Roman"/>
-          <w:sz w:val="24"/>
-          <w:szCs w:val="24"/>
-        </w:rPr>
-        <w:t xml:space="preserve"> [Preprint]. In Review. https://doi.org/10.21203/rs.3.rs-2773328/v1</w:t>
+        <w:t>Journal of Ecology</w:t>
+      </w:r>
+      <w:r>
+        <w:rPr>
+          <w:rFonts w:ascii="Times New Roman" w:eastAsia="Times New Roman" w:hAnsi="Times New Roman" w:cs="Times New Roman"/>
+          <w:sz w:val="24"/>
+          <w:szCs w:val="24"/>
+        </w:rPr>
+        <w:t xml:space="preserve">, </w:t>
+      </w:r>
+      <w:r>
+        <w:rPr>
+          <w:rFonts w:ascii="Times New Roman" w:eastAsia="Times New Roman" w:hAnsi="Times New Roman" w:cs="Times New Roman"/>
+          <w:i/>
+          <w:sz w:val="24"/>
+          <w:szCs w:val="24"/>
+        </w:rPr>
+        <w:t>94</w:t>
+      </w:r>
+      <w:r>
+        <w:rPr>
+          <w:rFonts w:ascii="Times New Roman" w:eastAsia="Times New Roman" w:hAnsi="Times New Roman" w:cs="Times New Roman"/>
+          <w:sz w:val="24"/>
+          <w:szCs w:val="24"/>
+        </w:rPr>
+        <w:t>(1), 144–156. https://doi.org/10.1111/j.1365-2745.2005.01052.x</w:t>
       </w:r>
     </w:p>
     <w:p>
@@ -7777,7 +7761,7 @@
           <w:sz w:val="24"/>
           <w:szCs w:val="24"/>
         </w:rPr>
-        <w:t xml:space="preserve">Carmona‐Higuita, M. J., Mendieta‐Leiva, G., Gómez‐Díaz, J. A., Villalobos, F., Ramos, F. N., Elias, J. P. C., Jiménez‐López, D. A., Zuluaga, A., Holst, B., Kessler, M., Mathieu, G., Zizka, A., Zotz, G., &amp; Krömer, T. (2025). Endemism Centres of the Five Richest Vascular Epiphyte Families in the Neotropics. </w:t>
+        <w:t xml:space="preserve">Carmona-Higuita, M. J., Mendieta-Leiva, G., Gómez-Díaz, J. A., Villalobos, F., Ramos, F. N., Elias, J. P. C., Jiménez-López, D. A., Zuluaga, A., Holst, B., Kessler, M., Mathieu, G., Zizka, A., Zotz, G., &amp; Krömer, T. (2023). </w:t>
       </w:r>
       <w:r>
         <w:rPr>
@@ -7786,32 +7770,15 @@
           <w:sz w:val="24"/>
           <w:szCs w:val="24"/>
         </w:rPr>
-        <w:t>Journal of Biogeography</w:t>
-      </w:r>
-      <w:r>
-        <w:rPr>
-          <w:rFonts w:ascii="Times New Roman" w:eastAsia="Times New Roman" w:hAnsi="Times New Roman" w:cs="Times New Roman"/>
-          <w:sz w:val="24"/>
-          <w:szCs w:val="24"/>
-        </w:rPr>
-        <w:t xml:space="preserve">, </w:t>
-      </w:r>
-      <w:r>
-        <w:rPr>
-          <w:rFonts w:ascii="Times New Roman" w:eastAsia="Times New Roman" w:hAnsi="Times New Roman" w:cs="Times New Roman"/>
-          <w:i/>
-          <w:sz w:val="24"/>
-          <w:szCs w:val="24"/>
-        </w:rPr>
-        <w:t>52</w:t>
-      </w:r>
-      <w:r>
-        <w:rPr>
-          <w:rFonts w:ascii="Times New Roman" w:eastAsia="Times New Roman" w:hAnsi="Times New Roman" w:cs="Times New Roman"/>
-          <w:sz w:val="24"/>
-          <w:szCs w:val="24"/>
-        </w:rPr>
-        <w:t>(1), 80–91. https://doi.org/10.1111/jbi.15016</w:t>
+        <w:t>Conservation status of vascular epiphytes in the Neotropics</w:t>
+      </w:r>
+      <w:r>
+        <w:rPr>
+          <w:rFonts w:ascii="Times New Roman" w:eastAsia="Times New Roman" w:hAnsi="Times New Roman" w:cs="Times New Roman"/>
+          <w:sz w:val="24"/>
+          <w:szCs w:val="24"/>
+        </w:rPr>
+        <w:t xml:space="preserve"> [Preprint]. In Review. https://doi.org/10.21203/rs.3.rs-2773328/v1</w:t>
       </w:r>
     </w:p>
     <w:p>
@@ -7837,16 +7804,7 @@
           <w:sz w:val="24"/>
           <w:szCs w:val="24"/>
         </w:rPr>
-        <w:t xml:space="preserve">Cheek, M., Nic Lughadha, E., Kirk, P., Lindon, H., Carretero, J., Looney, B., Douglas, B., Haelewaters, D., Gaya, E., Llewellyn, T., Ainsworth, A. M., Gafforov, Y., Hyde, K., Crous, </w:t>
-      </w:r>
-      <w:r>
-        <w:rPr>
-          <w:rFonts w:ascii="Times New Roman" w:eastAsia="Times New Roman" w:hAnsi="Times New Roman" w:cs="Times New Roman"/>
-          <w:sz w:val="24"/>
-          <w:szCs w:val="24"/>
-        </w:rPr>
-        <w:lastRenderedPageBreak/>
-        <w:t xml:space="preserve">P., Hughes, M., Walker, B. E., Campostrini Forzza, R., Wong, K. M., &amp; Niskanen, T. (2020). New scientific discoveries: Plants and fungi. </w:t>
+        <w:t xml:space="preserve">Carmona‐Higuita, M. J., Mendieta‐Leiva, G., Gómez‐Díaz, J. A., Villalobos, F., Ramos, F. N., Elias, J. P. C., Jiménez‐López, D. A., Zuluaga, A., Holst, B., Kessler, M., Mathieu, G., Zizka, A., Zotz, G., &amp; Krömer, T. (2025). Endemism Centres of the Five Richest Vascular Epiphyte Families in the Neotropics. </w:t>
       </w:r>
       <w:r>
         <w:rPr>
@@ -7855,7 +7813,7 @@
           <w:sz w:val="24"/>
           <w:szCs w:val="24"/>
         </w:rPr>
-        <w:t>PLANTS, PEOPLE, PLANET</w:t>
+        <w:t>Journal of Biogeography</w:t>
       </w:r>
       <w:r>
         <w:rPr>
@@ -7872,15 +7830,15 @@
           <w:sz w:val="24"/>
           <w:szCs w:val="24"/>
         </w:rPr>
-        <w:t>2</w:t>
-      </w:r>
-      <w:r>
-        <w:rPr>
-          <w:rFonts w:ascii="Times New Roman" w:eastAsia="Times New Roman" w:hAnsi="Times New Roman" w:cs="Times New Roman"/>
-          <w:sz w:val="24"/>
-          <w:szCs w:val="24"/>
-        </w:rPr>
-        <w:t>(5), 371–388. https://doi.org/10.1002/ppp3.10148</w:t>
+        <w:t>52</w:t>
+      </w:r>
+      <w:r>
+        <w:rPr>
+          <w:rFonts w:ascii="Times New Roman" w:eastAsia="Times New Roman" w:hAnsi="Times New Roman" w:cs="Times New Roman"/>
+          <w:sz w:val="24"/>
+          <w:szCs w:val="24"/>
+        </w:rPr>
+        <w:t>(1), 80–91. https://doi.org/10.1111/jbi.15016</w:t>
       </w:r>
     </w:p>
     <w:p>
@@ -7905,42 +7863,9 @@
           <w:rFonts w:ascii="Times New Roman" w:eastAsia="Times New Roman" w:hAnsi="Times New Roman" w:cs="Times New Roman"/>
           <w:sz w:val="24"/>
           <w:szCs w:val="24"/>
-        </w:rPr>
-        <w:t xml:space="preserve">de Lima, R. A. F., Phillips, O. L., Duque, A., Tello, J. S., Davies, S. J., De Oliveira, A. A., Muller, S., Honorio Coronado, E. N., Vilanova, E., Cuni-Sanchez, A., Baker, T. R., Ryan, C. M., Malizia, A., Lewis, S. L., Ter Steege, H., Ferreira, J., Marimon, B. S., Luu, H. T., Imani, G., … Vásquez, R. (2022). Making forest data fair and open. </w:t>
-      </w:r>
-      <w:r>
-        <w:rPr>
-          <w:rFonts w:ascii="Times New Roman" w:eastAsia="Times New Roman" w:hAnsi="Times New Roman" w:cs="Times New Roman"/>
-          <w:i/>
-          <w:sz w:val="24"/>
-          <w:szCs w:val="24"/>
-        </w:rPr>
-        <w:t>Nature Ecology &amp; Evolution</w:t>
-      </w:r>
-      <w:r>
-        <w:rPr>
-          <w:rFonts w:ascii="Times New Roman" w:eastAsia="Times New Roman" w:hAnsi="Times New Roman" w:cs="Times New Roman"/>
-          <w:sz w:val="24"/>
-          <w:szCs w:val="24"/>
-        </w:rPr>
-        <w:t xml:space="preserve">, </w:t>
-      </w:r>
-      <w:r>
-        <w:rPr>
-          <w:rFonts w:ascii="Times New Roman" w:eastAsia="Times New Roman" w:hAnsi="Times New Roman" w:cs="Times New Roman"/>
-          <w:i/>
-          <w:sz w:val="24"/>
-          <w:szCs w:val="24"/>
-        </w:rPr>
-        <w:t>6</w:t>
-      </w:r>
-      <w:r>
-        <w:rPr>
-          <w:rFonts w:ascii="Times New Roman" w:eastAsia="Times New Roman" w:hAnsi="Times New Roman" w:cs="Times New Roman"/>
-          <w:sz w:val="24"/>
-          <w:szCs w:val="24"/>
-        </w:rPr>
-        <w:t>(6), 656–658. https://doi.org/10.1038/s41559-022-01738-7</w:t>
+          <w:color w:val="FF0000"/>
+        </w:rPr>
+        <w:t xml:space="preserve">Chase, M. W., Cameron, K. M., Freudenstein, J. V., Pridgeon, A. M., Salazar, G., van den Berg, C., &amp; Schuiteman, A. (2015). An updated classification of Orchidaceae. Botanical Journal of the Linnean Society, 177(2), 151–174. https://doi.org/10.1111/boj.12234</w:t>
       </w:r>
     </w:p>
     <w:p>
@@ -7966,7 +7891,16 @@
           <w:sz w:val="24"/>
           <w:szCs w:val="24"/>
         </w:rPr>
-        <w:t xml:space="preserve">Delves, J., Albán‐Castillo, J., Cano, A., Fernández Aviles, C., Gagnon, E., Gonzáles, P., Knapp, S., León, B., Marcelo‐Peña, J. L., Reynel, C., Rojas Gonzáles, R. D. P., Rodríguez Rodríguez, E. F., Särkinen, T., Vásquez Martínez, R., &amp; Moonlight, P. W. (2024). Small and in‐country herbaria are vital for accurate plant threat assessments: A case study from Peru. </w:t>
+        <w:t xml:space="preserve">Cheek, M., Nic Lughadha, E., Kirk, P., Lindon, H., Carretero, J., Looney, B., Douglas, B., Haelewaters, D., Gaya, E., Llewellyn, T., Ainsworth, A. M., Gafforov, Y., Hyde, K., Crous, </w:t>
+      </w:r>
+      <w:r>
+        <w:rPr>
+          <w:rFonts w:ascii="Times New Roman" w:eastAsia="Times New Roman" w:hAnsi="Times New Roman" w:cs="Times New Roman"/>
+          <w:sz w:val="24"/>
+          <w:szCs w:val="24"/>
+        </w:rPr>
+        <w:lastRenderedPageBreak/>
+        <w:t xml:space="preserve">P., Hughes, M., Walker, B. E., Campostrini Forzza, R., Wong, K. M., &amp; Niskanen, T. (2020). New scientific discoveries: Plants and fungi. </w:t>
       </w:r>
       <w:r>
         <w:rPr>
@@ -7992,15 +7926,15 @@
           <w:sz w:val="24"/>
           <w:szCs w:val="24"/>
         </w:rPr>
-        <w:t>6</w:t>
-      </w:r>
-      <w:r>
-        <w:rPr>
-          <w:rFonts w:ascii="Times New Roman" w:eastAsia="Times New Roman" w:hAnsi="Times New Roman" w:cs="Times New Roman"/>
-          <w:sz w:val="24"/>
-          <w:szCs w:val="24"/>
-        </w:rPr>
-        <w:t>(1), 174–185. https://doi.org/10.1002/ppp3.10425</w:t>
+        <w:t>2</w:t>
+      </w:r>
+      <w:r>
+        <w:rPr>
+          <w:rFonts w:ascii="Times New Roman" w:eastAsia="Times New Roman" w:hAnsi="Times New Roman" w:cs="Times New Roman"/>
+          <w:sz w:val="24"/>
+          <w:szCs w:val="24"/>
+        </w:rPr>
+        <w:t>(5), 371–388. https://doi.org/10.1002/ppp3.10148</w:t>
       </w:r>
     </w:p>
     <w:p>
@@ -8018,47 +7952,17 @@
           <w:rFonts w:ascii="Times New Roman" w:eastAsia="Times New Roman" w:hAnsi="Times New Roman" w:cs="Times New Roman"/>
           <w:sz w:val="24"/>
           <w:szCs w:val="24"/>
-          <w:lang w:val="es-ES"/>
-        </w:rPr>
-      </w:pPr>
-      <w:r>
-        <w:rPr>
-          <w:rFonts w:ascii="Times New Roman" w:eastAsia="Times New Roman" w:hAnsi="Times New Roman" w:cs="Times New Roman"/>
-          <w:sz w:val="24"/>
-          <w:szCs w:val="24"/>
-        </w:rPr>
-        <w:t xml:space="preserve">Epiphyte Inventory Group. (2025). </w:t>
-      </w:r>
-      <w:r>
-        <w:rPr>
-          <w:rFonts w:ascii="Times New Roman" w:eastAsia="Times New Roman" w:hAnsi="Times New Roman" w:cs="Times New Roman"/>
-          <w:i/>
-          <w:sz w:val="24"/>
-          <w:szCs w:val="24"/>
-        </w:rPr>
-        <w:t>EpIG: Epiphyte Invent​ory Group​​. A global initiative to bring together epiphyte inventory data from across the world</w:t>
-      </w:r>
-      <w:r>
-        <w:rPr>
-          <w:rFonts w:ascii="Times New Roman" w:eastAsia="Times New Roman" w:hAnsi="Times New Roman" w:cs="Times New Roman"/>
-          <w:sz w:val="24"/>
-          <w:szCs w:val="24"/>
-        </w:rPr>
-        <w:t xml:space="preserve">. </w:t>
-      </w:r>
-      <w:hyperlink r:id="rId17">
-        <w:r>
-          <w:rPr>
-            <w:rFonts w:ascii="Times New Roman" w:eastAsia="Times New Roman" w:hAnsi="Times New Roman" w:cs="Times New Roman"/>
-            <w:color w:val="1155CC"/>
-            <w:sz w:val="24"/>
-            <w:szCs w:val="24"/>
-            <w:u w:val="single"/>
-            <w:lang w:val="es-ES"/>
-          </w:rPr>
-          <w:t>https://www.epigdatabase.org/</w:t>
-        </w:r>
-      </w:hyperlink>
+        </w:rPr>
+      </w:pPr>
+      <w:r>
+        <w:rPr>
+          <w:rFonts w:ascii="Times New Roman" w:eastAsia="Times New Roman" w:hAnsi="Times New Roman" w:cs="Times New Roman"/>
+          <w:sz w:val="24"/>
+          <w:szCs w:val="24"/>
+          <w:color w:val="FF0000"/>
+        </w:rPr>
+        <w:t xml:space="preserve">Daru, B. H., Park, D. S., Primack, R. B., Willis, C. G., Barrington, D. S., Whitfeld, T. J. S., Seidler, T. G., Sweeney, P. W., Foster, D. R., Ellison, A. M., &amp; Davis, C. C. (2018). Widespread sampling biases in herbaria revealed from large-scale digitization. New Phytologist, 217(2), 939–955. https://doi.org/10.1111/nph.14855  [Note: cited in text as Daru et al., 2017 — please update in-text citation to 2018]</w:t>
+      </w:r>
     </w:p>
     <w:p>
       <w:pPr>
@@ -8082,17 +7986,8 @@
           <w:rFonts w:ascii="Times New Roman" w:eastAsia="Times New Roman" w:hAnsi="Times New Roman" w:cs="Times New Roman"/>
           <w:sz w:val="24"/>
           <w:szCs w:val="24"/>
-          <w:lang w:val="es-ES"/>
-        </w:rPr>
-        <w:t xml:space="preserve">Escribano, N., Ariño, A. H., &amp; Galicia, D. (2016). </w:t>
-      </w:r>
-      <w:r>
-        <w:rPr>
-          <w:rFonts w:ascii="Times New Roman" w:eastAsia="Times New Roman" w:hAnsi="Times New Roman" w:cs="Times New Roman"/>
-          <w:sz w:val="24"/>
-          <w:szCs w:val="24"/>
-        </w:rPr>
-        <w:t xml:space="preserve">Biodiversity data obsolescence and land uses changes. </w:t>
+        </w:rPr>
+        <w:t xml:space="preserve">de Lima, R. A. F., Phillips, O. L., Duque, A., Tello, J. S., Davies, S. J., De Oliveira, A. A., Muller, S., Honorio Coronado, E. N., Vilanova, E., Cuni-Sanchez, A., Baker, T. R., Ryan, C. M., Malizia, A., Lewis, S. L., Ter Steege, H., Ferreira, J., Marimon, B. S., Luu, H. T., Imani, G., … Vásquez, R. (2022). Making forest data fair and open. </w:t>
       </w:r>
       <w:r>
         <w:rPr>
@@ -8101,7 +7996,7 @@
           <w:sz w:val="24"/>
           <w:szCs w:val="24"/>
         </w:rPr>
-        <w:t>PeerJ</w:t>
+        <w:t>Nature Ecology &amp; Evolution</w:t>
       </w:r>
       <w:r>
         <w:rPr>
@@ -8118,15 +8013,15 @@
           <w:sz w:val="24"/>
           <w:szCs w:val="24"/>
         </w:rPr>
-        <w:t>4</w:t>
-      </w:r>
-      <w:r>
-        <w:rPr>
-          <w:rFonts w:ascii="Times New Roman" w:eastAsia="Times New Roman" w:hAnsi="Times New Roman" w:cs="Times New Roman"/>
-          <w:sz w:val="24"/>
-          <w:szCs w:val="24"/>
-        </w:rPr>
-        <w:t>, e2743. https://doi.org/10.7717/peerj.2743</w:t>
+        <w:t>6</w:t>
+      </w:r>
+      <w:r>
+        <w:rPr>
+          <w:rFonts w:ascii="Times New Roman" w:eastAsia="Times New Roman" w:hAnsi="Times New Roman" w:cs="Times New Roman"/>
+          <w:sz w:val="24"/>
+          <w:szCs w:val="24"/>
+        </w:rPr>
+        <w:t>(6), 656–658. https://doi.org/10.1038/s41559-022-01738-7</w:t>
       </w:r>
     </w:p>
     <w:p>
@@ -8152,7 +8047,7 @@
           <w:sz w:val="24"/>
           <w:szCs w:val="24"/>
         </w:rPr>
-        <w:t xml:space="preserve">Feeley, K. (2015). Are We Filling the Data Void? An Assessment of the Amount and Extent of Plant Collection Records and Census Data Available for Tropical South America. </w:t>
+        <w:t xml:space="preserve">Delves, J., Albán‐Castillo, J., Cano, A., Fernández Aviles, C., Gagnon, E., Gonzáles, P., Knapp, S., León, B., Marcelo‐Peña, J. L., Reynel, C., Rojas Gonzáles, R. D. P., Rodríguez Rodríguez, E. F., Särkinen, T., Vásquez Martínez, R., &amp; Moonlight, P. W. (2024). Small and in‐country herbaria are vital for accurate plant threat assessments: A case study from Peru. </w:t>
       </w:r>
       <w:r>
         <w:rPr>
@@ -8161,7 +8056,7 @@
           <w:sz w:val="24"/>
           <w:szCs w:val="24"/>
         </w:rPr>
-        <w:t>PLOS ONE</w:t>
+        <w:t>PLANTS, PEOPLE, PLANET</w:t>
       </w:r>
       <w:r>
         <w:rPr>
@@ -8178,15 +8073,15 @@
           <w:sz w:val="24"/>
           <w:szCs w:val="24"/>
         </w:rPr>
-        <w:t>10</w:t>
-      </w:r>
-      <w:r>
-        <w:rPr>
-          <w:rFonts w:ascii="Times New Roman" w:eastAsia="Times New Roman" w:hAnsi="Times New Roman" w:cs="Times New Roman"/>
-          <w:sz w:val="24"/>
-          <w:szCs w:val="24"/>
-        </w:rPr>
-        <w:t>(4), e0125629. https://doi.org/10.1371/journal.pone.0125629</w:t>
+        <w:t>6</w:t>
+      </w:r>
+      <w:r>
+        <w:rPr>
+          <w:rFonts w:ascii="Times New Roman" w:eastAsia="Times New Roman" w:hAnsi="Times New Roman" w:cs="Times New Roman"/>
+          <w:sz w:val="24"/>
+          <w:szCs w:val="24"/>
+        </w:rPr>
+        <w:t>(1), 174–185. https://doi.org/10.1002/ppp3.10425</w:t>
       </w:r>
     </w:p>
     <w:p>
@@ -8204,16 +8099,16 @@
           <w:rFonts w:ascii="Times New Roman" w:eastAsia="Times New Roman" w:hAnsi="Times New Roman" w:cs="Times New Roman"/>
           <w:sz w:val="24"/>
           <w:szCs w:val="24"/>
-        </w:rPr>
-      </w:pPr>
-      <w:r>
-        <w:rPr>
-          <w:rFonts w:ascii="Times New Roman" w:eastAsia="Times New Roman" w:hAnsi="Times New Roman" w:cs="Times New Roman"/>
-          <w:sz w:val="24"/>
-          <w:szCs w:val="24"/>
-        </w:rPr>
-        <w:lastRenderedPageBreak/>
-        <w:t xml:space="preserve">Foster, P. (2001). The potential negative impacts of global climate change on tropical montane cloud forests. </w:t>
+          <w:lang w:val="es-ES"/>
+        </w:rPr>
+      </w:pPr>
+      <w:r>
+        <w:rPr>
+          <w:rFonts w:ascii="Times New Roman" w:eastAsia="Times New Roman" w:hAnsi="Times New Roman" w:cs="Times New Roman"/>
+          <w:sz w:val="24"/>
+          <w:szCs w:val="24"/>
+        </w:rPr>
+        <w:t xml:space="preserve">Epiphyte Inventory Group. (2025). </w:t>
       </w:r>
       <w:r>
         <w:rPr>
@@ -8222,33 +8117,29 @@
           <w:sz w:val="24"/>
           <w:szCs w:val="24"/>
         </w:rPr>
-        <w:t>Earth-Science Reviews</w:t>
-      </w:r>
-      <w:r>
-        <w:rPr>
-          <w:rFonts w:ascii="Times New Roman" w:eastAsia="Times New Roman" w:hAnsi="Times New Roman" w:cs="Times New Roman"/>
-          <w:sz w:val="24"/>
-          <w:szCs w:val="24"/>
-        </w:rPr>
-        <w:t xml:space="preserve">, </w:t>
-      </w:r>
-      <w:r>
-        <w:rPr>
-          <w:rFonts w:ascii="Times New Roman" w:eastAsia="Times New Roman" w:hAnsi="Times New Roman" w:cs="Times New Roman"/>
-          <w:i/>
-          <w:sz w:val="24"/>
-          <w:szCs w:val="24"/>
-        </w:rPr>
-        <w:t>55</w:t>
-      </w:r>
-      <w:r>
-        <w:rPr>
-          <w:rFonts w:ascii="Times New Roman" w:eastAsia="Times New Roman" w:hAnsi="Times New Roman" w:cs="Times New Roman"/>
-          <w:sz w:val="24"/>
-          <w:szCs w:val="24"/>
-        </w:rPr>
-        <w:t>(1–2), 73–106. https://doi.org/10.1016/S0012-8252(01)00056-3</w:t>
-      </w:r>
+        <w:t>EpIG: Epiphyte Invent​ory Group​​. A global initiative to bring together epiphyte inventory data from across the world</w:t>
+      </w:r>
+      <w:r>
+        <w:rPr>
+          <w:rFonts w:ascii="Times New Roman" w:eastAsia="Times New Roman" w:hAnsi="Times New Roman" w:cs="Times New Roman"/>
+          <w:sz w:val="24"/>
+          <w:szCs w:val="24"/>
+        </w:rPr>
+        <w:t xml:space="preserve">. </w:t>
+      </w:r>
+      <w:hyperlink r:id="rId17">
+        <w:r>
+          <w:rPr>
+            <w:rFonts w:ascii="Times New Roman" w:eastAsia="Times New Roman" w:hAnsi="Times New Roman" w:cs="Times New Roman"/>
+            <w:color w:val="1155CC"/>
+            <w:sz w:val="24"/>
+            <w:szCs w:val="24"/>
+            <w:u w:val="single"/>
+            <w:lang w:val="es-ES"/>
+          </w:rPr>
+          <w:t>https://www.epigdatabase.org/</w:t>
+        </w:r>
+      </w:hyperlink>
     </w:p>
     <w:p>
       <w:pPr>
@@ -8272,8 +8163,17 @@
           <w:rFonts w:ascii="Times New Roman" w:eastAsia="Times New Roman" w:hAnsi="Times New Roman" w:cs="Times New Roman"/>
           <w:sz w:val="24"/>
           <w:szCs w:val="24"/>
-        </w:rPr>
-        <w:t xml:space="preserve">Freitas, L., Salino, A., Neto, L. M., Almeida, T. E., Mortara, S. R., Stehmann, J. R., Amorim, A. M., Guimarães, E. F., Coelho, M. N., Zanin, A., &amp; Forzza, R. C. (2016). A comprehensive checklist of vascular epiphytes of the Atlantic Forest reveals outstanding endemic rates. </w:t>
+          <w:lang w:val="es-ES"/>
+        </w:rPr>
+        <w:t xml:space="preserve">Escribano, N., Ariño, A. H., &amp; Galicia, D. (2016). </w:t>
+      </w:r>
+      <w:r>
+        <w:rPr>
+          <w:rFonts w:ascii="Times New Roman" w:eastAsia="Times New Roman" w:hAnsi="Times New Roman" w:cs="Times New Roman"/>
+          <w:sz w:val="24"/>
+          <w:szCs w:val="24"/>
+        </w:rPr>
+        <w:t xml:space="preserve">Biodiversity data obsolescence and land uses changes. </w:t>
       </w:r>
       <w:r>
         <w:rPr>
@@ -8282,7 +8182,7 @@
           <w:sz w:val="24"/>
           <w:szCs w:val="24"/>
         </w:rPr>
-        <w:t>PhytoKeys</w:t>
+        <w:t>PeerJ</w:t>
       </w:r>
       <w:r>
         <w:rPr>
@@ -8299,15 +8199,15 @@
           <w:sz w:val="24"/>
           <w:szCs w:val="24"/>
         </w:rPr>
-        <w:t>58</w:t>
-      </w:r>
-      <w:r>
-        <w:rPr>
-          <w:rFonts w:ascii="Times New Roman" w:eastAsia="Times New Roman" w:hAnsi="Times New Roman" w:cs="Times New Roman"/>
-          <w:sz w:val="24"/>
-          <w:szCs w:val="24"/>
-        </w:rPr>
-        <w:t>(1), 65–79. https://doi.org/10.3897/phytokeys.58.5643</w:t>
+        <w:t>4</w:t>
+      </w:r>
+      <w:r>
+        <w:rPr>
+          <w:rFonts w:ascii="Times New Roman" w:eastAsia="Times New Roman" w:hAnsi="Times New Roman" w:cs="Times New Roman"/>
+          <w:sz w:val="24"/>
+          <w:szCs w:val="24"/>
+        </w:rPr>
+        <w:t>, e2743. https://doi.org/10.7717/peerj.2743</w:t>
       </w:r>
     </w:p>
     <w:p>
@@ -8332,42 +8232,9 @@
           <w:rFonts w:ascii="Times New Roman" w:eastAsia="Times New Roman" w:hAnsi="Times New Roman" w:cs="Times New Roman"/>
           <w:sz w:val="24"/>
           <w:szCs w:val="24"/>
-        </w:rPr>
-        <w:t xml:space="preserve">Freudenstein, J. V., &amp; Chase, M. W. (2015). Phylogenetic relationships in Epidendroideae (Orchidaceae), one of the great flowering plant radiations: Progressive specialization and diversification. </w:t>
-      </w:r>
-      <w:r>
-        <w:rPr>
-          <w:rFonts w:ascii="Times New Roman" w:eastAsia="Times New Roman" w:hAnsi="Times New Roman" w:cs="Times New Roman"/>
-          <w:i/>
-          <w:sz w:val="24"/>
-          <w:szCs w:val="24"/>
-        </w:rPr>
-        <w:t>Annals of Botany</w:t>
-      </w:r>
-      <w:r>
-        <w:rPr>
-          <w:rFonts w:ascii="Times New Roman" w:eastAsia="Times New Roman" w:hAnsi="Times New Roman" w:cs="Times New Roman"/>
-          <w:sz w:val="24"/>
-          <w:szCs w:val="24"/>
-        </w:rPr>
-        <w:t xml:space="preserve">, </w:t>
-      </w:r>
-      <w:r>
-        <w:rPr>
-          <w:rFonts w:ascii="Times New Roman" w:eastAsia="Times New Roman" w:hAnsi="Times New Roman" w:cs="Times New Roman"/>
-          <w:i/>
-          <w:sz w:val="24"/>
-          <w:szCs w:val="24"/>
-        </w:rPr>
-        <w:t>115</w:t>
-      </w:r>
-      <w:r>
-        <w:rPr>
-          <w:rFonts w:ascii="Times New Roman" w:eastAsia="Times New Roman" w:hAnsi="Times New Roman" w:cs="Times New Roman"/>
-          <w:sz w:val="24"/>
-          <w:szCs w:val="24"/>
-        </w:rPr>
-        <w:t>(4), 665–681. https://doi.org/10.1093/aob/mcu253</w:t>
+          <w:color w:val="FF0000"/>
+        </w:rPr>
+        <w:t xml:space="preserve">Feeley, K. J., &amp; Silman, M. R. (2011). Keep collecting: accurate species distribution modelling requires more collections than previously thought. Diversity and Distributions, 17(6), 1132–1140. https://doi.org/10.1111/j.1472-4642.2011.00813.x</w:t>
       </w:r>
     </w:p>
     <w:p>
@@ -8393,7 +8260,7 @@
           <w:sz w:val="24"/>
           <w:szCs w:val="24"/>
         </w:rPr>
-        <w:t xml:space="preserve">Garcillán, P. P., &amp; Ezcurra, E. (2011). Sampling procedures and species estimation: Testing the effectiveness of herbarium data against vegetation sampling in an oceanic island: Testing herbarium data against vegetation sampling. </w:t>
+        <w:t xml:space="preserve">Feeley, K. (2015). Are We Filling the Data Void? An Assessment of the Amount and Extent of Plant Collection Records and Census Data Available for Tropical South America. </w:t>
       </w:r>
       <w:r>
         <w:rPr>
@@ -8402,7 +8269,7 @@
           <w:sz w:val="24"/>
           <w:szCs w:val="24"/>
         </w:rPr>
-        <w:t>Journal of Vegetation Science</w:t>
+        <w:t>PLOS ONE</w:t>
       </w:r>
       <w:r>
         <w:rPr>
@@ -8419,15 +8286,15 @@
           <w:sz w:val="24"/>
           <w:szCs w:val="24"/>
         </w:rPr>
-        <w:t>22</w:t>
-      </w:r>
-      <w:r>
-        <w:rPr>
-          <w:rFonts w:ascii="Times New Roman" w:eastAsia="Times New Roman" w:hAnsi="Times New Roman" w:cs="Times New Roman"/>
-          <w:sz w:val="24"/>
-          <w:szCs w:val="24"/>
-        </w:rPr>
-        <w:t>(2), 273–280. https://doi.org/10.1111/j.1654-1103.2010.01247.x</w:t>
+        <w:t>10</w:t>
+      </w:r>
+      <w:r>
+        <w:rPr>
+          <w:rFonts w:ascii="Times New Roman" w:eastAsia="Times New Roman" w:hAnsi="Times New Roman" w:cs="Times New Roman"/>
+          <w:sz w:val="24"/>
+          <w:szCs w:val="24"/>
+        </w:rPr>
+        <w:t>(4), e0125629. https://doi.org/10.1371/journal.pone.0125629</w:t>
       </w:r>
     </w:p>
     <w:p>
@@ -8453,7 +8320,8 @@
           <w:sz w:val="24"/>
           <w:szCs w:val="24"/>
         </w:rPr>
-        <w:t xml:space="preserve">Gasper, A. L. D., Eisenlohr, P. V., &amp; Salino, A. (2016). Improving collection efforts to avoid loss of biodiversity: Lessons from comprehensive sampling of lycophytes and ferns in the subtropical Atlantic Forest. </w:t>
+        <w:lastRenderedPageBreak/>
+        <w:t xml:space="preserve">Foster, P. (2001). The potential negative impacts of global climate change on tropical montane cloud forests. </w:t>
       </w:r>
       <w:r>
         <w:rPr>
@@ -8462,7 +8330,7 @@
           <w:sz w:val="24"/>
           <w:szCs w:val="24"/>
         </w:rPr>
-        <w:t>Acta Botanica Brasilica</w:t>
+        <w:t>Earth-Science Reviews</w:t>
       </w:r>
       <w:r>
         <w:rPr>
@@ -8479,15 +8347,15 @@
           <w:sz w:val="24"/>
           <w:szCs w:val="24"/>
         </w:rPr>
-        <w:t>30</w:t>
-      </w:r>
-      <w:r>
-        <w:rPr>
-          <w:rFonts w:ascii="Times New Roman" w:eastAsia="Times New Roman" w:hAnsi="Times New Roman" w:cs="Times New Roman"/>
-          <w:sz w:val="24"/>
-          <w:szCs w:val="24"/>
-        </w:rPr>
-        <w:t>(2), 166–175. https://doi.org/10.1590/0102-33062015abb0292</w:t>
+        <w:t>55</w:t>
+      </w:r>
+      <w:r>
+        <w:rPr>
+          <w:rFonts w:ascii="Times New Roman" w:eastAsia="Times New Roman" w:hAnsi="Times New Roman" w:cs="Times New Roman"/>
+          <w:sz w:val="24"/>
+          <w:szCs w:val="24"/>
+        </w:rPr>
+        <w:t>(1–2), 73–106. https://doi.org/10.1016/S0012-8252(01)00056-3</w:t>
       </w:r>
     </w:p>
     <w:p>
@@ -8513,7 +8381,7 @@
           <w:sz w:val="24"/>
           <w:szCs w:val="24"/>
         </w:rPr>
-        <w:t xml:space="preserve">Gaston, K. J. (2003). </w:t>
+        <w:t xml:space="preserve">Freitas, L., Salino, A., Neto, L. M., Almeida, T. E., Mortara, S. R., Stehmann, J. R., Amorim, A. M., Guimarães, E. F., Coelho, M. N., Zanin, A., &amp; Forzza, R. C. (2016). A comprehensive checklist of vascular epiphytes of the Atlantic Forest reveals outstanding endemic rates. </w:t>
       </w:r>
       <w:r>
         <w:rPr>
@@ -8522,15 +8390,32 @@
           <w:sz w:val="24"/>
           <w:szCs w:val="24"/>
         </w:rPr>
-        <w:t>The structure and dynamics of geographic ranges</w:t>
-      </w:r>
-      <w:r>
-        <w:rPr>
-          <w:rFonts w:ascii="Times New Roman" w:eastAsia="Times New Roman" w:hAnsi="Times New Roman" w:cs="Times New Roman"/>
-          <w:sz w:val="24"/>
-          <w:szCs w:val="24"/>
-        </w:rPr>
-        <w:t>. Oxford University Press.</w:t>
+        <w:t>PhytoKeys</w:t>
+      </w:r>
+      <w:r>
+        <w:rPr>
+          <w:rFonts w:ascii="Times New Roman" w:eastAsia="Times New Roman" w:hAnsi="Times New Roman" w:cs="Times New Roman"/>
+          <w:sz w:val="24"/>
+          <w:szCs w:val="24"/>
+        </w:rPr>
+        <w:t xml:space="preserve">, </w:t>
+      </w:r>
+      <w:r>
+        <w:rPr>
+          <w:rFonts w:ascii="Times New Roman" w:eastAsia="Times New Roman" w:hAnsi="Times New Roman" w:cs="Times New Roman"/>
+          <w:i/>
+          <w:sz w:val="24"/>
+          <w:szCs w:val="24"/>
+        </w:rPr>
+        <w:t>58</w:t>
+      </w:r>
+      <w:r>
+        <w:rPr>
+          <w:rFonts w:ascii="Times New Roman" w:eastAsia="Times New Roman" w:hAnsi="Times New Roman" w:cs="Times New Roman"/>
+          <w:sz w:val="24"/>
+          <w:szCs w:val="24"/>
+        </w:rPr>
+        <w:t>(1), 65–79. https://doi.org/10.3897/phytokeys.58.5643</w:t>
       </w:r>
     </w:p>
     <w:p>
@@ -8556,8 +8441,7 @@
           <w:sz w:val="24"/>
           <w:szCs w:val="24"/>
         </w:rPr>
-        <w:lastRenderedPageBreak/>
-        <w:t xml:space="preserve">Gentry, A., &amp; Dodson, C. (1987). Diversity and biogeography of Neotropical vascular epiphytes. </w:t>
+        <w:t xml:space="preserve">Freudenstein, J. V., &amp; Chase, M. W. (2015). Phylogenetic relationships in Epidendroideae (Orchidaceae), one of the great flowering plant radiations: Progressive specialization and diversification. </w:t>
       </w:r>
       <w:r>
         <w:rPr>
@@ -8566,7 +8450,7 @@
           <w:sz w:val="24"/>
           <w:szCs w:val="24"/>
         </w:rPr>
-        <w:t>Annals of the Missouri Botanical Garden</w:t>
+        <w:t>Annals of Botany</w:t>
       </w:r>
       <w:r>
         <w:rPr>
@@ -8583,15 +8467,15 @@
           <w:sz w:val="24"/>
           <w:szCs w:val="24"/>
         </w:rPr>
-        <w:t>74</w:t>
-      </w:r>
-      <w:r>
-        <w:rPr>
-          <w:rFonts w:ascii="Times New Roman" w:eastAsia="Times New Roman" w:hAnsi="Times New Roman" w:cs="Times New Roman"/>
-          <w:sz w:val="24"/>
-          <w:szCs w:val="24"/>
-        </w:rPr>
-        <w:t>(2), 205–233.</w:t>
+        <w:t>115</w:t>
+      </w:r>
+      <w:r>
+        <w:rPr>
+          <w:rFonts w:ascii="Times New Roman" w:eastAsia="Times New Roman" w:hAnsi="Times New Roman" w:cs="Times New Roman"/>
+          <w:sz w:val="24"/>
+          <w:szCs w:val="24"/>
+        </w:rPr>
+        <w:t>(4), 665–681. https://doi.org/10.1093/aob/mcu253</w:t>
       </w:r>
     </w:p>
     <w:p>
@@ -8617,7 +8501,7 @@
           <w:sz w:val="24"/>
           <w:szCs w:val="24"/>
         </w:rPr>
-        <w:t xml:space="preserve">Getis, A., &amp; Ord, J. K. (1992). The Analysis of Spatial Association by Use of Distance Statistics. </w:t>
+        <w:t xml:space="preserve">Garcillán, P. P., &amp; Ezcurra, E. (2011). Sampling procedures and species estimation: Testing the effectiveness of herbarium data against vegetation sampling in an oceanic island: Testing herbarium data against vegetation sampling. </w:t>
       </w:r>
       <w:r>
         <w:rPr>
@@ -8626,7 +8510,7 @@
           <w:sz w:val="24"/>
           <w:szCs w:val="24"/>
         </w:rPr>
-        <w:t>Geographical Analysis</w:t>
+        <w:t>Journal of Vegetation Science</w:t>
       </w:r>
       <w:r>
         <w:rPr>
@@ -8643,15 +8527,15 @@
           <w:sz w:val="24"/>
           <w:szCs w:val="24"/>
         </w:rPr>
-        <w:t>24</w:t>
-      </w:r>
-      <w:r>
-        <w:rPr>
-          <w:rFonts w:ascii="Times New Roman" w:eastAsia="Times New Roman" w:hAnsi="Times New Roman" w:cs="Times New Roman"/>
-          <w:sz w:val="24"/>
-          <w:szCs w:val="24"/>
-        </w:rPr>
-        <w:t>(3), 189–206. https://doi.org/10.1111/j.1538-4632.1992.tb00261.x</w:t>
+        <w:t>22</w:t>
+      </w:r>
+      <w:r>
+        <w:rPr>
+          <w:rFonts w:ascii="Times New Roman" w:eastAsia="Times New Roman" w:hAnsi="Times New Roman" w:cs="Times New Roman"/>
+          <w:sz w:val="24"/>
+          <w:szCs w:val="24"/>
+        </w:rPr>
+        <w:t>(2), 273–280. https://doi.org/10.1111/j.1654-1103.2010.01247.x</w:t>
       </w:r>
     </w:p>
     <w:p>
@@ -8677,7 +8561,7 @@
           <w:sz w:val="24"/>
           <w:szCs w:val="24"/>
         </w:rPr>
-        <w:t xml:space="preserve">Guedes, T. B., Sawaya, R. J., Zizka, A., Laffan, S., Faurby, S., Pyron, R. A., Bérnils, R. S., Jansen, M., Passos, P., Prudente, A. L. C., Cisneros‐Heredia, D. F., Braz, H. B., Nogueira, C. D. C., &amp; Antonelli, A. (2018). Patterns, biases and prospects in the distribution and diversity of Neotropical snakes. </w:t>
+        <w:t xml:space="preserve">Gasper, A. L. D., Eisenlohr, P. V., &amp; Salino, A. (2016). Improving collection efforts to avoid loss of biodiversity: Lessons from comprehensive sampling of lycophytes and ferns in the subtropical Atlantic Forest. </w:t>
       </w:r>
       <w:r>
         <w:rPr>
@@ -8686,7 +8570,7 @@
           <w:sz w:val="24"/>
           <w:szCs w:val="24"/>
         </w:rPr>
-        <w:t>Global Ecology and Biogeography</w:t>
+        <w:t>Acta Botanica Brasilica</w:t>
       </w:r>
       <w:r>
         <w:rPr>
@@ -8703,15 +8587,15 @@
           <w:sz w:val="24"/>
           <w:szCs w:val="24"/>
         </w:rPr>
-        <w:t>27</w:t>
-      </w:r>
-      <w:r>
-        <w:rPr>
-          <w:rFonts w:ascii="Times New Roman" w:eastAsia="Times New Roman" w:hAnsi="Times New Roman" w:cs="Times New Roman"/>
-          <w:sz w:val="24"/>
-          <w:szCs w:val="24"/>
-        </w:rPr>
-        <w:t xml:space="preserve">(1), 14–21. https://doi.org/10.1111/geb.12679 </w:t>
+        <w:t>30</w:t>
+      </w:r>
+      <w:r>
+        <w:rPr>
+          <w:rFonts w:ascii="Times New Roman" w:eastAsia="Times New Roman" w:hAnsi="Times New Roman" w:cs="Times New Roman"/>
+          <w:sz w:val="24"/>
+          <w:szCs w:val="24"/>
+        </w:rPr>
+        <w:t>(2), 166–175. https://doi.org/10.1590/0102-33062015abb0292</w:t>
       </w:r>
     </w:p>
     <w:p>
@@ -8737,7 +8621,7 @@
           <w:sz w:val="24"/>
           <w:szCs w:val="24"/>
         </w:rPr>
-        <w:t xml:space="preserve">Guisande, C., &amp; Lobo, J. M. (2019). </w:t>
+        <w:t xml:space="preserve">Gaston, K. J. (2003). </w:t>
       </w:r>
       <w:r>
         <w:rPr>
@@ -8746,15 +8630,15 @@
           <w:sz w:val="24"/>
           <w:szCs w:val="24"/>
         </w:rPr>
-        <w:t>Discriminating well surveyed spatial units from exhaustive biodiversity databases</w:t>
-      </w:r>
-      <w:r>
-        <w:rPr>
-          <w:rFonts w:ascii="Times New Roman" w:eastAsia="Times New Roman" w:hAnsi="Times New Roman" w:cs="Times New Roman"/>
-          <w:sz w:val="24"/>
-          <w:szCs w:val="24"/>
-        </w:rPr>
-        <w:t xml:space="preserve"> (Version R package version 2.0) [Computer software]. http://cran. r-project. org/web/packages/KnowBR</w:t>
+        <w:t>The structure and dynamics of geographic ranges</w:t>
+      </w:r>
+      <w:r>
+        <w:rPr>
+          <w:rFonts w:ascii="Times New Roman" w:eastAsia="Times New Roman" w:hAnsi="Times New Roman" w:cs="Times New Roman"/>
+          <w:sz w:val="24"/>
+          <w:szCs w:val="24"/>
+        </w:rPr>
+        <w:t>. Oxford University Press.</w:t>
       </w:r>
     </w:p>
     <w:p>
@@ -8780,7 +8664,8 @@
           <w:sz w:val="24"/>
           <w:szCs w:val="24"/>
         </w:rPr>
-        <w:t xml:space="preserve">Guzmán-Jacob, V., Weigelt, P., Craven, D., Zotz, G., Krömer, T., &amp; Kreft, H. (2021). Biovera-Epi: A new database on species diversity, community composition and leaf functional traits of vascular epiphytes along gradients of elevation and forest-use intensity in Mexico. </w:t>
+        <w:lastRenderedPageBreak/>
+        <w:t xml:space="preserve">Gentry, A., &amp; Dodson, C. (1987). Diversity and biogeography of Neotropical vascular epiphytes. </w:t>
       </w:r>
       <w:r>
         <w:rPr>
@@ -8789,7 +8674,7 @@
           <w:sz w:val="24"/>
           <w:szCs w:val="24"/>
         </w:rPr>
-        <w:t>Biodiversity Data Journal</w:t>
+        <w:t>Annals of the Missouri Botanical Garden</w:t>
       </w:r>
       <w:r>
         <w:rPr>
@@ -8806,15 +8691,15 @@
           <w:sz w:val="24"/>
           <w:szCs w:val="24"/>
         </w:rPr>
-        <w:t>9</w:t>
-      </w:r>
-      <w:r>
-        <w:rPr>
-          <w:rFonts w:ascii="Times New Roman" w:eastAsia="Times New Roman" w:hAnsi="Times New Roman" w:cs="Times New Roman"/>
-          <w:sz w:val="24"/>
-          <w:szCs w:val="24"/>
-        </w:rPr>
-        <w:t>, e71974. https://doi.org/10.3897/BDJ.9.e71974</w:t>
+        <w:t>74</w:t>
+      </w:r>
+      <w:r>
+        <w:rPr>
+          <w:rFonts w:ascii="Times New Roman" w:eastAsia="Times New Roman" w:hAnsi="Times New Roman" w:cs="Times New Roman"/>
+          <w:sz w:val="24"/>
+          <w:szCs w:val="24"/>
+        </w:rPr>
+        <w:t>(2), 205–233.</w:t>
       </w:r>
     </w:p>
     <w:p>
@@ -8840,7 +8725,7 @@
           <w:sz w:val="24"/>
           <w:szCs w:val="24"/>
         </w:rPr>
-        <w:t xml:space="preserve">Haque, Md. M., Beaumont, L. J., &amp; Nipperess, D. A. (2020). Taxonomic shortfalls in digitised collections of Australia’s flora. </w:t>
+        <w:t xml:space="preserve">Getis, A., &amp; Ord, J. K. (1992). The Analysis of Spatial Association by Use of Distance Statistics. </w:t>
       </w:r>
       <w:r>
         <w:rPr>
@@ -8849,7 +8734,7 @@
           <w:sz w:val="24"/>
           <w:szCs w:val="24"/>
         </w:rPr>
-        <w:t>Biodiversity and Conservation</w:t>
+        <w:t>Geographical Analysis</w:t>
       </w:r>
       <w:r>
         <w:rPr>
@@ -8866,15 +8751,15 @@
           <w:sz w:val="24"/>
           <w:szCs w:val="24"/>
         </w:rPr>
-        <w:t>29</w:t>
-      </w:r>
-      <w:r>
-        <w:rPr>
-          <w:rFonts w:ascii="Times New Roman" w:eastAsia="Times New Roman" w:hAnsi="Times New Roman" w:cs="Times New Roman"/>
-          <w:sz w:val="24"/>
-          <w:szCs w:val="24"/>
-        </w:rPr>
-        <w:t>(1), 333–343. https://doi.org/10.1007/s10531-019-01885-7</w:t>
+        <w:t>24</w:t>
+      </w:r>
+      <w:r>
+        <w:rPr>
+          <w:rFonts w:ascii="Times New Roman" w:eastAsia="Times New Roman" w:hAnsi="Times New Roman" w:cs="Times New Roman"/>
+          <w:sz w:val="24"/>
+          <w:szCs w:val="24"/>
+        </w:rPr>
+        <w:t>(3), 189–206. https://doi.org/10.1111/j.1538-4632.1992.tb00261.x</w:t>
       </w:r>
     </w:p>
     <w:p>
@@ -8900,8 +8785,7 @@
           <w:sz w:val="24"/>
           <w:szCs w:val="24"/>
         </w:rPr>
-        <w:lastRenderedPageBreak/>
-        <w:t xml:space="preserve">Heberling, J. M., Miller, J. T., Noesgaard, D., Weingart, S. B., &amp; Schigel, D. (2021). Data integration enables global biodiversity synthesis. </w:t>
+        <w:t xml:space="preserve">Guedes, T. B., Sawaya, R. J., Zizka, A., Laffan, S., Faurby, S., Pyron, R. A., Bérnils, R. S., Jansen, M., Passos, P., Prudente, A. L. C., Cisneros‐Heredia, D. F., Braz, H. B., Nogueira, C. D. C., &amp; Antonelli, A. (2018). Patterns, biases and prospects in the distribution and diversity of Neotropical snakes. </w:t>
       </w:r>
       <w:r>
         <w:rPr>
@@ -8910,7 +8794,7 @@
           <w:sz w:val="24"/>
           <w:szCs w:val="24"/>
         </w:rPr>
-        <w:t>Proceedings of the National Academy of Sciences</w:t>
+        <w:t>Global Ecology and Biogeography</w:t>
       </w:r>
       <w:r>
         <w:rPr>
@@ -8927,15 +8811,15 @@
           <w:sz w:val="24"/>
           <w:szCs w:val="24"/>
         </w:rPr>
-        <w:t>118</w:t>
-      </w:r>
-      <w:r>
-        <w:rPr>
-          <w:rFonts w:ascii="Times New Roman" w:eastAsia="Times New Roman" w:hAnsi="Times New Roman" w:cs="Times New Roman"/>
-          <w:sz w:val="24"/>
-          <w:szCs w:val="24"/>
-        </w:rPr>
-        <w:t>(6), e2018093118. https://doi.org/10.1073/pnas.2018093118</w:t>
+        <w:t>27</w:t>
+      </w:r>
+      <w:r>
+        <w:rPr>
+          <w:rFonts w:ascii="Times New Roman" w:eastAsia="Times New Roman" w:hAnsi="Times New Roman" w:cs="Times New Roman"/>
+          <w:sz w:val="24"/>
+          <w:szCs w:val="24"/>
+        </w:rPr>
+        <w:t xml:space="preserve">(1), 14–21. https://doi.org/10.1111/geb.12679 </w:t>
       </w:r>
     </w:p>
     <w:p>
@@ -8961,7 +8845,7 @@
           <w:sz w:val="24"/>
           <w:szCs w:val="24"/>
         </w:rPr>
-        <w:t xml:space="preserve">Hijmans, R. J. (2021). </w:t>
+        <w:t xml:space="preserve">Guisande, C., &amp; Lobo, J. M. (2019). </w:t>
       </w:r>
       <w:r>
         <w:rPr>
@@ -8970,15 +8854,15 @@
           <w:sz w:val="24"/>
           <w:szCs w:val="24"/>
         </w:rPr>
-        <w:t>RASTER: geographic data analysis and modeling. R package v.3.4- 13</w:t>
-      </w:r>
-      <w:r>
-        <w:rPr>
-          <w:rFonts w:ascii="Times New Roman" w:eastAsia="Times New Roman" w:hAnsi="Times New Roman" w:cs="Times New Roman"/>
-          <w:sz w:val="24"/>
-          <w:szCs w:val="24"/>
-        </w:rPr>
-        <w:t xml:space="preserve">. URL https://CRAN.R-project.org/package=raster </w:t>
+        <w:t>Discriminating well surveyed spatial units from exhaustive biodiversity databases</w:t>
+      </w:r>
+      <w:r>
+        <w:rPr>
+          <w:rFonts w:ascii="Times New Roman" w:eastAsia="Times New Roman" w:hAnsi="Times New Roman" w:cs="Times New Roman"/>
+          <w:sz w:val="24"/>
+          <w:szCs w:val="24"/>
+        </w:rPr>
+        <w:t xml:space="preserve"> (Version R package version 2.0) [Computer software]. http://cran. r-project. org/web/packages/KnowBR</w:t>
       </w:r>
     </w:p>
     <w:p>
@@ -8996,16 +8880,15 @@
           <w:rFonts w:ascii="Times New Roman" w:eastAsia="Times New Roman" w:hAnsi="Times New Roman" w:cs="Times New Roman"/>
           <w:sz w:val="24"/>
           <w:szCs w:val="24"/>
-          <w:lang w:val="es-ES"/>
-        </w:rPr>
-      </w:pPr>
-      <w:r>
-        <w:rPr>
-          <w:rFonts w:ascii="Times New Roman" w:eastAsia="Times New Roman" w:hAnsi="Times New Roman" w:cs="Times New Roman"/>
-          <w:sz w:val="24"/>
-          <w:szCs w:val="24"/>
-        </w:rPr>
-        <w:t xml:space="preserve">Hopkins, M. J. G. (2019). Are we close to knowing the plant diversity of the Amazon? </w:t>
+        </w:rPr>
+      </w:pPr>
+      <w:r>
+        <w:rPr>
+          <w:rFonts w:ascii="Times New Roman" w:eastAsia="Times New Roman" w:hAnsi="Times New Roman" w:cs="Times New Roman"/>
+          <w:sz w:val="24"/>
+          <w:szCs w:val="24"/>
+        </w:rPr>
+        <w:t xml:space="preserve">Guzmán-Jacob, V., Weigelt, P., Craven, D., Zotz, G., Krömer, T., &amp; Kreft, H. (2021). Biovera-Epi: A new database on species diversity, community composition and leaf functional traits of vascular epiphytes along gradients of elevation and forest-use intensity in Mexico. </w:t>
       </w:r>
       <w:r>
         <w:rPr>
@@ -9013,16 +8896,14 @@
           <w:i/>
           <w:sz w:val="24"/>
           <w:szCs w:val="24"/>
-          <w:lang w:val="es-ES"/>
-        </w:rPr>
-        <w:t>Anais Da Academia Brasileira de Ciências</w:t>
-      </w:r>
-      <w:r>
-        <w:rPr>
-          <w:rFonts w:ascii="Times New Roman" w:eastAsia="Times New Roman" w:hAnsi="Times New Roman" w:cs="Times New Roman"/>
-          <w:sz w:val="24"/>
-          <w:szCs w:val="24"/>
-          <w:lang w:val="es-ES"/>
+        </w:rPr>
+        <w:t>Biodiversity Data Journal</w:t>
+      </w:r>
+      <w:r>
+        <w:rPr>
+          <w:rFonts w:ascii="Times New Roman" w:eastAsia="Times New Roman" w:hAnsi="Times New Roman" w:cs="Times New Roman"/>
+          <w:sz w:val="24"/>
+          <w:szCs w:val="24"/>
         </w:rPr>
         <w:t xml:space="preserve">, </w:t>
       </w:r>
@@ -9032,18 +8913,16 @@
           <w:i/>
           <w:sz w:val="24"/>
           <w:szCs w:val="24"/>
-          <w:lang w:val="es-ES"/>
-        </w:rPr>
-        <w:t>91</w:t>
-      </w:r>
-      <w:r>
-        <w:rPr>
-          <w:rFonts w:ascii="Times New Roman" w:eastAsia="Times New Roman" w:hAnsi="Times New Roman" w:cs="Times New Roman"/>
-          <w:sz w:val="24"/>
-          <w:szCs w:val="24"/>
-          <w:lang w:val="es-ES"/>
-        </w:rPr>
-        <w:t>(suppl 3), e20190396. https://doi.org/10.1590/0001-3765201920190396</w:t>
+        </w:rPr>
+        <w:t>9</w:t>
+      </w:r>
+      <w:r>
+        <w:rPr>
+          <w:rFonts w:ascii="Times New Roman" w:eastAsia="Times New Roman" w:hAnsi="Times New Roman" w:cs="Times New Roman"/>
+          <w:sz w:val="24"/>
+          <w:szCs w:val="24"/>
+        </w:rPr>
+        <w:t>, e71974. https://doi.org/10.3897/BDJ.9.e71974</w:t>
       </w:r>
     </w:p>
     <w:p>
@@ -9069,7 +8948,7 @@
           <w:sz w:val="24"/>
           <w:szCs w:val="24"/>
         </w:rPr>
-        <w:t xml:space="preserve">Hortal, J., De Bello, F., Diniz-Filho, J. A. F., Lewinsohn, T. M., Lobo, J. M., &amp; Ladle, R. J. (2015). Seven Shortfalls that Beset Large-Scale Knowledge of Biodiversity. </w:t>
+        <w:t xml:space="preserve">Haque, Md. M., Beaumont, L. J., &amp; Nipperess, D. A. (2020). Taxonomic shortfalls in digitised collections of Australia’s flora. </w:t>
       </w:r>
       <w:r>
         <w:rPr>
@@ -9078,7 +8957,7 @@
           <w:sz w:val="24"/>
           <w:szCs w:val="24"/>
         </w:rPr>
-        <w:t>Annual Review of Ecology, Evolution, and Systematics</w:t>
+        <w:t>Biodiversity and Conservation</w:t>
       </w:r>
       <w:r>
         <w:rPr>
@@ -9095,15 +8974,15 @@
           <w:sz w:val="24"/>
           <w:szCs w:val="24"/>
         </w:rPr>
-        <w:t>46</w:t>
-      </w:r>
-      <w:r>
-        <w:rPr>
-          <w:rFonts w:ascii="Times New Roman" w:eastAsia="Times New Roman" w:hAnsi="Times New Roman" w:cs="Times New Roman"/>
-          <w:sz w:val="24"/>
-          <w:szCs w:val="24"/>
-        </w:rPr>
-        <w:t>(1), 523–549. https://doi.org/10.1146/annurev-ecolsys-112414-054400</w:t>
+        <w:t>29</w:t>
+      </w:r>
+      <w:r>
+        <w:rPr>
+          <w:rFonts w:ascii="Times New Roman" w:eastAsia="Times New Roman" w:hAnsi="Times New Roman" w:cs="Times New Roman"/>
+          <w:sz w:val="24"/>
+          <w:szCs w:val="24"/>
+        </w:rPr>
+        <w:t>(1), 333–343. https://doi.org/10.1007/s10531-019-01885-7</w:t>
       </w:r>
     </w:p>
     <w:p>
@@ -9121,25 +9000,16 @@
           <w:rFonts w:ascii="Times New Roman" w:eastAsia="Times New Roman" w:hAnsi="Times New Roman" w:cs="Times New Roman"/>
           <w:sz w:val="24"/>
           <w:szCs w:val="24"/>
-          <w:lang w:val="es-ES"/>
-        </w:rPr>
-      </w:pPr>
-      <w:r>
-        <w:rPr>
-          <w:rFonts w:ascii="Times New Roman" w:eastAsia="Times New Roman" w:hAnsi="Times New Roman" w:cs="Times New Roman"/>
-          <w:sz w:val="24"/>
-          <w:szCs w:val="24"/>
-          <w:lang w:val="es-ES"/>
-        </w:rPr>
-        <w:t xml:space="preserve">Jiménez-López, D. A., Carmona-Higuita, M. J., Mendieta-Leiva, G., Martínez-Camilo, R., Espejo-Serna, A., Krömer, T., Martínez-Meléndez, N., &amp; Ramírez-Marcial, N. (2023). </w:t>
-      </w:r>
-      <w:r>
-        <w:rPr>
-          <w:rFonts w:ascii="Times New Roman" w:eastAsia="Times New Roman" w:hAnsi="Times New Roman" w:cs="Times New Roman"/>
-          <w:sz w:val="24"/>
-          <w:szCs w:val="24"/>
-        </w:rPr>
-        <w:t xml:space="preserve">Linking different resources to recognize vascular epiphyte richness and distribution in a mountain system in southeastern Mexico. </w:t>
+        </w:rPr>
+      </w:pPr>
+      <w:r>
+        <w:rPr>
+          <w:rFonts w:ascii="Times New Roman" w:eastAsia="Times New Roman" w:hAnsi="Times New Roman" w:cs="Times New Roman"/>
+          <w:sz w:val="24"/>
+          <w:szCs w:val="24"/>
+        </w:rPr>
+        <w:lastRenderedPageBreak/>
+        <w:t xml:space="preserve">Heberling, J. M., Miller, J. T., Noesgaard, D., Weingart, S. B., &amp; Schigel, D. (2021). Data integration enables global biodiversity synthesis. </w:t>
       </w:r>
       <w:r>
         <w:rPr>
@@ -9147,18 +9017,33 @@
           <w:i/>
           <w:sz w:val="24"/>
           <w:szCs w:val="24"/>
-          <w:lang w:val="es-ES"/>
-        </w:rPr>
-        <w:t>Flora</w:t>
-      </w:r>
-      <w:r>
-        <w:rPr>
-          <w:rFonts w:ascii="Times New Roman" w:eastAsia="Times New Roman" w:hAnsi="Times New Roman" w:cs="Times New Roman"/>
-          <w:sz w:val="24"/>
-          <w:szCs w:val="24"/>
-          <w:lang w:val="es-ES"/>
-        </w:rPr>
-        <w:t>, 152261. https://doi.org/10.1016/j.flora.2023.152261</w:t>
+        </w:rPr>
+        <w:t>Proceedings of the National Academy of Sciences</w:t>
+      </w:r>
+      <w:r>
+        <w:rPr>
+          <w:rFonts w:ascii="Times New Roman" w:eastAsia="Times New Roman" w:hAnsi="Times New Roman" w:cs="Times New Roman"/>
+          <w:sz w:val="24"/>
+          <w:szCs w:val="24"/>
+        </w:rPr>
+        <w:t xml:space="preserve">, </w:t>
+      </w:r>
+      <w:r>
+        <w:rPr>
+          <w:rFonts w:ascii="Times New Roman" w:eastAsia="Times New Roman" w:hAnsi="Times New Roman" w:cs="Times New Roman"/>
+          <w:i/>
+          <w:sz w:val="24"/>
+          <w:szCs w:val="24"/>
+        </w:rPr>
+        <w:t>118</w:t>
+      </w:r>
+      <w:r>
+        <w:rPr>
+          <w:rFonts w:ascii="Times New Roman" w:eastAsia="Times New Roman" w:hAnsi="Times New Roman" w:cs="Times New Roman"/>
+          <w:sz w:val="24"/>
+          <w:szCs w:val="24"/>
+        </w:rPr>
+        <w:t>(6), e2018093118. https://doi.org/10.1073/pnas.2018093118</w:t>
       </w:r>
     </w:p>
     <w:p>
@@ -9183,27 +9068,8 @@
           <w:rFonts w:ascii="Times New Roman" w:eastAsia="Times New Roman" w:hAnsi="Times New Roman" w:cs="Times New Roman"/>
           <w:sz w:val="24"/>
           <w:szCs w:val="24"/>
-          <w:lang w:val="es-ES"/>
-        </w:rPr>
-        <w:t xml:space="preserve">Jiménez-López, D. A., Gallardo-Cruz, J. A., Véliz, M. E., Martínez-Camilo, R., Méndez, C., Solórzano, J. V., Velázquez-Méndez, L., Carabias, J., García-Hidalgo, G., Peralta-Carreta, C., Sánchez-González, M., Castillo-Acosta, O., Luna-Kamyshev, N. M., Villaseñor, J. L., </w:t>
-      </w:r>
-      <w:r>
-        <w:rPr>
-          <w:rFonts w:ascii="Times New Roman" w:eastAsia="Times New Roman" w:hAnsi="Times New Roman" w:cs="Times New Roman"/>
-          <w:sz w:val="24"/>
-          <w:szCs w:val="24"/>
-          <w:lang w:val="es-ES"/>
-        </w:rPr>
-        <w:lastRenderedPageBreak/>
-        <w:t xml:space="preserve">&amp; Meave, J. A. (2023). </w:t>
-      </w:r>
-      <w:r>
-        <w:rPr>
-          <w:rFonts w:ascii="Times New Roman" w:eastAsia="Times New Roman" w:hAnsi="Times New Roman" w:cs="Times New Roman"/>
-          <w:sz w:val="24"/>
-          <w:szCs w:val="24"/>
-        </w:rPr>
-        <w:t xml:space="preserve">High vascular plant species richness in the Usumacinta River Basin: A comprehensive floristic checklist for a natural region in the Mesoamerican biodiversity hotspot. </w:t>
+        </w:rPr>
+        <w:t xml:space="preserve">Hijmans, R. J. (2021). </w:t>
       </w:r>
       <w:r>
         <w:rPr>
@@ -9212,32 +9078,15 @@
           <w:sz w:val="24"/>
           <w:szCs w:val="24"/>
         </w:rPr>
-        <w:t>Botanical Sciences</w:t>
-      </w:r>
-      <w:r>
-        <w:rPr>
-          <w:rFonts w:ascii="Times New Roman" w:eastAsia="Times New Roman" w:hAnsi="Times New Roman" w:cs="Times New Roman"/>
-          <w:sz w:val="24"/>
-          <w:szCs w:val="24"/>
-        </w:rPr>
-        <w:t xml:space="preserve">, </w:t>
-      </w:r>
-      <w:r>
-        <w:rPr>
-          <w:rFonts w:ascii="Times New Roman" w:eastAsia="Times New Roman" w:hAnsi="Times New Roman" w:cs="Times New Roman"/>
-          <w:i/>
-          <w:sz w:val="24"/>
-          <w:szCs w:val="24"/>
-        </w:rPr>
-        <w:t>101</w:t>
-      </w:r>
-      <w:r>
-        <w:rPr>
-          <w:rFonts w:ascii="Times New Roman" w:eastAsia="Times New Roman" w:hAnsi="Times New Roman" w:cs="Times New Roman"/>
-          <w:sz w:val="24"/>
-          <w:szCs w:val="24"/>
-        </w:rPr>
-        <w:t>(3), 1–62. https://doi.org/doi.org/10.17129/botsci.3253</w:t>
+        <w:t>RASTER: geographic data analysis and modeling. R package v.3.4- 13</w:t>
+      </w:r>
+      <w:r>
+        <w:rPr>
+          <w:rFonts w:ascii="Times New Roman" w:eastAsia="Times New Roman" w:hAnsi="Times New Roman" w:cs="Times New Roman"/>
+          <w:sz w:val="24"/>
+          <w:szCs w:val="24"/>
+        </w:rPr>
+        <w:t xml:space="preserve">. URL https://CRAN.R-project.org/package=raster </w:t>
       </w:r>
     </w:p>
     <w:p>
@@ -9255,15 +9104,16 @@
           <w:rFonts w:ascii="Times New Roman" w:eastAsia="Times New Roman" w:hAnsi="Times New Roman" w:cs="Times New Roman"/>
           <w:sz w:val="24"/>
           <w:szCs w:val="24"/>
-        </w:rPr>
-      </w:pPr>
-      <w:r>
-        <w:rPr>
-          <w:rFonts w:ascii="Times New Roman" w:eastAsia="Times New Roman" w:hAnsi="Times New Roman" w:cs="Times New Roman"/>
-          <w:sz w:val="24"/>
-          <w:szCs w:val="24"/>
-        </w:rPr>
-        <w:t xml:space="preserve">Kelly, D. L., O’Donovan, G., Feehan, J., Murphy, S., Drangeid, S. O., &amp; Marcano-Berti, L. (2004). The epiphyte communities of a montane rain forest in the Andes of Venezuela: Patterns in the distribution of the flora. </w:t>
+          <w:lang w:val="es-ES"/>
+        </w:rPr>
+      </w:pPr>
+      <w:r>
+        <w:rPr>
+          <w:rFonts w:ascii="Times New Roman" w:eastAsia="Times New Roman" w:hAnsi="Times New Roman" w:cs="Times New Roman"/>
+          <w:sz w:val="24"/>
+          <w:szCs w:val="24"/>
+        </w:rPr>
+        <w:t xml:space="preserve">Hopkins, M. J. G. (2019). Are we close to knowing the plant diversity of the Amazon? </w:t>
       </w:r>
       <w:r>
         <w:rPr>
@@ -9271,14 +9121,16 @@
           <w:i/>
           <w:sz w:val="24"/>
           <w:szCs w:val="24"/>
-        </w:rPr>
-        <w:t>Journal of Tropical Ecology</w:t>
-      </w:r>
-      <w:r>
-        <w:rPr>
-          <w:rFonts w:ascii="Times New Roman" w:eastAsia="Times New Roman" w:hAnsi="Times New Roman" w:cs="Times New Roman"/>
-          <w:sz w:val="24"/>
-          <w:szCs w:val="24"/>
+          <w:lang w:val="es-ES"/>
+        </w:rPr>
+        <w:t>Anais Da Academia Brasileira de Ciências</w:t>
+      </w:r>
+      <w:r>
+        <w:rPr>
+          <w:rFonts w:ascii="Times New Roman" w:eastAsia="Times New Roman" w:hAnsi="Times New Roman" w:cs="Times New Roman"/>
+          <w:sz w:val="24"/>
+          <w:szCs w:val="24"/>
+          <w:lang w:val="es-ES"/>
         </w:rPr>
         <w:t xml:space="preserve">, </w:t>
       </w:r>
@@ -9288,16 +9140,18 @@
           <w:i/>
           <w:sz w:val="24"/>
           <w:szCs w:val="24"/>
-        </w:rPr>
-        <w:t>20</w:t>
-      </w:r>
-      <w:r>
-        <w:rPr>
-          <w:rFonts w:ascii="Times New Roman" w:eastAsia="Times New Roman" w:hAnsi="Times New Roman" w:cs="Times New Roman"/>
-          <w:sz w:val="24"/>
-          <w:szCs w:val="24"/>
-        </w:rPr>
-        <w:t>(6), 643–666. https://doi.org/10.1017/S0266467404001671</w:t>
+          <w:lang w:val="es-ES"/>
+        </w:rPr>
+        <w:t>91</w:t>
+      </w:r>
+      <w:r>
+        <w:rPr>
+          <w:rFonts w:ascii="Times New Roman" w:eastAsia="Times New Roman" w:hAnsi="Times New Roman" w:cs="Times New Roman"/>
+          <w:sz w:val="24"/>
+          <w:szCs w:val="24"/>
+          <w:lang w:val="es-ES"/>
+        </w:rPr>
+        <w:t>(suppl 3), e20190396. https://doi.org/10.1590/0001-3765201920190396</w:t>
       </w:r>
     </w:p>
     <w:p>
@@ -9323,7 +9177,7 @@
           <w:sz w:val="24"/>
           <w:szCs w:val="24"/>
         </w:rPr>
-        <w:t xml:space="preserve">Köster, N., Friedrich, K., Nieder, J., &amp; Barthlott, W. (2009). Conservation of epiphyte diversity in an Andean landscape transformed by human land use. </w:t>
+        <w:t xml:space="preserve">Hortal, J., De Bello, F., Diniz-Filho, J. A. F., Lewinsohn, T. M., Lobo, J. M., &amp; Ladle, R. J. (2015). Seven Shortfalls that Beset Large-Scale Knowledge of Biodiversity. </w:t>
       </w:r>
       <w:r>
         <w:rPr>
@@ -9332,7 +9186,7 @@
           <w:sz w:val="24"/>
           <w:szCs w:val="24"/>
         </w:rPr>
-        <w:t>Conservation Biology : The Journal of the Society for Conservation Biology</w:t>
+        <w:t>Annual Review of Ecology, Evolution, and Systematics</w:t>
       </w:r>
       <w:r>
         <w:rPr>
@@ -9349,15 +9203,15 @@
           <w:sz w:val="24"/>
           <w:szCs w:val="24"/>
         </w:rPr>
-        <w:t>23</w:t>
-      </w:r>
-      <w:r>
-        <w:rPr>
-          <w:rFonts w:ascii="Times New Roman" w:eastAsia="Times New Roman" w:hAnsi="Times New Roman" w:cs="Times New Roman"/>
-          <w:sz w:val="24"/>
-          <w:szCs w:val="24"/>
-        </w:rPr>
-        <w:t>(4), 911–919. https://doi.org/10.1111/j.1523-1739.2008.01164.x</w:t>
+        <w:t>46</w:t>
+      </w:r>
+      <w:r>
+        <w:rPr>
+          <w:rFonts w:ascii="Times New Roman" w:eastAsia="Times New Roman" w:hAnsi="Times New Roman" w:cs="Times New Roman"/>
+          <w:sz w:val="24"/>
+          <w:szCs w:val="24"/>
+        </w:rPr>
+        <w:t>(1), 523–549. https://doi.org/10.1146/annurev-ecolsys-112414-054400</w:t>
       </w:r>
     </w:p>
     <w:p>
@@ -9375,24 +9229,25 @@
           <w:rFonts w:ascii="Times New Roman" w:eastAsia="Times New Roman" w:hAnsi="Times New Roman" w:cs="Times New Roman"/>
           <w:sz w:val="24"/>
           <w:szCs w:val="24"/>
-        </w:rPr>
-      </w:pPr>
-      <w:r>
-        <w:rPr>
-          <w:rFonts w:ascii="Times New Roman" w:eastAsia="Times New Roman" w:hAnsi="Times New Roman" w:cs="Times New Roman"/>
-          <w:sz w:val="24"/>
-          <w:szCs w:val="24"/>
-          <w:lang w:val="de-DE"/>
-        </w:rPr>
-        <w:t xml:space="preserve">Kreft, H., Köster, N., Küper, W., Nieder, J., &amp; Barthlott, W. (2004). </w:t>
-      </w:r>
-      <w:r>
-        <w:rPr>
-          <w:rFonts w:ascii="Times New Roman" w:eastAsia="Times New Roman" w:hAnsi="Times New Roman" w:cs="Times New Roman"/>
-          <w:sz w:val="24"/>
-          <w:szCs w:val="24"/>
-        </w:rPr>
-        <w:t xml:space="preserve">Diversity and biogeography of vascular epiphytes in Western Amazonia, Yasuní, Ecuador. </w:t>
+          <w:lang w:val="es-ES"/>
+        </w:rPr>
+      </w:pPr>
+      <w:r>
+        <w:rPr>
+          <w:rFonts w:ascii="Times New Roman" w:eastAsia="Times New Roman" w:hAnsi="Times New Roman" w:cs="Times New Roman"/>
+          <w:sz w:val="24"/>
+          <w:szCs w:val="24"/>
+          <w:lang w:val="es-ES"/>
+        </w:rPr>
+        <w:t xml:space="preserve">Jiménez-López, D. A., Carmona-Higuita, M. J., Mendieta-Leiva, G., Martínez-Camilo, R., Espejo-Serna, A., Krömer, T., Martínez-Meléndez, N., &amp; Ramírez-Marcial, N. (2023). </w:t>
+      </w:r>
+      <w:r>
+        <w:rPr>
+          <w:rFonts w:ascii="Times New Roman" w:eastAsia="Times New Roman" w:hAnsi="Times New Roman" w:cs="Times New Roman"/>
+          <w:sz w:val="24"/>
+          <w:szCs w:val="24"/>
+        </w:rPr>
+        <w:t xml:space="preserve">Linking different resources to recognize vascular epiphyte richness and distribution in a mountain system in southeastern Mexico. </w:t>
       </w:r>
       <w:r>
         <w:rPr>
@@ -9400,33 +9255,18 @@
           <w:i/>
           <w:sz w:val="24"/>
           <w:szCs w:val="24"/>
-        </w:rPr>
-        <w:t>Journal of Biogeography</w:t>
-      </w:r>
-      <w:r>
-        <w:rPr>
-          <w:rFonts w:ascii="Times New Roman" w:eastAsia="Times New Roman" w:hAnsi="Times New Roman" w:cs="Times New Roman"/>
-          <w:sz w:val="24"/>
-          <w:szCs w:val="24"/>
-        </w:rPr>
-        <w:t xml:space="preserve">, </w:t>
-      </w:r>
-      <w:r>
-        <w:rPr>
-          <w:rFonts w:ascii="Times New Roman" w:eastAsia="Times New Roman" w:hAnsi="Times New Roman" w:cs="Times New Roman"/>
-          <w:i/>
-          <w:sz w:val="24"/>
-          <w:szCs w:val="24"/>
-        </w:rPr>
-        <w:t>31</w:t>
-      </w:r>
-      <w:r>
-        <w:rPr>
-          <w:rFonts w:ascii="Times New Roman" w:eastAsia="Times New Roman" w:hAnsi="Times New Roman" w:cs="Times New Roman"/>
-          <w:sz w:val="24"/>
-          <w:szCs w:val="24"/>
-        </w:rPr>
-        <w:t>(9), 1463–1476. https://doi.org/10.1111/j.1365-2699.2004.01083.x</w:t>
+          <w:lang w:val="es-ES"/>
+        </w:rPr>
+        <w:t>Flora</w:t>
+      </w:r>
+      <w:r>
+        <w:rPr>
+          <w:rFonts w:ascii="Times New Roman" w:eastAsia="Times New Roman" w:hAnsi="Times New Roman" w:cs="Times New Roman"/>
+          <w:sz w:val="24"/>
+          <w:szCs w:val="24"/>
+          <w:lang w:val="es-ES"/>
+        </w:rPr>
+        <w:t>, 152261. https://doi.org/10.1016/j.flora.2023.152261</w:t>
       </w:r>
     </w:p>
     <w:p>
@@ -9451,8 +9291,27 @@
           <w:rFonts w:ascii="Times New Roman" w:eastAsia="Times New Roman" w:hAnsi="Times New Roman" w:cs="Times New Roman"/>
           <w:sz w:val="24"/>
           <w:szCs w:val="24"/>
-        </w:rPr>
-        <w:t xml:space="preserve">Lees, A. C., Rosenberg, K. V., Ruiz-Gutierrez, V., Marsden, S., Schulenberg, T. S., &amp; Rodewald, A. D. (2020). A roadmap to identifying and filling shortfalls in Neotropical ornithology. </w:t>
+          <w:lang w:val="es-ES"/>
+        </w:rPr>
+        <w:t xml:space="preserve">Jiménez-López, D. A., Gallardo-Cruz, J. A., Véliz, M. E., Martínez-Camilo, R., Méndez, C., Solórzano, J. V., Velázquez-Méndez, L., Carabias, J., García-Hidalgo, G., Peralta-Carreta, C., Sánchez-González, M., Castillo-Acosta, O., Luna-Kamyshev, N. M., Villaseñor, J. L., </w:t>
+      </w:r>
+      <w:r>
+        <w:rPr>
+          <w:rFonts w:ascii="Times New Roman" w:eastAsia="Times New Roman" w:hAnsi="Times New Roman" w:cs="Times New Roman"/>
+          <w:sz w:val="24"/>
+          <w:szCs w:val="24"/>
+          <w:lang w:val="es-ES"/>
+        </w:rPr>
+        <w:lastRenderedPageBreak/>
+        <w:t xml:space="preserve">&amp; Meave, J. A. (2023). </w:t>
+      </w:r>
+      <w:r>
+        <w:rPr>
+          <w:rFonts w:ascii="Times New Roman" w:eastAsia="Times New Roman" w:hAnsi="Times New Roman" w:cs="Times New Roman"/>
+          <w:sz w:val="24"/>
+          <w:szCs w:val="24"/>
+        </w:rPr>
+        <w:t xml:space="preserve">High vascular plant species richness in the Usumacinta River Basin: A comprehensive floristic checklist for a natural region in the Mesoamerican biodiversity hotspot. </w:t>
       </w:r>
       <w:r>
         <w:rPr>
@@ -9461,7 +9320,7 @@
           <w:sz w:val="24"/>
           <w:szCs w:val="24"/>
         </w:rPr>
-        <w:t>The Auk</w:t>
+        <w:t>Botanical Sciences</w:t>
       </w:r>
       <w:r>
         <w:rPr>
@@ -9478,15 +9337,15 @@
           <w:sz w:val="24"/>
           <w:szCs w:val="24"/>
         </w:rPr>
-        <w:t>137</w:t>
-      </w:r>
-      <w:r>
-        <w:rPr>
-          <w:rFonts w:ascii="Times New Roman" w:eastAsia="Times New Roman" w:hAnsi="Times New Roman" w:cs="Times New Roman"/>
-          <w:sz w:val="24"/>
-          <w:szCs w:val="24"/>
-        </w:rPr>
-        <w:t>(4), ukaa048. https://doi.org/10.1093/auk/ukaa048</w:t>
+        <w:t>101</w:t>
+      </w:r>
+      <w:r>
+        <w:rPr>
+          <w:rFonts w:ascii="Times New Roman" w:eastAsia="Times New Roman" w:hAnsi="Times New Roman" w:cs="Times New Roman"/>
+          <w:sz w:val="24"/>
+          <w:szCs w:val="24"/>
+        </w:rPr>
+        <w:t>(3), 1–62. https://doi.org/doi.org/10.17129/botsci.3253</w:t>
       </w:r>
     </w:p>
     <w:p>
@@ -9501,39 +9360,53 @@
         <w:spacing w:after="0"/>
         <w:ind w:left="720" w:hanging="720"/>
         <w:rPr>
-          <w:ins w:id="345" w:author="Maria Carmona-Higuita" w:date="2026-08-06T00:00:00Z"/>
-          <w:rFonts w:ascii="Times New Roman" w:eastAsia="Times New Roman" w:hAnsi="Times New Roman" w:cs="Times New Roman"/>
-          <w:sz w:val="24"/>
-          <w:szCs w:val="24"/>
-        </w:rPr>
-      </w:pPr>
-      <w:ins w:id="346" w:author="Maria Carmona-Higuita" w:date="2026-08-06T00:00:00Z">
-        <w:r>
-          <w:rPr>
-            <w:rFonts w:ascii="Times New Roman" w:eastAsia="Times New Roman" w:hAnsi="Times New Roman" w:cs="Times New Roman"/>
-            <w:sz w:val="24"/>
-            <w:szCs w:val="24"/>
-          </w:rPr>
-          <w:t xml:space="preserve">Leão, T. C. C., Reich, P. B., &amp; Nic Lughadha, E. (2023). The geographic range size and vulnerability to extinction of angiosperm epiphytes in the Atlantic Forest of Brazil. </w:t>
-        </w:r>
-        <w:r>
-          <w:rPr>
-            <w:rFonts w:ascii="Times New Roman" w:eastAsia="Times New Roman" w:hAnsi="Times New Roman" w:cs="Times New Roman"/>
-            <w:i/>
-            <w:sz w:val="24"/>
-            <w:szCs w:val="24"/>
-          </w:rPr>
-          <w:t>Global Ecology and Biogeography</w:t>
-        </w:r>
-        <w:r>
-          <w:rPr>
-            <w:rFonts w:ascii="Times New Roman" w:eastAsia="Times New Roman" w:hAnsi="Times New Roman" w:cs="Times New Roman"/>
-            <w:sz w:val="24"/>
-            <w:szCs w:val="24"/>
-          </w:rPr>
-          <w:t>, 32, 1607–1617. https://doi.org/10.1111/geb.13718</w:t>
-        </w:r>
-      </w:ins>
+          <w:rFonts w:ascii="Times New Roman" w:eastAsia="Times New Roman" w:hAnsi="Times New Roman" w:cs="Times New Roman"/>
+          <w:sz w:val="24"/>
+          <w:szCs w:val="24"/>
+        </w:rPr>
+      </w:pPr>
+      <w:r>
+        <w:rPr>
+          <w:rFonts w:ascii="Times New Roman" w:eastAsia="Times New Roman" w:hAnsi="Times New Roman" w:cs="Times New Roman"/>
+          <w:sz w:val="24"/>
+          <w:szCs w:val="24"/>
+        </w:rPr>
+        <w:t xml:space="preserve">Kelly, D. L., O’Donovan, G., Feehan, J., Murphy, S., Drangeid, S. O., &amp; Marcano-Berti, L. (2004). The epiphyte communities of a montane rain forest in the Andes of Venezuela: Patterns in the distribution of the flora. </w:t>
+      </w:r>
+      <w:r>
+        <w:rPr>
+          <w:rFonts w:ascii="Times New Roman" w:eastAsia="Times New Roman" w:hAnsi="Times New Roman" w:cs="Times New Roman"/>
+          <w:i/>
+          <w:sz w:val="24"/>
+          <w:szCs w:val="24"/>
+        </w:rPr>
+        <w:t>Journal of Tropical Ecology</w:t>
+      </w:r>
+      <w:r>
+        <w:rPr>
+          <w:rFonts w:ascii="Times New Roman" w:eastAsia="Times New Roman" w:hAnsi="Times New Roman" w:cs="Times New Roman"/>
+          <w:sz w:val="24"/>
+          <w:szCs w:val="24"/>
+        </w:rPr>
+        <w:t xml:space="preserve">, </w:t>
+      </w:r>
+      <w:r>
+        <w:rPr>
+          <w:rFonts w:ascii="Times New Roman" w:eastAsia="Times New Roman" w:hAnsi="Times New Roman" w:cs="Times New Roman"/>
+          <w:i/>
+          <w:sz w:val="24"/>
+          <w:szCs w:val="24"/>
+        </w:rPr>
+        <w:t>20</w:t>
+      </w:r>
+      <w:r>
+        <w:rPr>
+          <w:rFonts w:ascii="Times New Roman" w:eastAsia="Times New Roman" w:hAnsi="Times New Roman" w:cs="Times New Roman"/>
+          <w:sz w:val="24"/>
+          <w:szCs w:val="24"/>
+        </w:rPr>
+        <w:t>(6), 643–666. https://doi.org/10.1017/S0266467404001671</w:t>
+      </w:r>
     </w:p>
     <w:p>
       <w:pPr>
@@ -9550,17 +9423,15 @@
           <w:rFonts w:ascii="Times New Roman" w:eastAsia="Times New Roman" w:hAnsi="Times New Roman" w:cs="Times New Roman"/>
           <w:sz w:val="24"/>
           <w:szCs w:val="24"/>
-          <w:lang w:val="es-ES"/>
-        </w:rPr>
-      </w:pPr>
-      <w:r>
-        <w:rPr>
-          <w:rFonts w:ascii="Times New Roman" w:eastAsia="Times New Roman" w:hAnsi="Times New Roman" w:cs="Times New Roman"/>
-          <w:sz w:val="24"/>
-          <w:szCs w:val="24"/>
-        </w:rPr>
-        <w:lastRenderedPageBreak/>
-        <w:t xml:space="preserve">Leite, G. A., Pinheiro, R. T., Marcelino, D. G., Figueira, J. E. C., &amp; Delabie, J. H. C. (2013). Foraging Behavior of Kaempfer’s Woodpecker ( </w:t>
+        </w:rPr>
+      </w:pPr>
+      <w:r>
+        <w:rPr>
+          <w:rFonts w:ascii="Times New Roman" w:eastAsia="Times New Roman" w:hAnsi="Times New Roman" w:cs="Times New Roman"/>
+          <w:sz w:val="24"/>
+          <w:szCs w:val="24"/>
+        </w:rPr>
+        <w:t xml:space="preserve">Köster, N., Friedrich, K., Nieder, J., &amp; Barthlott, W. (2009). Conservation of epiphyte diversity in an Andean landscape transformed by human land use. </w:t>
       </w:r>
       <w:r>
         <w:rPr>
@@ -9569,15 +9440,15 @@
           <w:sz w:val="24"/>
           <w:szCs w:val="24"/>
         </w:rPr>
-        <w:t>Celeus obrieni</w:t>
-      </w:r>
-      <w:r>
-        <w:rPr>
-          <w:rFonts w:ascii="Times New Roman" w:eastAsia="Times New Roman" w:hAnsi="Times New Roman" w:cs="Times New Roman"/>
-          <w:sz w:val="24"/>
-          <w:szCs w:val="24"/>
-        </w:rPr>
-        <w:t xml:space="preserve"> ), a Bamboo Specialist. </w:t>
+        <w:t>Conservation Biology : The Journal of the Society for Conservation Biology</w:t>
+      </w:r>
+      <w:r>
+        <w:rPr>
+          <w:rFonts w:ascii="Times New Roman" w:eastAsia="Times New Roman" w:hAnsi="Times New Roman" w:cs="Times New Roman"/>
+          <w:sz w:val="24"/>
+          <w:szCs w:val="24"/>
+        </w:rPr>
+        <w:t xml:space="preserve">, </w:t>
       </w:r>
       <w:r>
         <w:rPr>
@@ -9585,37 +9456,16 @@
           <w:i/>
           <w:sz w:val="24"/>
           <w:szCs w:val="24"/>
-          <w:lang w:val="es-ES"/>
-        </w:rPr>
-        <w:t>The Condor</w:t>
-      </w:r>
-      <w:r>
-        <w:rPr>
-          <w:rFonts w:ascii="Times New Roman" w:eastAsia="Times New Roman" w:hAnsi="Times New Roman" w:cs="Times New Roman"/>
-          <w:sz w:val="24"/>
-          <w:szCs w:val="24"/>
-          <w:lang w:val="es-ES"/>
-        </w:rPr>
-        <w:t xml:space="preserve">, </w:t>
-      </w:r>
-      <w:r>
-        <w:rPr>
-          <w:rFonts w:ascii="Times New Roman" w:eastAsia="Times New Roman" w:hAnsi="Times New Roman" w:cs="Times New Roman"/>
-          <w:i/>
-          <w:sz w:val="24"/>
-          <w:szCs w:val="24"/>
-          <w:lang w:val="es-ES"/>
-        </w:rPr>
-        <w:t>115</w:t>
-      </w:r>
-      <w:r>
-        <w:rPr>
-          <w:rFonts w:ascii="Times New Roman" w:eastAsia="Times New Roman" w:hAnsi="Times New Roman" w:cs="Times New Roman"/>
-          <w:sz w:val="24"/>
-          <w:szCs w:val="24"/>
-          <w:lang w:val="es-ES"/>
-        </w:rPr>
-        <w:t>(2), 221–229. https://doi.org/10.1525/cond.2013.120062</w:t>
+        </w:rPr>
+        <w:t>23</w:t>
+      </w:r>
+      <w:r>
+        <w:rPr>
+          <w:rFonts w:ascii="Times New Roman" w:eastAsia="Times New Roman" w:hAnsi="Times New Roman" w:cs="Times New Roman"/>
+          <w:sz w:val="24"/>
+          <w:szCs w:val="24"/>
+        </w:rPr>
+        <w:t>(4), 911–919. https://doi.org/10.1111/j.1523-1739.2008.01164.x</w:t>
       </w:r>
     </w:p>
     <w:p>
@@ -9640,17 +9490,17 @@
           <w:rFonts w:ascii="Times New Roman" w:eastAsia="Times New Roman" w:hAnsi="Times New Roman" w:cs="Times New Roman"/>
           <w:sz w:val="24"/>
           <w:szCs w:val="24"/>
-          <w:lang w:val="es-ES"/>
-        </w:rPr>
-        <w:t xml:space="preserve">Lobo, J. M., Hortal, J., Yela, J. L., Millán, A., Sánchez-Fernández, D., García-Roselló, E., González-Dacosta, J., Heine, J., González-Vilas, L., &amp; Guisande, C. (2018). </w:t>
-      </w:r>
-      <w:r>
-        <w:rPr>
-          <w:rFonts w:ascii="Times New Roman" w:eastAsia="Times New Roman" w:hAnsi="Times New Roman" w:cs="Times New Roman"/>
-          <w:sz w:val="24"/>
-          <w:szCs w:val="24"/>
-        </w:rPr>
-        <w:t xml:space="preserve">KnowBR: An application to map the geographical variation of survey effort and identify well-surveyed areas from biodiversity databases. </w:t>
+          <w:lang w:val="de-DE"/>
+        </w:rPr>
+        <w:t xml:space="preserve">Kreft, H., Köster, N., Küper, W., Nieder, J., &amp; Barthlott, W. (2004). </w:t>
+      </w:r>
+      <w:r>
+        <w:rPr>
+          <w:rFonts w:ascii="Times New Roman" w:eastAsia="Times New Roman" w:hAnsi="Times New Roman" w:cs="Times New Roman"/>
+          <w:sz w:val="24"/>
+          <w:szCs w:val="24"/>
+        </w:rPr>
+        <w:t xml:space="preserve">Diversity and biogeography of vascular epiphytes in Western Amazonia, Yasuní, Ecuador. </w:t>
       </w:r>
       <w:r>
         <w:rPr>
@@ -9659,7 +9509,7 @@
           <w:sz w:val="24"/>
           <w:szCs w:val="24"/>
         </w:rPr>
-        <w:t>Ecological Indicators</w:t>
+        <w:t>Journal of Biogeography</w:t>
       </w:r>
       <w:r>
         <w:rPr>
@@ -9676,15 +9526,15 @@
           <w:sz w:val="24"/>
           <w:szCs w:val="24"/>
         </w:rPr>
-        <w:t>91</w:t>
-      </w:r>
-      <w:r>
-        <w:rPr>
-          <w:rFonts w:ascii="Times New Roman" w:eastAsia="Times New Roman" w:hAnsi="Times New Roman" w:cs="Times New Roman"/>
-          <w:sz w:val="24"/>
-          <w:szCs w:val="24"/>
-        </w:rPr>
-        <w:t>, 241–248. https://doi.org/10.1016/j.ecolind.2018.03.077</w:t>
+        <w:t>31</w:t>
+      </w:r>
+      <w:r>
+        <w:rPr>
+          <w:rFonts w:ascii="Times New Roman" w:eastAsia="Times New Roman" w:hAnsi="Times New Roman" w:cs="Times New Roman"/>
+          <w:sz w:val="24"/>
+          <w:szCs w:val="24"/>
+        </w:rPr>
+        <w:t>(9), 1463–1476. https://doi.org/10.1111/j.1365-2699.2004.01083.x</w:t>
       </w:r>
     </w:p>
     <w:p>
@@ -9710,16 +9560,7 @@
           <w:sz w:val="24"/>
           <w:szCs w:val="24"/>
         </w:rPr>
-        <w:t xml:space="preserve">Lomolino, M. V. (2004). Conservation biogeography. </w:t>
-      </w:r>
-      <w:r>
-        <w:rPr>
-          <w:rFonts w:ascii="Times New Roman" w:eastAsia="Times New Roman" w:hAnsi="Times New Roman" w:cs="Times New Roman"/>
-          <w:sz w:val="24"/>
-          <w:szCs w:val="24"/>
-          <w:lang w:val="it-IT"/>
-        </w:rPr>
-        <w:t xml:space="preserve">In </w:t>
+        <w:t xml:space="preserve">Lees, A. C., Rosenberg, K. V., Ruiz-Gutierrez, V., Marsden, S., Schulenberg, T. S., &amp; Rodewald, A. D. (2020). A roadmap to identifying and filling shortfalls in Neotropical ornithology. </w:t>
       </w:r>
       <w:r>
         <w:rPr>
@@ -9727,9 +9568,16 @@
           <w:i/>
           <w:sz w:val="24"/>
           <w:szCs w:val="24"/>
-          <w:lang w:val="it-IT"/>
-        </w:rPr>
-        <w:t xml:space="preserve">Lomolino, L. R. Heaney. </w:t>
+        </w:rPr>
+        <w:t>The Auk</w:t>
+      </w:r>
+      <w:r>
+        <w:rPr>
+          <w:rFonts w:ascii="Times New Roman" w:eastAsia="Times New Roman" w:hAnsi="Times New Roman" w:cs="Times New Roman"/>
+          <w:sz w:val="24"/>
+          <w:szCs w:val="24"/>
+        </w:rPr>
+        <w:t xml:space="preserve">, </w:t>
       </w:r>
       <w:r>
         <w:rPr>
@@ -9738,15 +9586,15 @@
           <w:sz w:val="24"/>
           <w:szCs w:val="24"/>
         </w:rPr>
-        <w:t>2004. Frontiers of Biogeography: New Directions in the Geography of Nature.</w:t>
-      </w:r>
-      <w:r>
-        <w:rPr>
-          <w:rFonts w:ascii="Times New Roman" w:eastAsia="Times New Roman" w:hAnsi="Times New Roman" w:cs="Times New Roman"/>
-          <w:sz w:val="24"/>
-          <w:szCs w:val="24"/>
-        </w:rPr>
-        <w:t xml:space="preserve"> (p. 293). Sinauer Associates, Inc.</w:t>
+        <w:t>137</w:t>
+      </w:r>
+      <w:r>
+        <w:rPr>
+          <w:rFonts w:ascii="Times New Roman" w:eastAsia="Times New Roman" w:hAnsi="Times New Roman" w:cs="Times New Roman"/>
+          <w:sz w:val="24"/>
+          <w:szCs w:val="24"/>
+        </w:rPr>
+        <w:t>(4), ukaa048. https://doi.org/10.1093/auk/ukaa048</w:t>
       </w:r>
     </w:p>
     <w:p>
@@ -9761,36 +9609,39 @@
         <w:spacing w:after="0"/>
         <w:ind w:left="720" w:hanging="720"/>
         <w:rPr>
-          <w:rFonts w:ascii="Times New Roman" w:eastAsia="Times New Roman" w:hAnsi="Times New Roman" w:cs="Times New Roman"/>
-          <w:sz w:val="24"/>
-          <w:szCs w:val="24"/>
-        </w:rPr>
-      </w:pPr>
-      <w:r>
-        <w:rPr>
-          <w:rFonts w:ascii="Times New Roman" w:eastAsia="Times New Roman" w:hAnsi="Times New Roman" w:cs="Times New Roman"/>
-          <w:sz w:val="24"/>
-          <w:szCs w:val="24"/>
-        </w:rPr>
-        <w:t xml:space="preserve">Luján, M., Lemos, R. M., Lucas, E., Michelangeli, F. A., Prance, G., Pennington, T. D., Rzedowski, J., Santamaría-Aguilar, D., Serpell, E., Sothers, C., &amp; Zuntini, A. R. (2023). </w:t>
-      </w:r>
-      <w:r>
-        <w:rPr>
-          <w:rFonts w:ascii="Times New Roman" w:eastAsia="Times New Roman" w:hAnsi="Times New Roman" w:cs="Times New Roman"/>
-          <w:i/>
-          <w:sz w:val="24"/>
-          <w:szCs w:val="24"/>
-        </w:rPr>
-        <w:t>Trials and tribulations of Neotropical plant taxonomy: Pace of tree species description</w:t>
-      </w:r>
-      <w:r>
-        <w:rPr>
-          <w:rFonts w:ascii="Times New Roman" w:eastAsia="Times New Roman" w:hAnsi="Times New Roman" w:cs="Times New Roman"/>
-          <w:sz w:val="24"/>
-          <w:szCs w:val="24"/>
-        </w:rPr>
-        <w:t>. Plant Biology. https://doi.org/10.1101/2023.09.05.556231</w:t>
-      </w:r>
+          <w:ins w:id="345" w:author="Maria Carmona-Higuita" w:date="2026-08-06T00:00:00Z"/>
+          <w:rFonts w:ascii="Times New Roman" w:eastAsia="Times New Roman" w:hAnsi="Times New Roman" w:cs="Times New Roman"/>
+          <w:sz w:val="24"/>
+          <w:szCs w:val="24"/>
+        </w:rPr>
+      </w:pPr>
+      <w:ins w:id="346" w:author="Maria Carmona-Higuita" w:date="2026-08-06T00:00:00Z">
+        <w:r>
+          <w:rPr>
+            <w:rFonts w:ascii="Times New Roman" w:eastAsia="Times New Roman" w:hAnsi="Times New Roman" w:cs="Times New Roman"/>
+            <w:sz w:val="24"/>
+            <w:szCs w:val="24"/>
+          </w:rPr>
+          <w:t xml:space="preserve">Leão, T. C. C., Reich, P. B., &amp; Nic Lughadha, E. (2023). The geographic range size and vulnerability to extinction of angiosperm epiphytes in the Atlantic Forest of Brazil. </w:t>
+        </w:r>
+        <w:r>
+          <w:rPr>
+            <w:rFonts w:ascii="Times New Roman" w:eastAsia="Times New Roman" w:hAnsi="Times New Roman" w:cs="Times New Roman"/>
+            <w:i/>
+            <w:sz w:val="24"/>
+            <w:szCs w:val="24"/>
+          </w:rPr>
+          <w:t>Global Ecology and Biogeography</w:t>
+        </w:r>
+        <w:r>
+          <w:rPr>
+            <w:rFonts w:ascii="Times New Roman" w:eastAsia="Times New Roman" w:hAnsi="Times New Roman" w:cs="Times New Roman"/>
+            <w:sz w:val="24"/>
+            <w:szCs w:val="24"/>
+          </w:rPr>
+          <w:t>, 32, 1607–1617. https://doi.org/10.1111/geb.13718</w:t>
+        </w:r>
+      </w:ins>
     </w:p>
     <w:p>
       <w:pPr>
@@ -9814,8 +9665,17 @@
           <w:rFonts w:ascii="Times New Roman" w:eastAsia="Times New Roman" w:hAnsi="Times New Roman" w:cs="Times New Roman"/>
           <w:sz w:val="24"/>
           <w:szCs w:val="24"/>
-        </w:rPr>
-        <w:t xml:space="preserve">Maldonado, C., Molina, C. I., Zizka, A., Persson, C., Taylor, C. M., Albán, J., Chilquillo, E., Rønsted, N., &amp; Antonelli, A. (2015). Estimating species diversity and distribution in the era of Big Data: To what extent can we trust public databases? </w:t>
+          <w:lang w:val="es-ES"/>
+        </w:rPr>
+        <w:t xml:space="preserve">Lobo, J. M., Hortal, J., Yela, J. L., Millán, A., Sánchez-Fernández, D., García-Roselló, E., González-Dacosta, J., Heine, J., González-Vilas, L., &amp; Guisande, C. (2018). </w:t>
+      </w:r>
+      <w:r>
+        <w:rPr>
+          <w:rFonts w:ascii="Times New Roman" w:eastAsia="Times New Roman" w:hAnsi="Times New Roman" w:cs="Times New Roman"/>
+          <w:sz w:val="24"/>
+          <w:szCs w:val="24"/>
+        </w:rPr>
+        <w:t xml:space="preserve">KnowBR: An application to map the geographical variation of survey effort and identify well-surveyed areas from biodiversity databases. </w:t>
       </w:r>
       <w:r>
         <w:rPr>
@@ -9824,7 +9684,7 @@
           <w:sz w:val="24"/>
           <w:szCs w:val="24"/>
         </w:rPr>
-        <w:t>Global Ecology and Biogeography</w:t>
+        <w:t>Ecological Indicators</w:t>
       </w:r>
       <w:r>
         <w:rPr>
@@ -9841,15 +9701,15 @@
           <w:sz w:val="24"/>
           <w:szCs w:val="24"/>
         </w:rPr>
-        <w:t>24</w:t>
-      </w:r>
-      <w:r>
-        <w:rPr>
-          <w:rFonts w:ascii="Times New Roman" w:eastAsia="Times New Roman" w:hAnsi="Times New Roman" w:cs="Times New Roman"/>
-          <w:sz w:val="24"/>
-          <w:szCs w:val="24"/>
-        </w:rPr>
-        <w:t>(8), 973–984. https://doi.org/10.1111/geb.12326</w:t>
+        <w:t>91</w:t>
+      </w:r>
+      <w:r>
+        <w:rPr>
+          <w:rFonts w:ascii="Times New Roman" w:eastAsia="Times New Roman" w:hAnsi="Times New Roman" w:cs="Times New Roman"/>
+          <w:sz w:val="24"/>
+          <w:szCs w:val="24"/>
+        </w:rPr>
+        <w:t>, 241–248. https://doi.org/10.1016/j.ecolind.2018.03.077</w:t>
       </w:r>
     </w:p>
     <w:p>
@@ -9875,8 +9735,16 @@
           <w:sz w:val="24"/>
           <w:szCs w:val="24"/>
         </w:rPr>
-        <w:lastRenderedPageBreak/>
-        <w:t xml:space="preserve">Marin, A. C., Wolf, J. H. D., Oostermeijer, J. G. B., &amp; den Nijs, J. C. M. (2008). Establishment of Epiphytic Bromeliads in Successional Tropical Premontane Forests in Costa Rica. </w:t>
+        <w:t xml:space="preserve">Lomolino, M. V. (2004). Conservation biogeography. </w:t>
+      </w:r>
+      <w:r>
+        <w:rPr>
+          <w:rFonts w:ascii="Times New Roman" w:eastAsia="Times New Roman" w:hAnsi="Times New Roman" w:cs="Times New Roman"/>
+          <w:sz w:val="24"/>
+          <w:szCs w:val="24"/>
+          <w:lang w:val="it-IT"/>
+        </w:rPr>
+        <w:t xml:space="preserve">In </w:t>
       </w:r>
       <w:r>
         <w:rPr>
@@ -9884,16 +9752,9 @@
           <w:i/>
           <w:sz w:val="24"/>
           <w:szCs w:val="24"/>
-        </w:rPr>
-        <w:t>Biotropica</w:t>
-      </w:r>
-      <w:r>
-        <w:rPr>
-          <w:rFonts w:ascii="Times New Roman" w:eastAsia="Times New Roman" w:hAnsi="Times New Roman" w:cs="Times New Roman"/>
-          <w:sz w:val="24"/>
-          <w:szCs w:val="24"/>
-        </w:rPr>
-        <w:t xml:space="preserve">, </w:t>
+          <w:lang w:val="it-IT"/>
+        </w:rPr>
+        <w:t xml:space="preserve">Lomolino, L. R. Heaney. </w:t>
       </w:r>
       <w:r>
         <w:rPr>
@@ -9902,15 +9763,15 @@
           <w:sz w:val="24"/>
           <w:szCs w:val="24"/>
         </w:rPr>
-        <w:t>40</w:t>
-      </w:r>
-      <w:r>
-        <w:rPr>
-          <w:rFonts w:ascii="Times New Roman" w:eastAsia="Times New Roman" w:hAnsi="Times New Roman" w:cs="Times New Roman"/>
-          <w:sz w:val="24"/>
-          <w:szCs w:val="24"/>
-        </w:rPr>
-        <w:t>(4), 441–448.</w:t>
+        <w:t>2004. Frontiers of Biogeography: New Directions in the Geography of Nature.</w:t>
+      </w:r>
+      <w:r>
+        <w:rPr>
+          <w:rFonts w:ascii="Times New Roman" w:eastAsia="Times New Roman" w:hAnsi="Times New Roman" w:cs="Times New Roman"/>
+          <w:sz w:val="24"/>
+          <w:szCs w:val="24"/>
+        </w:rPr>
+        <w:t xml:space="preserve"> (p. 293). Sinauer Associates, Inc.</w:t>
       </w:r>
     </w:p>
     <w:p>
@@ -9936,7 +9797,7 @@
           <w:sz w:val="24"/>
           <w:szCs w:val="24"/>
         </w:rPr>
-        <w:t xml:space="preserve">Mendieta-Leiva, G., Ramos, F. N., Elias, J. P. C., Zotz, G., Acuña-Tarazona, M., Alvim, F. S., Barbosa, D. E. F., Basílio, G. A., Batke, S. P., Benavides, A. M., Blum, C. T., Boelter, C. R., Brancalion, P. H. S., Carmona, M. J., Carvalho, L. P., de la Rosa-Manzano, E., Einzmann, H. J. R., Fernández, M., Furtado, S. G., … Jiménez-Alfaro, B. (2020). EpIG-DB: A database of vascular epiphyte assemblages in the Neotropics. </w:t>
+        <w:t xml:space="preserve">Luján, M., Lemos, R. M., Lucas, E., Michelangeli, F. A., Prance, G., Pennington, T. D., Rzedowski, J., Santamaría-Aguilar, D., Serpell, E., Sothers, C., &amp; Zuntini, A. R. (2023). </w:t>
       </w:r>
       <w:r>
         <w:rPr>
@@ -9945,32 +9806,15 @@
           <w:sz w:val="24"/>
           <w:szCs w:val="24"/>
         </w:rPr>
-        <w:t>Journal of Vegetation Science</w:t>
-      </w:r>
-      <w:r>
-        <w:rPr>
-          <w:rFonts w:ascii="Times New Roman" w:eastAsia="Times New Roman" w:hAnsi="Times New Roman" w:cs="Times New Roman"/>
-          <w:sz w:val="24"/>
-          <w:szCs w:val="24"/>
-        </w:rPr>
-        <w:t xml:space="preserve">, </w:t>
-      </w:r>
-      <w:r>
-        <w:rPr>
-          <w:rFonts w:ascii="Times New Roman" w:eastAsia="Times New Roman" w:hAnsi="Times New Roman" w:cs="Times New Roman"/>
-          <w:i/>
-          <w:sz w:val="24"/>
-          <w:szCs w:val="24"/>
-        </w:rPr>
-        <w:t>31</w:t>
-      </w:r>
-      <w:r>
-        <w:rPr>
-          <w:rFonts w:ascii="Times New Roman" w:eastAsia="Times New Roman" w:hAnsi="Times New Roman" w:cs="Times New Roman"/>
-          <w:sz w:val="24"/>
-          <w:szCs w:val="24"/>
-        </w:rPr>
-        <w:t>(3), 1–11. https://doi.org/10.1111/jvs.12867</w:t>
+        <w:t>Trials and tribulations of Neotropical plant taxonomy: Pace of tree species description</w:t>
+      </w:r>
+      <w:r>
+        <w:rPr>
+          <w:rFonts w:ascii="Times New Roman" w:eastAsia="Times New Roman" w:hAnsi="Times New Roman" w:cs="Times New Roman"/>
+          <w:sz w:val="24"/>
+          <w:szCs w:val="24"/>
+        </w:rPr>
+        <w:t>. Plant Biology. https://doi.org/10.1101/2023.09.05.556231</w:t>
       </w:r>
     </w:p>
     <w:p>
@@ -9996,7 +9840,7 @@
           <w:sz w:val="24"/>
           <w:szCs w:val="24"/>
         </w:rPr>
-        <w:t xml:space="preserve">Mendieta-Leiva, G., &amp; Zotz, G. (2015). A conceptual framework for the analysis of vascular epiphyte assemblages. </w:t>
+        <w:t xml:space="preserve">Maldonado, C., Molina, C. I., Zizka, A., Persson, C., Taylor, C. M., Albán, J., Chilquillo, E., Rønsted, N., &amp; Antonelli, A. (2015). Estimating species diversity and distribution in the era of Big Data: To what extent can we trust public databases? </w:t>
       </w:r>
       <w:r>
         <w:rPr>
@@ -10005,7 +9849,7 @@
           <w:sz w:val="24"/>
           <w:szCs w:val="24"/>
         </w:rPr>
-        <w:t>Perspectives in Plant Ecology, Evolution and Systematics</w:t>
+        <w:t>Global Ecology and Biogeography</w:t>
       </w:r>
       <w:r>
         <w:rPr>
@@ -10022,15 +9866,15 @@
           <w:sz w:val="24"/>
           <w:szCs w:val="24"/>
         </w:rPr>
-        <w:t>17</w:t>
-      </w:r>
-      <w:r>
-        <w:rPr>
-          <w:rFonts w:ascii="Times New Roman" w:eastAsia="Times New Roman" w:hAnsi="Times New Roman" w:cs="Times New Roman"/>
-          <w:sz w:val="24"/>
-          <w:szCs w:val="24"/>
-        </w:rPr>
-        <w:t>(6), 510–521. https://doi.org/10.1016/j.ppees.2015.09.003</w:t>
+        <w:t>24</w:t>
+      </w:r>
+      <w:r>
+        <w:rPr>
+          <w:rFonts w:ascii="Times New Roman" w:eastAsia="Times New Roman" w:hAnsi="Times New Roman" w:cs="Times New Roman"/>
+          <w:sz w:val="24"/>
+          <w:szCs w:val="24"/>
+        </w:rPr>
+        <w:t>(8), 973–984. https://doi.org/10.1111/geb.12326</w:t>
       </w:r>
     </w:p>
     <w:p>
@@ -10055,17 +9899,9 @@
           <w:rFonts w:ascii="Times New Roman" w:eastAsia="Times New Roman" w:hAnsi="Times New Roman" w:cs="Times New Roman"/>
           <w:sz w:val="24"/>
           <w:szCs w:val="24"/>
-          <w:lang w:val="de-DE"/>
-        </w:rPr>
-        <w:t xml:space="preserve">Meyer, C., Kreft, H., Guralnick, R., &amp; Jetz, W. (2015). </w:t>
-      </w:r>
-      <w:r>
-        <w:rPr>
-          <w:rFonts w:ascii="Times New Roman" w:eastAsia="Times New Roman" w:hAnsi="Times New Roman" w:cs="Times New Roman"/>
-          <w:sz w:val="24"/>
-          <w:szCs w:val="24"/>
-        </w:rPr>
-        <w:t xml:space="preserve">Global priorities for an effective information basis of biodiversity distributions. </w:t>
+        </w:rPr>
+        <w:lastRenderedPageBreak/>
+        <w:t xml:space="preserve">Marin, A. C., Wolf, J. H. D., Oostermeijer, J. G. B., &amp; den Nijs, J. C. M. (2008). Establishment of Epiphytic Bromeliads in Successional Tropical Premontane Forests in Costa Rica. </w:t>
       </w:r>
       <w:r>
         <w:rPr>
@@ -10074,7 +9910,7 @@
           <w:sz w:val="24"/>
           <w:szCs w:val="24"/>
         </w:rPr>
-        <w:t>Nature Communications</w:t>
+        <w:t>Biotropica</w:t>
       </w:r>
       <w:r>
         <w:rPr>
@@ -10091,15 +9927,15 @@
           <w:sz w:val="24"/>
           <w:szCs w:val="24"/>
         </w:rPr>
-        <w:t>6</w:t>
-      </w:r>
-      <w:r>
-        <w:rPr>
-          <w:rFonts w:ascii="Times New Roman" w:eastAsia="Times New Roman" w:hAnsi="Times New Roman" w:cs="Times New Roman"/>
-          <w:sz w:val="24"/>
-          <w:szCs w:val="24"/>
-        </w:rPr>
-        <w:t>(1), 8221. https://doi.org/10.1038/ncomms9221</w:t>
+        <w:t>40</w:t>
+      </w:r>
+      <w:r>
+        <w:rPr>
+          <w:rFonts w:ascii="Times New Roman" w:eastAsia="Times New Roman" w:hAnsi="Times New Roman" w:cs="Times New Roman"/>
+          <w:sz w:val="24"/>
+          <w:szCs w:val="24"/>
+        </w:rPr>
+        <w:t>(4), 441–448.</w:t>
       </w:r>
     </w:p>
     <w:p>
@@ -10117,16 +9953,15 @@
           <w:rFonts w:ascii="Times New Roman" w:eastAsia="Times New Roman" w:hAnsi="Times New Roman" w:cs="Times New Roman"/>
           <w:sz w:val="24"/>
           <w:szCs w:val="24"/>
-          <w:lang w:val="es-ES"/>
-        </w:rPr>
-      </w:pPr>
-      <w:r>
-        <w:rPr>
-          <w:rFonts w:ascii="Times New Roman" w:eastAsia="Times New Roman" w:hAnsi="Times New Roman" w:cs="Times New Roman"/>
-          <w:sz w:val="24"/>
-          <w:szCs w:val="24"/>
-        </w:rPr>
-        <w:t xml:space="preserve">Meyer, C., Weigelt, P., &amp; Kreft, H. (2016). Multidimensional biases, gaps and uncertainties in global plant occurrence information. </w:t>
+        </w:rPr>
+      </w:pPr>
+      <w:r>
+        <w:rPr>
+          <w:rFonts w:ascii="Times New Roman" w:eastAsia="Times New Roman" w:hAnsi="Times New Roman" w:cs="Times New Roman"/>
+          <w:sz w:val="24"/>
+          <w:szCs w:val="24"/>
+        </w:rPr>
+        <w:t xml:space="preserve">Mendieta-Leiva, G., Ramos, F. N., Elias, J. P. C., Zotz, G., Acuña-Tarazona, M., Alvim, F. S., Barbosa, D. E. F., Basílio, G. A., Batke, S. P., Benavides, A. M., Blum, C. T., Boelter, C. R., Brancalion, P. H. S., Carmona, M. J., Carvalho, L. P., de la Rosa-Manzano, E., Einzmann, H. J. R., Fernández, M., Furtado, S. G., … Jiménez-Alfaro, B. (2020). EpIG-DB: A database of vascular epiphyte assemblages in the Neotropics. </w:t>
       </w:r>
       <w:r>
         <w:rPr>
@@ -10134,16 +9969,14 @@
           <w:i/>
           <w:sz w:val="24"/>
           <w:szCs w:val="24"/>
-          <w:lang w:val="es-ES"/>
-        </w:rPr>
-        <w:t>Ecology Letters</w:t>
-      </w:r>
-      <w:r>
-        <w:rPr>
-          <w:rFonts w:ascii="Times New Roman" w:eastAsia="Times New Roman" w:hAnsi="Times New Roman" w:cs="Times New Roman"/>
-          <w:sz w:val="24"/>
-          <w:szCs w:val="24"/>
-          <w:lang w:val="es-ES"/>
+        </w:rPr>
+        <w:t>Journal of Vegetation Science</w:t>
+      </w:r>
+      <w:r>
+        <w:rPr>
+          <w:rFonts w:ascii="Times New Roman" w:eastAsia="Times New Roman" w:hAnsi="Times New Roman" w:cs="Times New Roman"/>
+          <w:sz w:val="24"/>
+          <w:szCs w:val="24"/>
         </w:rPr>
         <w:t xml:space="preserve">, </w:t>
       </w:r>
@@ -10153,18 +9986,16 @@
           <w:i/>
           <w:sz w:val="24"/>
           <w:szCs w:val="24"/>
-          <w:lang w:val="es-ES"/>
-        </w:rPr>
-        <w:t>19</w:t>
-      </w:r>
-      <w:r>
-        <w:rPr>
-          <w:rFonts w:ascii="Times New Roman" w:eastAsia="Times New Roman" w:hAnsi="Times New Roman" w:cs="Times New Roman"/>
-          <w:sz w:val="24"/>
-          <w:szCs w:val="24"/>
-          <w:lang w:val="es-ES"/>
-        </w:rPr>
-        <w:t>(8), 992–1006. https://doi.org/10.1111/ele.12624</w:t>
+        </w:rPr>
+        <w:t>31</w:t>
+      </w:r>
+      <w:r>
+        <w:rPr>
+          <w:rFonts w:ascii="Times New Roman" w:eastAsia="Times New Roman" w:hAnsi="Times New Roman" w:cs="Times New Roman"/>
+          <w:sz w:val="24"/>
+          <w:szCs w:val="24"/>
+        </w:rPr>
+        <w:t>(3), 1–11. https://doi.org/10.1111/jvs.12867</w:t>
       </w:r>
     </w:p>
     <w:p>
@@ -10182,34 +10013,15 @@
           <w:rFonts w:ascii="Times New Roman" w:eastAsia="Times New Roman" w:hAnsi="Times New Roman" w:cs="Times New Roman"/>
           <w:sz w:val="24"/>
           <w:szCs w:val="24"/>
-          <w:lang w:val="es-ES"/>
-        </w:rPr>
-      </w:pPr>
-      <w:r>
-        <w:rPr>
-          <w:rFonts w:ascii="Times New Roman" w:eastAsia="Times New Roman" w:hAnsi="Times New Roman" w:cs="Times New Roman"/>
-          <w:sz w:val="24"/>
-          <w:szCs w:val="24"/>
-          <w:lang w:val="es-ES"/>
-        </w:rPr>
-        <w:t xml:space="preserve">Morrone, J. J., Escalante, T., Rodríguez-Tapia, G., Carmona, A., Arana, M., &amp; Mercado-Gómez, J. D. (2022). </w:t>
-      </w:r>
-      <w:r>
-        <w:rPr>
-          <w:rFonts w:ascii="Times New Roman" w:eastAsia="Times New Roman" w:hAnsi="Times New Roman" w:cs="Times New Roman"/>
-          <w:sz w:val="24"/>
-          <w:szCs w:val="24"/>
-        </w:rPr>
-        <w:t xml:space="preserve">Biogeographic regionalization of the Neotropical region: New map and </w:t>
-      </w:r>
-      <w:r>
-        <w:rPr>
-          <w:rFonts w:ascii="Times New Roman" w:eastAsia="Times New Roman" w:hAnsi="Times New Roman" w:cs="Times New Roman"/>
-          <w:sz w:val="24"/>
-          <w:szCs w:val="24"/>
-        </w:rPr>
-        <w:lastRenderedPageBreak/>
-        <w:t xml:space="preserve">shapefile. </w:t>
+        </w:rPr>
+      </w:pPr>
+      <w:r>
+        <w:rPr>
+          <w:rFonts w:ascii="Times New Roman" w:eastAsia="Times New Roman" w:hAnsi="Times New Roman" w:cs="Times New Roman"/>
+          <w:sz w:val="24"/>
+          <w:szCs w:val="24"/>
+        </w:rPr>
+        <w:t xml:space="preserve">Mendieta-Leiva, G., &amp; Zotz, G. (2015). A conceptual framework for the analysis of vascular epiphyte assemblages. </w:t>
       </w:r>
       <w:r>
         <w:rPr>
@@ -10217,16 +10029,14 @@
           <w:i/>
           <w:sz w:val="24"/>
           <w:szCs w:val="24"/>
-          <w:lang w:val="es-ES"/>
-        </w:rPr>
-        <w:t>Anais Da Academia Brasileira de Ciências</w:t>
-      </w:r>
-      <w:r>
-        <w:rPr>
-          <w:rFonts w:ascii="Times New Roman" w:eastAsia="Times New Roman" w:hAnsi="Times New Roman" w:cs="Times New Roman"/>
-          <w:sz w:val="24"/>
-          <w:szCs w:val="24"/>
-          <w:lang w:val="es-ES"/>
+        </w:rPr>
+        <w:t>Perspectives in Plant Ecology, Evolution and Systematics</w:t>
+      </w:r>
+      <w:r>
+        <w:rPr>
+          <w:rFonts w:ascii="Times New Roman" w:eastAsia="Times New Roman" w:hAnsi="Times New Roman" w:cs="Times New Roman"/>
+          <w:sz w:val="24"/>
+          <w:szCs w:val="24"/>
         </w:rPr>
         <w:t xml:space="preserve">, </w:t>
       </w:r>
@@ -10236,18 +10046,16 @@
           <w:i/>
           <w:sz w:val="24"/>
           <w:szCs w:val="24"/>
-          <w:lang w:val="es-ES"/>
-        </w:rPr>
-        <w:t>94</w:t>
-      </w:r>
-      <w:r>
-        <w:rPr>
-          <w:rFonts w:ascii="Times New Roman" w:eastAsia="Times New Roman" w:hAnsi="Times New Roman" w:cs="Times New Roman"/>
-          <w:sz w:val="24"/>
-          <w:szCs w:val="24"/>
-          <w:lang w:val="es-ES"/>
-        </w:rPr>
-        <w:t>(1), e20211167. https://doi.org/10.1590/0001-3765202220211167</w:t>
+        </w:rPr>
+        <w:t>17</w:t>
+      </w:r>
+      <w:r>
+        <w:rPr>
+          <w:rFonts w:ascii="Times New Roman" w:eastAsia="Times New Roman" w:hAnsi="Times New Roman" w:cs="Times New Roman"/>
+          <w:sz w:val="24"/>
+          <w:szCs w:val="24"/>
+        </w:rPr>
+        <w:t>(6), 510–521. https://doi.org/10.1016/j.ppees.2015.09.003</w:t>
       </w:r>
     </w:p>
     <w:p>
@@ -10272,8 +10080,17 @@
           <w:rFonts w:ascii="Times New Roman" w:eastAsia="Times New Roman" w:hAnsi="Times New Roman" w:cs="Times New Roman"/>
           <w:sz w:val="24"/>
           <w:szCs w:val="24"/>
-        </w:rPr>
-        <w:t xml:space="preserve">Nicolson, N., Trekels, M., Groom, Q. J., Knapp, S., &amp; Paton, A. J. (2023). Global access to nomenclatural botanical resources: Evaluating open access availability. </w:t>
+          <w:lang w:val="de-DE"/>
+        </w:rPr>
+        <w:t xml:space="preserve">Meyer, C., Kreft, H., Guralnick, R., &amp; Jetz, W. (2015). </w:t>
+      </w:r>
+      <w:r>
+        <w:rPr>
+          <w:rFonts w:ascii="Times New Roman" w:eastAsia="Times New Roman" w:hAnsi="Times New Roman" w:cs="Times New Roman"/>
+          <w:sz w:val="24"/>
+          <w:szCs w:val="24"/>
+        </w:rPr>
+        <w:t xml:space="preserve">Global priorities for an effective information basis of biodiversity distributions. </w:t>
       </w:r>
       <w:r>
         <w:rPr>
@@ -10282,7 +10099,7 @@
           <w:sz w:val="24"/>
           <w:szCs w:val="24"/>
         </w:rPr>
-        <w:t>PLANTS, PEOPLE, PLANET</w:t>
+        <w:t>Nature Communications</w:t>
       </w:r>
       <w:r>
         <w:rPr>
@@ -10299,15 +10116,15 @@
           <w:sz w:val="24"/>
           <w:szCs w:val="24"/>
         </w:rPr>
-        <w:t>5</w:t>
-      </w:r>
-      <w:r>
-        <w:rPr>
-          <w:rFonts w:ascii="Times New Roman" w:eastAsia="Times New Roman" w:hAnsi="Times New Roman" w:cs="Times New Roman"/>
-          <w:sz w:val="24"/>
-          <w:szCs w:val="24"/>
-        </w:rPr>
-        <w:t>(6), 899–907. https://doi.org/10.1002/ppp3.10438</w:t>
+        <w:t>6</w:t>
+      </w:r>
+      <w:r>
+        <w:rPr>
+          <w:rFonts w:ascii="Times New Roman" w:eastAsia="Times New Roman" w:hAnsi="Times New Roman" w:cs="Times New Roman"/>
+          <w:sz w:val="24"/>
+          <w:szCs w:val="24"/>
+        </w:rPr>
+        <w:t>(1), 8221. https://doi.org/10.1038/ncomms9221</w:t>
       </w:r>
     </w:p>
     <w:p>
@@ -10325,15 +10142,16 @@
           <w:rFonts w:ascii="Times New Roman" w:eastAsia="Times New Roman" w:hAnsi="Times New Roman" w:cs="Times New Roman"/>
           <w:sz w:val="24"/>
           <w:szCs w:val="24"/>
-        </w:rPr>
-      </w:pPr>
-      <w:r>
-        <w:rPr>
-          <w:rFonts w:ascii="Times New Roman" w:eastAsia="Times New Roman" w:hAnsi="Times New Roman" w:cs="Times New Roman"/>
-          <w:sz w:val="24"/>
-          <w:szCs w:val="24"/>
-        </w:rPr>
-        <w:t xml:space="preserve">Nieder, J., Prosperi, J., &amp; Michaloud, G. (2001). Epiphytes and their contribution to canopy diversity. </w:t>
+          <w:lang w:val="es-ES"/>
+        </w:rPr>
+      </w:pPr>
+      <w:r>
+        <w:rPr>
+          <w:rFonts w:ascii="Times New Roman" w:eastAsia="Times New Roman" w:hAnsi="Times New Roman" w:cs="Times New Roman"/>
+          <w:sz w:val="24"/>
+          <w:szCs w:val="24"/>
+        </w:rPr>
+        <w:t xml:space="preserve">Meyer, C., Weigelt, P., &amp; Kreft, H. (2016). Multidimensional biases, gaps and uncertainties in global plant occurrence information. </w:t>
       </w:r>
       <w:r>
         <w:rPr>
@@ -10341,14 +10159,16 @@
           <w:i/>
           <w:sz w:val="24"/>
           <w:szCs w:val="24"/>
-        </w:rPr>
-        <w:t>Plant Ecology</w:t>
-      </w:r>
-      <w:r>
-        <w:rPr>
-          <w:rFonts w:ascii="Times New Roman" w:eastAsia="Times New Roman" w:hAnsi="Times New Roman" w:cs="Times New Roman"/>
-          <w:sz w:val="24"/>
-          <w:szCs w:val="24"/>
+          <w:lang w:val="es-ES"/>
+        </w:rPr>
+        <w:t>Ecology Letters</w:t>
+      </w:r>
+      <w:r>
+        <w:rPr>
+          <w:rFonts w:ascii="Times New Roman" w:eastAsia="Times New Roman" w:hAnsi="Times New Roman" w:cs="Times New Roman"/>
+          <w:sz w:val="24"/>
+          <w:szCs w:val="24"/>
+          <w:lang w:val="es-ES"/>
         </w:rPr>
         <w:t xml:space="preserve">, </w:t>
       </w:r>
@@ -10358,16 +10178,18 @@
           <w:i/>
           <w:sz w:val="24"/>
           <w:szCs w:val="24"/>
-        </w:rPr>
-        <w:t>153</w:t>
-      </w:r>
-      <w:r>
-        <w:rPr>
-          <w:rFonts w:ascii="Times New Roman" w:eastAsia="Times New Roman" w:hAnsi="Times New Roman" w:cs="Times New Roman"/>
-          <w:sz w:val="24"/>
-          <w:szCs w:val="24"/>
-        </w:rPr>
-        <w:t>, 51–63.</w:t>
+          <w:lang w:val="es-ES"/>
+        </w:rPr>
+        <w:t>19</w:t>
+      </w:r>
+      <w:r>
+        <w:rPr>
+          <w:rFonts w:ascii="Times New Roman" w:eastAsia="Times New Roman" w:hAnsi="Times New Roman" w:cs="Times New Roman"/>
+          <w:sz w:val="24"/>
+          <w:szCs w:val="24"/>
+          <w:lang w:val="es-ES"/>
+        </w:rPr>
+        <w:t>(8), 992–1006. https://doi.org/10.1111/ele.12624</w:t>
       </w:r>
     </w:p>
     <w:p>
@@ -10385,32 +10207,34 @@
           <w:rFonts w:ascii="Times New Roman" w:eastAsia="Times New Roman" w:hAnsi="Times New Roman" w:cs="Times New Roman"/>
           <w:sz w:val="24"/>
           <w:szCs w:val="24"/>
-        </w:rPr>
-      </w:pPr>
-      <w:r>
-        <w:rPr>
-          <w:rFonts w:ascii="Times New Roman" w:eastAsia="Times New Roman" w:hAnsi="Times New Roman" w:cs="Times New Roman"/>
-          <w:sz w:val="24"/>
-          <w:szCs w:val="24"/>
-        </w:rPr>
-        <w:t xml:space="preserve">Oliveira, U., Paglia, A. P., Brescovit, A. D., De Carvalho, C. J. B., Silva, D. P., Rezende, D. T., Leite, F. S. F., Batista, J. A. N., Barbosa, J. P. P. P., Stehmann, J. R., Ascher, J. S., De Vasconcelos, M. F., De Marco, P., Löwenberg‐Neto, P., Dias, P. G., Ferro, V. G., &amp; Santos, A. J. (2016). The strong influence of collection bias on biodiversity knowledge shortfalls of </w:t>
-      </w:r>
-      <w:r>
-        <w:rPr>
-          <w:rFonts w:ascii="Times New Roman" w:eastAsia="Times New Roman" w:hAnsi="Times New Roman" w:cs="Times New Roman"/>
-          <w:smallCaps/>
-          <w:sz w:val="24"/>
-          <w:szCs w:val="24"/>
-        </w:rPr>
-        <w:t>B</w:t>
-      </w:r>
-      <w:r>
-        <w:rPr>
-          <w:rFonts w:ascii="Times New Roman" w:eastAsia="Times New Roman" w:hAnsi="Times New Roman" w:cs="Times New Roman"/>
-          <w:sz w:val="24"/>
-          <w:szCs w:val="24"/>
-        </w:rPr>
-        <w:t xml:space="preserve"> razilian terrestrial biodiversity. </w:t>
+          <w:lang w:val="es-ES"/>
+        </w:rPr>
+      </w:pPr>
+      <w:r>
+        <w:rPr>
+          <w:rFonts w:ascii="Times New Roman" w:eastAsia="Times New Roman" w:hAnsi="Times New Roman" w:cs="Times New Roman"/>
+          <w:sz w:val="24"/>
+          <w:szCs w:val="24"/>
+          <w:lang w:val="es-ES"/>
+        </w:rPr>
+        <w:t xml:space="preserve">Morrone, J. J., Escalante, T., Rodríguez-Tapia, G., Carmona, A., Arana, M., &amp; Mercado-Gómez, J. D. (2022). </w:t>
+      </w:r>
+      <w:r>
+        <w:rPr>
+          <w:rFonts w:ascii="Times New Roman" w:eastAsia="Times New Roman" w:hAnsi="Times New Roman" w:cs="Times New Roman"/>
+          <w:sz w:val="24"/>
+          <w:szCs w:val="24"/>
+        </w:rPr>
+        <w:t xml:space="preserve">Biogeographic regionalization of the Neotropical region: New map and </w:t>
+      </w:r>
+      <w:r>
+        <w:rPr>
+          <w:rFonts w:ascii="Times New Roman" w:eastAsia="Times New Roman" w:hAnsi="Times New Roman" w:cs="Times New Roman"/>
+          <w:sz w:val="24"/>
+          <w:szCs w:val="24"/>
+        </w:rPr>
+        <w:lastRenderedPageBreak/>
+        <w:t xml:space="preserve">shapefile. </w:t>
       </w:r>
       <w:r>
         <w:rPr>
@@ -10418,14 +10242,16 @@
           <w:i/>
           <w:sz w:val="24"/>
           <w:szCs w:val="24"/>
-        </w:rPr>
-        <w:t>Diversity and Distributions</w:t>
-      </w:r>
-      <w:r>
-        <w:rPr>
-          <w:rFonts w:ascii="Times New Roman" w:eastAsia="Times New Roman" w:hAnsi="Times New Roman" w:cs="Times New Roman"/>
-          <w:sz w:val="24"/>
-          <w:szCs w:val="24"/>
+          <w:lang w:val="es-ES"/>
+        </w:rPr>
+        <w:t>Anais Da Academia Brasileira de Ciências</w:t>
+      </w:r>
+      <w:r>
+        <w:rPr>
+          <w:rFonts w:ascii="Times New Roman" w:eastAsia="Times New Roman" w:hAnsi="Times New Roman" w:cs="Times New Roman"/>
+          <w:sz w:val="24"/>
+          <w:szCs w:val="24"/>
+          <w:lang w:val="es-ES"/>
         </w:rPr>
         <w:t xml:space="preserve">, </w:t>
       </w:r>
@@ -10435,16 +10261,18 @@
           <w:i/>
           <w:sz w:val="24"/>
           <w:szCs w:val="24"/>
-        </w:rPr>
-        <w:t>22</w:t>
-      </w:r>
-      <w:r>
-        <w:rPr>
-          <w:rFonts w:ascii="Times New Roman" w:eastAsia="Times New Roman" w:hAnsi="Times New Roman" w:cs="Times New Roman"/>
-          <w:sz w:val="24"/>
-          <w:szCs w:val="24"/>
-        </w:rPr>
-        <w:t>(12), 1232–1244. https://doi.org/10.1111/ddi.12489</w:t>
+          <w:lang w:val="es-ES"/>
+        </w:rPr>
+        <w:t>94</w:t>
+      </w:r>
+      <w:r>
+        <w:rPr>
+          <w:rFonts w:ascii="Times New Roman" w:eastAsia="Times New Roman" w:hAnsi="Times New Roman" w:cs="Times New Roman"/>
+          <w:sz w:val="24"/>
+          <w:szCs w:val="24"/>
+          <w:lang w:val="es-ES"/>
+        </w:rPr>
+        <w:t>(1), e20211167. https://doi.org/10.1590/0001-3765202220211167</w:t>
       </w:r>
     </w:p>
     <w:p>
@@ -10469,42 +10297,9 @@
           <w:rFonts w:ascii="Times New Roman" w:eastAsia="Times New Roman" w:hAnsi="Times New Roman" w:cs="Times New Roman"/>
           <w:sz w:val="24"/>
           <w:szCs w:val="24"/>
-        </w:rPr>
-        <w:t xml:space="preserve">Ondo, I., Dhanjal‐Adams, K. L., Pironon, S., Silvestro, D., Colli‐Silva, M., Deklerck, V., Grace, O. M., Monro, A. K., Nicolson, N., Walker, B., &amp; Antonelli, A. (2024). Plant diversity darkspots for global collection priorities. </w:t>
-      </w:r>
-      <w:r>
-        <w:rPr>
-          <w:rFonts w:ascii="Times New Roman" w:eastAsia="Times New Roman" w:hAnsi="Times New Roman" w:cs="Times New Roman"/>
-          <w:i/>
-          <w:sz w:val="24"/>
-          <w:szCs w:val="24"/>
-        </w:rPr>
-        <w:t>New Phytologist</w:t>
-      </w:r>
-      <w:r>
-        <w:rPr>
-          <w:rFonts w:ascii="Times New Roman" w:eastAsia="Times New Roman" w:hAnsi="Times New Roman" w:cs="Times New Roman"/>
-          <w:sz w:val="24"/>
-          <w:szCs w:val="24"/>
-        </w:rPr>
-        <w:t xml:space="preserve">, </w:t>
-      </w:r>
-      <w:r>
-        <w:rPr>
-          <w:rFonts w:ascii="Times New Roman" w:eastAsia="Times New Roman" w:hAnsi="Times New Roman" w:cs="Times New Roman"/>
-          <w:i/>
-          <w:sz w:val="24"/>
-          <w:szCs w:val="24"/>
-        </w:rPr>
-        <w:t>244</w:t>
-      </w:r>
-      <w:r>
-        <w:rPr>
-          <w:rFonts w:ascii="Times New Roman" w:eastAsia="Times New Roman" w:hAnsi="Times New Roman" w:cs="Times New Roman"/>
-          <w:sz w:val="24"/>
-          <w:szCs w:val="24"/>
-        </w:rPr>
-        <w:t>(2), 719–733. https://doi.org/10.1111/nph.20024</w:t>
+          <w:color w:val="FF0000"/>
+        </w:rPr>
+        <w:t xml:space="preserve">Myers, N., Mittermeier, R. A., Mittermeier, C. G., da Fonseca, G. A. B., &amp; Kent, J. (2000). Biodiversity hotspots for conservation priorities. Nature, 403(6772), 853–858. https://doi.org/10.1038/35002501</w:t>
       </w:r>
     </w:p>
     <w:p>
@@ -10530,7 +10325,7 @@
           <w:sz w:val="24"/>
           <w:szCs w:val="24"/>
         </w:rPr>
-        <w:t xml:space="preserve">Pebesma, E. (2018). Simple Features for R: Standardized Support for Spatial Vector Data. </w:t>
+        <w:t xml:space="preserve">Nicolson, N., Trekels, M., Groom, Q. J., Knapp, S., &amp; Paton, A. J. (2023). Global access to nomenclatural botanical resources: Evaluating open access availability. </w:t>
       </w:r>
       <w:r>
         <w:rPr>
@@ -10539,7 +10334,7 @@
           <w:sz w:val="24"/>
           <w:szCs w:val="24"/>
         </w:rPr>
-        <w:t>The R Journal</w:t>
+        <w:t>PLANTS, PEOPLE, PLANET</w:t>
       </w:r>
       <w:r>
         <w:rPr>
@@ -10556,15 +10351,15 @@
           <w:sz w:val="24"/>
           <w:szCs w:val="24"/>
         </w:rPr>
-        <w:t>10</w:t>
-      </w:r>
-      <w:r>
-        <w:rPr>
-          <w:rFonts w:ascii="Times New Roman" w:eastAsia="Times New Roman" w:hAnsi="Times New Roman" w:cs="Times New Roman"/>
-          <w:sz w:val="24"/>
-          <w:szCs w:val="24"/>
-        </w:rPr>
-        <w:t>(1), 439. https://doi.org/10.32614/RJ-2018-009</w:t>
+        <w:t>5</w:t>
+      </w:r>
+      <w:r>
+        <w:rPr>
+          <w:rFonts w:ascii="Times New Roman" w:eastAsia="Times New Roman" w:hAnsi="Times New Roman" w:cs="Times New Roman"/>
+          <w:sz w:val="24"/>
+          <w:szCs w:val="24"/>
+        </w:rPr>
+        <w:t>(6), 899–907. https://doi.org/10.1002/ppp3.10438</w:t>
       </w:r>
     </w:p>
     <w:p>
@@ -10590,8 +10385,7 @@
           <w:sz w:val="24"/>
           <w:szCs w:val="24"/>
         </w:rPr>
-        <w:lastRenderedPageBreak/>
-        <w:t xml:space="preserve">Perez, T. M., Valverde-Barrantes, O., Bravo, C., Taylor, T. C., Fadrique, B., Hogan, J. A., Pardo, C. J., Stroud, J. T., Baraloto, C., &amp; Feeley, K. J. (2019). Botanic gardens are an untapped resource for studying the functional ecology of tropical plants. </w:t>
+        <w:t xml:space="preserve">Nieder, J., Prosperi, J., &amp; Michaloud, G. (2001). Epiphytes and their contribution to canopy diversity. </w:t>
       </w:r>
       <w:r>
         <w:rPr>
@@ -10600,7 +10394,7 @@
           <w:sz w:val="24"/>
           <w:szCs w:val="24"/>
         </w:rPr>
-        <w:t>Philosophical Transactions of the Royal Society B: Biological Sciences</w:t>
+        <w:t>Plant Ecology</w:t>
       </w:r>
       <w:r>
         <w:rPr>
@@ -10617,15 +10411,15 @@
           <w:sz w:val="24"/>
           <w:szCs w:val="24"/>
         </w:rPr>
-        <w:t>374</w:t>
-      </w:r>
-      <w:r>
-        <w:rPr>
-          <w:rFonts w:ascii="Times New Roman" w:eastAsia="Times New Roman" w:hAnsi="Times New Roman" w:cs="Times New Roman"/>
-          <w:sz w:val="24"/>
-          <w:szCs w:val="24"/>
-        </w:rPr>
-        <w:t>(1763), 20170390. https://doi.org/10.1098/rstb.2017.0390</w:t>
+        <w:t>153</w:t>
+      </w:r>
+      <w:r>
+        <w:rPr>
+          <w:rFonts w:ascii="Times New Roman" w:eastAsia="Times New Roman" w:hAnsi="Times New Roman" w:cs="Times New Roman"/>
+          <w:sz w:val="24"/>
+          <w:szCs w:val="24"/>
+        </w:rPr>
+        <w:t>, 51–63.</w:t>
       </w:r>
     </w:p>
     <w:p>
@@ -10651,7 +10445,24 @@
           <w:sz w:val="24"/>
           <w:szCs w:val="24"/>
         </w:rPr>
-        <w:t xml:space="preserve">Prance, G. T., Beentje, H., Dransfield, J., &amp; Johns, R. (2000). The Tropical Flora Remains Undercollected. </w:t>
+        <w:t xml:space="preserve">Oliveira, U., Paglia, A. P., Brescovit, A. D., De Carvalho, C. J. B., Silva, D. P., Rezende, D. T., Leite, F. S. F., Batista, J. A. N., Barbosa, J. P. P. P., Stehmann, J. R., Ascher, J. S., De Vasconcelos, M. F., De Marco, P., Löwenberg‐Neto, P., Dias, P. G., Ferro, V. G., &amp; Santos, A. J. (2016). The strong influence of collection bias on biodiversity knowledge shortfalls of </w:t>
+      </w:r>
+      <w:r>
+        <w:rPr>
+          <w:rFonts w:ascii="Times New Roman" w:eastAsia="Times New Roman" w:hAnsi="Times New Roman" w:cs="Times New Roman"/>
+          <w:smallCaps/>
+          <w:sz w:val="24"/>
+          <w:szCs w:val="24"/>
+        </w:rPr>
+        <w:t>B</w:t>
+      </w:r>
+      <w:r>
+        <w:rPr>
+          <w:rFonts w:ascii="Times New Roman" w:eastAsia="Times New Roman" w:hAnsi="Times New Roman" w:cs="Times New Roman"/>
+          <w:sz w:val="24"/>
+          <w:szCs w:val="24"/>
+        </w:rPr>
+        <w:t xml:space="preserve"> razilian terrestrial biodiversity. </w:t>
       </w:r>
       <w:r>
         <w:rPr>
@@ -10660,7 +10471,7 @@
           <w:sz w:val="24"/>
           <w:szCs w:val="24"/>
         </w:rPr>
-        <w:t>Annals of the Missouri Botanical Garden</w:t>
+        <w:t>Diversity and Distributions</w:t>
       </w:r>
       <w:r>
         <w:rPr>
@@ -10677,15 +10488,15 @@
           <w:sz w:val="24"/>
           <w:szCs w:val="24"/>
         </w:rPr>
-        <w:t>87</w:t>
-      </w:r>
-      <w:r>
-        <w:rPr>
-          <w:rFonts w:ascii="Times New Roman" w:eastAsia="Times New Roman" w:hAnsi="Times New Roman" w:cs="Times New Roman"/>
-          <w:sz w:val="24"/>
-          <w:szCs w:val="24"/>
-        </w:rPr>
-        <w:t>(1), 67. https://doi.org/10.2307/2666209</w:t>
+        <w:t>22</w:t>
+      </w:r>
+      <w:r>
+        <w:rPr>
+          <w:rFonts w:ascii="Times New Roman" w:eastAsia="Times New Roman" w:hAnsi="Times New Roman" w:cs="Times New Roman"/>
+          <w:sz w:val="24"/>
+          <w:szCs w:val="24"/>
+        </w:rPr>
+        <w:t>(12), 1232–1244. https://doi.org/10.1111/ddi.12489</w:t>
       </w:r>
     </w:p>
     <w:p>
@@ -10711,7 +10522,7 @@
           <w:sz w:val="24"/>
           <w:szCs w:val="24"/>
         </w:rPr>
-        <w:t xml:space="preserve">Quaresma, A., Zartman, C. E., Piedade, M. T. F., Wittmann, F., Jardim, M. A. G., Irume, M. V., Benavides, A. M., Freitas, L., Toledo, J. J., Boelter, C. R., Obermüller, F., Duque, A. J., Klein, V. P., Mari, M. L. G., Schöngart, J., Arenas, E., Pos, E. T., Vasco, A., Ek, R., … Ter Steege, H. (2022). The Amazon Epiphyte Network: A First Glimpse Into Continental-Scale Patterns of Amazonian Vascular Epiphyte Assemblages. </w:t>
+        <w:t xml:space="preserve">Ondo, I., Dhanjal‐Adams, K. L., Pironon, S., Silvestro, D., Colli‐Silva, M., Deklerck, V., Grace, O. M., Monro, A. K., Nicolson, N., Walker, B., &amp; Antonelli, A. (2024). Plant diversity darkspots for global collection priorities. </w:t>
       </w:r>
       <w:r>
         <w:rPr>
@@ -10720,7 +10531,7 @@
           <w:sz w:val="24"/>
           <w:szCs w:val="24"/>
         </w:rPr>
-        <w:t>Frontiers in Forests and Global Change</w:t>
+        <w:t>New Phytologist</w:t>
       </w:r>
       <w:r>
         <w:rPr>
@@ -10737,15 +10548,15 @@
           <w:sz w:val="24"/>
           <w:szCs w:val="24"/>
         </w:rPr>
-        <w:t>5</w:t>
-      </w:r>
-      <w:r>
-        <w:rPr>
-          <w:rFonts w:ascii="Times New Roman" w:eastAsia="Times New Roman" w:hAnsi="Times New Roman" w:cs="Times New Roman"/>
-          <w:sz w:val="24"/>
-          <w:szCs w:val="24"/>
-        </w:rPr>
-        <w:t>, 828759. https://doi.org/10.3389/ffgc.2022.828759</w:t>
+        <w:t>244</w:t>
+      </w:r>
+      <w:r>
+        <w:rPr>
+          <w:rFonts w:ascii="Times New Roman" w:eastAsia="Times New Roman" w:hAnsi="Times New Roman" w:cs="Times New Roman"/>
+          <w:sz w:val="24"/>
+          <w:szCs w:val="24"/>
+        </w:rPr>
+        <w:t>(2), 719–733. https://doi.org/10.1111/nph.20024</w:t>
       </w:r>
     </w:p>
     <w:p>
@@ -10771,7 +10582,7 @@
           <w:sz w:val="24"/>
           <w:szCs w:val="24"/>
         </w:rPr>
-        <w:t xml:space="preserve">R. Core Team. (2024). </w:t>
+        <w:t xml:space="preserve">Pebesma, E. (2018). Simple Features for R: Standardized Support for Spatial Vector Data. </w:t>
       </w:r>
       <w:r>
         <w:rPr>
@@ -10780,15 +10591,32 @@
           <w:sz w:val="24"/>
           <w:szCs w:val="24"/>
         </w:rPr>
-        <w:t>_R: A Language and Environment for Statistical Computing_</w:t>
-      </w:r>
-      <w:r>
-        <w:rPr>
-          <w:rFonts w:ascii="Times New Roman" w:eastAsia="Times New Roman" w:hAnsi="Times New Roman" w:cs="Times New Roman"/>
-          <w:sz w:val="24"/>
-          <w:szCs w:val="24"/>
-        </w:rPr>
-        <w:t xml:space="preserve"> [Computer software]. R Foundation for Statistical Computing. &lt;https://www.R-project.org/&gt;</w:t>
+        <w:t>The R Journal</w:t>
+      </w:r>
+      <w:r>
+        <w:rPr>
+          <w:rFonts w:ascii="Times New Roman" w:eastAsia="Times New Roman" w:hAnsi="Times New Roman" w:cs="Times New Roman"/>
+          <w:sz w:val="24"/>
+          <w:szCs w:val="24"/>
+        </w:rPr>
+        <w:t xml:space="preserve">, </w:t>
+      </w:r>
+      <w:r>
+        <w:rPr>
+          <w:rFonts w:ascii="Times New Roman" w:eastAsia="Times New Roman" w:hAnsi="Times New Roman" w:cs="Times New Roman"/>
+          <w:i/>
+          <w:sz w:val="24"/>
+          <w:szCs w:val="24"/>
+        </w:rPr>
+        <w:t>10</w:t>
+      </w:r>
+      <w:r>
+        <w:rPr>
+          <w:rFonts w:ascii="Times New Roman" w:eastAsia="Times New Roman" w:hAnsi="Times New Roman" w:cs="Times New Roman"/>
+          <w:sz w:val="24"/>
+          <w:szCs w:val="24"/>
+        </w:rPr>
+        <w:t>(1), 439. https://doi.org/10.32614/RJ-2018-009</w:t>
       </w:r>
     </w:p>
     <w:p>
@@ -10806,25 +10634,16 @@
           <w:rFonts w:ascii="Times New Roman" w:eastAsia="Times New Roman" w:hAnsi="Times New Roman" w:cs="Times New Roman"/>
           <w:sz w:val="24"/>
           <w:szCs w:val="24"/>
-          <w:lang w:val="es-ES"/>
-        </w:rPr>
-      </w:pPr>
-      <w:r>
-        <w:rPr>
-          <w:rFonts w:ascii="Times New Roman" w:eastAsia="Times New Roman" w:hAnsi="Times New Roman" w:cs="Times New Roman"/>
-          <w:sz w:val="24"/>
-          <w:szCs w:val="24"/>
-          <w:lang w:val="es-ES"/>
-        </w:rPr>
-        <w:t xml:space="preserve">Ramírez‐Barahona, S., Cuervo‐Robayo, A. P., &amp; Magallón, S. (2023). </w:t>
-      </w:r>
-      <w:r>
-        <w:rPr>
-          <w:rFonts w:ascii="Times New Roman" w:eastAsia="Times New Roman" w:hAnsi="Times New Roman" w:cs="Times New Roman"/>
-          <w:sz w:val="24"/>
-          <w:szCs w:val="24"/>
-        </w:rPr>
-        <w:t xml:space="preserve">Assessing digital accessible botanical knowledge and priorities for exploration and discovery of plant diversity across Mesoamerica. </w:t>
+        </w:rPr>
+      </w:pPr>
+      <w:r>
+        <w:rPr>
+          <w:rFonts w:ascii="Times New Roman" w:eastAsia="Times New Roman" w:hAnsi="Times New Roman" w:cs="Times New Roman"/>
+          <w:sz w:val="24"/>
+          <w:szCs w:val="24"/>
+        </w:rPr>
+        <w:lastRenderedPageBreak/>
+        <w:t xml:space="preserve">Perez, T. M., Valverde-Barrantes, O., Bravo, C., Taylor, T. C., Fadrique, B., Hogan, J. A., Pardo, C. J., Stroud, J. T., Baraloto, C., &amp; Feeley, K. J. (2019). Botanic gardens are an untapped resource for studying the functional ecology of tropical plants. </w:t>
       </w:r>
       <w:r>
         <w:rPr>
@@ -10832,16 +10651,14 @@
           <w:i/>
           <w:sz w:val="24"/>
           <w:szCs w:val="24"/>
-          <w:lang w:val="es-ES"/>
-        </w:rPr>
-        <w:t>New Phytologist</w:t>
-      </w:r>
-      <w:r>
-        <w:rPr>
-          <w:rFonts w:ascii="Times New Roman" w:eastAsia="Times New Roman" w:hAnsi="Times New Roman" w:cs="Times New Roman"/>
-          <w:sz w:val="24"/>
-          <w:szCs w:val="24"/>
-          <w:lang w:val="es-ES"/>
+        </w:rPr>
+        <w:t>Philosophical Transactions of the Royal Society B: Biological Sciences</w:t>
+      </w:r>
+      <w:r>
+        <w:rPr>
+          <w:rFonts w:ascii="Times New Roman" w:eastAsia="Times New Roman" w:hAnsi="Times New Roman" w:cs="Times New Roman"/>
+          <w:sz w:val="24"/>
+          <w:szCs w:val="24"/>
         </w:rPr>
         <w:t xml:space="preserve">, </w:t>
       </w:r>
@@ -10851,18 +10668,16 @@
           <w:i/>
           <w:sz w:val="24"/>
           <w:szCs w:val="24"/>
-          <w:lang w:val="es-ES"/>
-        </w:rPr>
-        <w:t>240</w:t>
-      </w:r>
-      <w:r>
-        <w:rPr>
-          <w:rFonts w:ascii="Times New Roman" w:eastAsia="Times New Roman" w:hAnsi="Times New Roman" w:cs="Times New Roman"/>
-          <w:sz w:val="24"/>
-          <w:szCs w:val="24"/>
-          <w:lang w:val="es-ES"/>
-        </w:rPr>
-        <w:t>(4), 1659–1672. https://doi.org/10.1111/nph.19190</w:t>
+        </w:rPr>
+        <w:t>374</w:t>
+      </w:r>
+      <w:r>
+        <w:rPr>
+          <w:rFonts w:ascii="Times New Roman" w:eastAsia="Times New Roman" w:hAnsi="Times New Roman" w:cs="Times New Roman"/>
+          <w:sz w:val="24"/>
+          <w:szCs w:val="24"/>
+        </w:rPr>
+        <w:t>(1763), 20170390. https://doi.org/10.1098/rstb.2017.0390</w:t>
       </w:r>
     </w:p>
     <w:p>
@@ -10887,35 +10702,9 @@
           <w:rFonts w:ascii="Times New Roman" w:eastAsia="Times New Roman" w:hAnsi="Times New Roman" w:cs="Times New Roman"/>
           <w:sz w:val="24"/>
           <w:szCs w:val="24"/>
-          <w:lang w:val="es-ES"/>
-        </w:rPr>
-        <w:lastRenderedPageBreak/>
-        <w:t xml:space="preserve">Ramos, F. N., De Araujo, M. L., Da Silva Assis, I., Basilio, G. A., Barbosa, D. E. F., Correa, T. A., Delgado, C. N., Furtado, S. G., Marquez, G., Soares, J. S., Yañez, A., Silva, S. M., Neto, L. M., &amp; Elias, J. P. C. (2024). </w:t>
-      </w:r>
-      <w:r>
-        <w:rPr>
-          <w:rFonts w:ascii="Times New Roman" w:eastAsia="Times New Roman" w:hAnsi="Times New Roman" w:cs="Times New Roman"/>
-          <w:sz w:val="24"/>
-          <w:szCs w:val="24"/>
-        </w:rPr>
-        <w:t xml:space="preserve">Vascular epiphytes of the South America Dry Diagonal: Characterising their occurrence and richness in this neglected region. </w:t>
-      </w:r>
-      <w:r>
-        <w:rPr>
-          <w:rFonts w:ascii="Times New Roman" w:eastAsia="Times New Roman" w:hAnsi="Times New Roman" w:cs="Times New Roman"/>
-          <w:i/>
-          <w:sz w:val="24"/>
-          <w:szCs w:val="24"/>
-        </w:rPr>
-        <w:t>New Zealand Journal of Botany</w:t>
-      </w:r>
-      <w:r>
-        <w:rPr>
-          <w:rFonts w:ascii="Times New Roman" w:eastAsia="Times New Roman" w:hAnsi="Times New Roman" w:cs="Times New Roman"/>
-          <w:sz w:val="24"/>
-          <w:szCs w:val="24"/>
-        </w:rPr>
-        <w:t>, 1–18. https://doi.org/10.1080/0028825X.2024.2387188</w:t>
+          <w:color w:val="FF0000"/>
+        </w:rPr>
+        <w:t xml:space="preserve">Phillips, O. L., et al. (2009). [REFERENCE NEEDED — please verify exact citation for Phillips et al. 2009 as used in this manuscript. Possible candidate: Phillips, O. L., &amp; team. (2009). Drought Sensitivity of the Amazon Rainforest. Science, 323(5919), 1344–1347. https://doi.org/10.1126/science.1164033 — confirm before submitting]</w:t>
       </w:r>
     </w:p>
     <w:p>
@@ -10941,7 +10730,7 @@
           <w:sz w:val="24"/>
           <w:szCs w:val="24"/>
         </w:rPr>
-        <w:t xml:space="preserve">Ramos, F. N., Mortara, S. R., &amp; Elias, J. P. C. (2021). Vascular Epiphytes of the Atlantic Forest: Diversity and Community Ecology. In M. C. M. Marques &amp; C. E. V. Grelle (Eds.), </w:t>
+        <w:t xml:space="preserve">Prance, G. T., Beentje, H., Dransfield, J., &amp; Johns, R. (2000). The Tropical Flora Remains Undercollected. </w:t>
       </w:r>
       <w:r>
         <w:rPr>
@@ -10950,15 +10739,32 @@
           <w:sz w:val="24"/>
           <w:szCs w:val="24"/>
         </w:rPr>
-        <w:t>The Atlantic Forest</w:t>
-      </w:r>
-      <w:r>
-        <w:rPr>
-          <w:rFonts w:ascii="Times New Roman" w:eastAsia="Times New Roman" w:hAnsi="Times New Roman" w:cs="Times New Roman"/>
-          <w:sz w:val="24"/>
-          <w:szCs w:val="24"/>
-        </w:rPr>
-        <w:t xml:space="preserve"> (pp. 133–149). Springer International Publishing. https://doi.org/10.1007/978-3-030-55322-7_7</w:t>
+        <w:t>Annals of the Missouri Botanical Garden</w:t>
+      </w:r>
+      <w:r>
+        <w:rPr>
+          <w:rFonts w:ascii="Times New Roman" w:eastAsia="Times New Roman" w:hAnsi="Times New Roman" w:cs="Times New Roman"/>
+          <w:sz w:val="24"/>
+          <w:szCs w:val="24"/>
+        </w:rPr>
+        <w:t xml:space="preserve">, </w:t>
+      </w:r>
+      <w:r>
+        <w:rPr>
+          <w:rFonts w:ascii="Times New Roman" w:eastAsia="Times New Roman" w:hAnsi="Times New Roman" w:cs="Times New Roman"/>
+          <w:i/>
+          <w:sz w:val="24"/>
+          <w:szCs w:val="24"/>
+        </w:rPr>
+        <w:t>87</w:t>
+      </w:r>
+      <w:r>
+        <w:rPr>
+          <w:rFonts w:ascii="Times New Roman" w:eastAsia="Times New Roman" w:hAnsi="Times New Roman" w:cs="Times New Roman"/>
+          <w:sz w:val="24"/>
+          <w:szCs w:val="24"/>
+        </w:rPr>
+        <w:t>(1), 67. https://doi.org/10.2307/2666209</w:t>
       </w:r>
     </w:p>
     <w:p>
@@ -10984,7 +10790,7 @@
           <w:sz w:val="24"/>
           <w:szCs w:val="24"/>
         </w:rPr>
-        <w:t xml:space="preserve">Ramos, F. N., Mortara, S. R., Monalisa‐Francisco, N., Elias, J. P. C., Neto, L. M., Freitas, L., Kersten, R., Amorim, A. M., Matos, F. B., Nunes‐Freitas, A. F., Alcantara, S., Alexandre, M. H. N., Almeida‐Scabbia, R. J., Almeida, O. J. G., Alves, F. E., Oliveira Alves, R. M., Alvim, F. S., Andrade, A. C. S., Andrade, S., … Ribeiro, M. C. (2019). ATLANTIC EPIPHYTES: A data set of vascular and non‐vascular epiphyte plants and lichens from the Atlantic Forest. </w:t>
+        <w:t xml:space="preserve">Quaresma, A., Zartman, C. E., Piedade, M. T. F., Wittmann, F., Jardim, M. A. G., Irume, M. V., Benavides, A. M., Freitas, L., Toledo, J. J., Boelter, C. R., Obermüller, F., Duque, A. J., Klein, V. P., Mari, M. L. G., Schöngart, J., Arenas, E., Pos, E. T., Vasco, A., Ek, R., … Ter Steege, H. (2022). The Amazon Epiphyte Network: A First Glimpse Into Continental-Scale Patterns of Amazonian Vascular Epiphyte Assemblages. </w:t>
       </w:r>
       <w:r>
         <w:rPr>
@@ -10993,7 +10799,7 @@
           <w:sz w:val="24"/>
           <w:szCs w:val="24"/>
         </w:rPr>
-        <w:t>Ecology</w:t>
+        <w:t>Frontiers in Forests and Global Change</w:t>
       </w:r>
       <w:r>
         <w:rPr>
@@ -11010,15 +10816,15 @@
           <w:sz w:val="24"/>
           <w:szCs w:val="24"/>
         </w:rPr>
-        <w:t>100</w:t>
-      </w:r>
-      <w:r>
-        <w:rPr>
-          <w:rFonts w:ascii="Times New Roman" w:eastAsia="Times New Roman" w:hAnsi="Times New Roman" w:cs="Times New Roman"/>
-          <w:sz w:val="24"/>
-          <w:szCs w:val="24"/>
-        </w:rPr>
-        <w:t>(2), e02541. https://doi.org/10.1002/ecy.2541</w:t>
+        <w:t>5</w:t>
+      </w:r>
+      <w:r>
+        <w:rPr>
+          <w:rFonts w:ascii="Times New Roman" w:eastAsia="Times New Roman" w:hAnsi="Times New Roman" w:cs="Times New Roman"/>
+          <w:sz w:val="24"/>
+          <w:szCs w:val="24"/>
+        </w:rPr>
+        <w:t>, 828759. https://doi.org/10.3389/ffgc.2022.828759</w:t>
       </w:r>
     </w:p>
     <w:p>
@@ -11044,7 +10850,7 @@
           <w:sz w:val="24"/>
           <w:szCs w:val="24"/>
         </w:rPr>
-        <w:t xml:space="preserve">Raven, P. H., Gereau, R. E., Phillipson, P. B., Chatelain, C., Jenkins, C. N., &amp; Ulloa Ulloa, C. (2020). The distribution of biodiversity richness in the tropics. </w:t>
+        <w:t xml:space="preserve">R. Core Team. (2024). </w:t>
       </w:r>
       <w:r>
         <w:rPr>
@@ -11053,32 +10859,15 @@
           <w:sz w:val="24"/>
           <w:szCs w:val="24"/>
         </w:rPr>
-        <w:t>Science Advances</w:t>
-      </w:r>
-      <w:r>
-        <w:rPr>
-          <w:rFonts w:ascii="Times New Roman" w:eastAsia="Times New Roman" w:hAnsi="Times New Roman" w:cs="Times New Roman"/>
-          <w:sz w:val="24"/>
-          <w:szCs w:val="24"/>
-        </w:rPr>
-        <w:t xml:space="preserve">, </w:t>
-      </w:r>
-      <w:r>
-        <w:rPr>
-          <w:rFonts w:ascii="Times New Roman" w:eastAsia="Times New Roman" w:hAnsi="Times New Roman" w:cs="Times New Roman"/>
-          <w:i/>
-          <w:sz w:val="24"/>
-          <w:szCs w:val="24"/>
-        </w:rPr>
-        <w:t>6</w:t>
-      </w:r>
-      <w:r>
-        <w:rPr>
-          <w:rFonts w:ascii="Times New Roman" w:eastAsia="Times New Roman" w:hAnsi="Times New Roman" w:cs="Times New Roman"/>
-          <w:sz w:val="24"/>
-          <w:szCs w:val="24"/>
-        </w:rPr>
-        <w:t xml:space="preserve">(37), eabc6228. https://doi.org/10.1126/sciadv.abc6228 </w:t>
+        <w:t>_R: A Language and Environment for Statistical Computing_</w:t>
+      </w:r>
+      <w:r>
+        <w:rPr>
+          <w:rFonts w:ascii="Times New Roman" w:eastAsia="Times New Roman" w:hAnsi="Times New Roman" w:cs="Times New Roman"/>
+          <w:sz w:val="24"/>
+          <w:szCs w:val="24"/>
+        </w:rPr>
+        <w:t xml:space="preserve"> [Computer software]. R Foundation for Statistical Computing. &lt;https://www.R-project.org/&gt;</w:t>
       </w:r>
     </w:p>
     <w:p>
@@ -11096,15 +10885,25 @@
           <w:rFonts w:ascii="Times New Roman" w:eastAsia="Times New Roman" w:hAnsi="Times New Roman" w:cs="Times New Roman"/>
           <w:sz w:val="24"/>
           <w:szCs w:val="24"/>
-        </w:rPr>
-      </w:pPr>
-      <w:r>
-        <w:rPr>
-          <w:rFonts w:ascii="Times New Roman" w:eastAsia="Times New Roman" w:hAnsi="Times New Roman" w:cs="Times New Roman"/>
-          <w:sz w:val="24"/>
-          <w:szCs w:val="24"/>
-        </w:rPr>
-        <w:t xml:space="preserve">Rossi, F., &amp; Becker, G. (2019). Creating forest management units with Hot Spot Analysis (Getis-Ord Gi*) over a forest affected by mixed-severity fires. </w:t>
+          <w:lang w:val="es-ES"/>
+        </w:rPr>
+      </w:pPr>
+      <w:r>
+        <w:rPr>
+          <w:rFonts w:ascii="Times New Roman" w:eastAsia="Times New Roman" w:hAnsi="Times New Roman" w:cs="Times New Roman"/>
+          <w:sz w:val="24"/>
+          <w:szCs w:val="24"/>
+          <w:lang w:val="es-ES"/>
+        </w:rPr>
+        <w:t xml:space="preserve">Ramírez‐Barahona, S., Cuervo‐Robayo, A. P., &amp; Magallón, S. (2023). </w:t>
+      </w:r>
+      <w:r>
+        <w:rPr>
+          <w:rFonts w:ascii="Times New Roman" w:eastAsia="Times New Roman" w:hAnsi="Times New Roman" w:cs="Times New Roman"/>
+          <w:sz w:val="24"/>
+          <w:szCs w:val="24"/>
+        </w:rPr>
+        <w:t xml:space="preserve">Assessing digital accessible botanical knowledge and priorities for exploration and discovery of plant diversity across Mesoamerica. </w:t>
       </w:r>
       <w:r>
         <w:rPr>
@@ -11112,14 +10911,16 @@
           <w:i/>
           <w:sz w:val="24"/>
           <w:szCs w:val="24"/>
-        </w:rPr>
-        <w:t>Australian Forestry</w:t>
-      </w:r>
-      <w:r>
-        <w:rPr>
-          <w:rFonts w:ascii="Times New Roman" w:eastAsia="Times New Roman" w:hAnsi="Times New Roman" w:cs="Times New Roman"/>
-          <w:sz w:val="24"/>
-          <w:szCs w:val="24"/>
+          <w:lang w:val="es-ES"/>
+        </w:rPr>
+        <w:t>New Phytologist</w:t>
+      </w:r>
+      <w:r>
+        <w:rPr>
+          <w:rFonts w:ascii="Times New Roman" w:eastAsia="Times New Roman" w:hAnsi="Times New Roman" w:cs="Times New Roman"/>
+          <w:sz w:val="24"/>
+          <w:szCs w:val="24"/>
+          <w:lang w:val="es-ES"/>
         </w:rPr>
         <w:t xml:space="preserve">, </w:t>
       </w:r>
@@ -11129,16 +10930,18 @@
           <w:i/>
           <w:sz w:val="24"/>
           <w:szCs w:val="24"/>
-        </w:rPr>
-        <w:t>82</w:t>
-      </w:r>
-      <w:r>
-        <w:rPr>
-          <w:rFonts w:ascii="Times New Roman" w:eastAsia="Times New Roman" w:hAnsi="Times New Roman" w:cs="Times New Roman"/>
-          <w:sz w:val="24"/>
-          <w:szCs w:val="24"/>
-        </w:rPr>
-        <w:t>(4), 166–175. https://doi.org/10.1080/00049158.2019.1678714</w:t>
+          <w:lang w:val="es-ES"/>
+        </w:rPr>
+        <w:t>240</w:t>
+      </w:r>
+      <w:r>
+        <w:rPr>
+          <w:rFonts w:ascii="Times New Roman" w:eastAsia="Times New Roman" w:hAnsi="Times New Roman" w:cs="Times New Roman"/>
+          <w:sz w:val="24"/>
+          <w:szCs w:val="24"/>
+          <w:lang w:val="es-ES"/>
+        </w:rPr>
+        <w:t>(4), 1659–1672. https://doi.org/10.1111/nph.19190</w:t>
       </w:r>
     </w:p>
     <w:p>
@@ -11158,6 +10961,41 @@
           <w:szCs w:val="24"/>
         </w:rPr>
       </w:pPr>
+      <w:r>
+        <w:rPr>
+          <w:rFonts w:ascii="Times New Roman" w:eastAsia="Times New Roman" w:hAnsi="Times New Roman" w:cs="Times New Roman"/>
+          <w:sz w:val="24"/>
+          <w:szCs w:val="24"/>
+          <w:lang w:val="es-ES"/>
+        </w:rPr>
+        <w:lastRenderedPageBreak/>
+        <w:t xml:space="preserve">Ramos, F. N., De Araujo, M. L., Da Silva Assis, I., Basilio, G. A., Barbosa, D. E. F., Correa, T. A., Delgado, C. N., Furtado, S. G., Marquez, G., Soares, J. S., Yañez, A., Silva, S. M., Neto, L. M., &amp; Elias, J. P. C. (2024). </w:t>
+      </w:r>
+      <w:r>
+        <w:rPr>
+          <w:rFonts w:ascii="Times New Roman" w:eastAsia="Times New Roman" w:hAnsi="Times New Roman" w:cs="Times New Roman"/>
+          <w:sz w:val="24"/>
+          <w:szCs w:val="24"/>
+        </w:rPr>
+        <w:t xml:space="preserve">Vascular epiphytes of the South America Dry Diagonal: Characterising their occurrence and richness in this neglected region. </w:t>
+      </w:r>
+      <w:r>
+        <w:rPr>
+          <w:rFonts w:ascii="Times New Roman" w:eastAsia="Times New Roman" w:hAnsi="Times New Roman" w:cs="Times New Roman"/>
+          <w:i/>
+          <w:sz w:val="24"/>
+          <w:szCs w:val="24"/>
+        </w:rPr>
+        <w:t>New Zealand Journal of Botany</w:t>
+      </w:r>
+      <w:r>
+        <w:rPr>
+          <w:rFonts w:ascii="Times New Roman" w:eastAsia="Times New Roman" w:hAnsi="Times New Roman" w:cs="Times New Roman"/>
+          <w:sz w:val="24"/>
+          <w:szCs w:val="24"/>
+        </w:rPr>
+        <w:t>, 1–18. https://doi.org/10.1080/0028825X.2024.2387188</w:t>
+      </w:r>
     </w:p>
     <w:p>
       <w:pPr>
@@ -11182,7 +11020,7 @@
           <w:sz w:val="24"/>
           <w:szCs w:val="24"/>
         </w:rPr>
-        <w:t xml:space="preserve">Roy, M., Vasco‐Palacios, A., Geml, J., Buyck, B., Delgat, L., Giachini, A., Grebenc, T., Harrower, E., Kuhar, F., Magnago, A., Rinaldi, A. C., Schimann, H., Selosse, M., Sulzbacher, M. A., Wartchow, F., &amp; Neves, M. (2017). The (re)discovery of ectomycorrhizal symbioses in Neotropical ecosystems sketched in Florianópolis. </w:t>
+        <w:t xml:space="preserve">Ramos, F. N., Mortara, S. R., &amp; Elias, J. P. C. (2021). Vascular Epiphytes of the Atlantic Forest: Diversity and Community Ecology. In M. C. M. Marques &amp; C. E. V. Grelle (Eds.), </w:t>
       </w:r>
       <w:r>
         <w:rPr>
@@ -11191,32 +11029,15 @@
           <w:sz w:val="24"/>
           <w:szCs w:val="24"/>
         </w:rPr>
-        <w:t>New Phytologist</w:t>
-      </w:r>
-      <w:r>
-        <w:rPr>
-          <w:rFonts w:ascii="Times New Roman" w:eastAsia="Times New Roman" w:hAnsi="Times New Roman" w:cs="Times New Roman"/>
-          <w:sz w:val="24"/>
-          <w:szCs w:val="24"/>
-        </w:rPr>
-        <w:t xml:space="preserve">, </w:t>
-      </w:r>
-      <w:r>
-        <w:rPr>
-          <w:rFonts w:ascii="Times New Roman" w:eastAsia="Times New Roman" w:hAnsi="Times New Roman" w:cs="Times New Roman"/>
-          <w:i/>
-          <w:sz w:val="24"/>
-          <w:szCs w:val="24"/>
-        </w:rPr>
-        <w:t>214</w:t>
-      </w:r>
-      <w:r>
-        <w:rPr>
-          <w:rFonts w:ascii="Times New Roman" w:eastAsia="Times New Roman" w:hAnsi="Times New Roman" w:cs="Times New Roman"/>
-          <w:sz w:val="24"/>
-          <w:szCs w:val="24"/>
-        </w:rPr>
-        <w:t>(3), 920–923. https://doi.org/10.1111/nph.14531</w:t>
+        <w:t>The Atlantic Forest</w:t>
+      </w:r>
+      <w:r>
+        <w:rPr>
+          <w:rFonts w:ascii="Times New Roman" w:eastAsia="Times New Roman" w:hAnsi="Times New Roman" w:cs="Times New Roman"/>
+          <w:sz w:val="24"/>
+          <w:szCs w:val="24"/>
+        </w:rPr>
+        <w:t xml:space="preserve"> (pp. 133–149). Springer International Publishing. https://doi.org/10.1007/978-3-030-55322-7_7</w:t>
       </w:r>
     </w:p>
     <w:p>
@@ -11242,7 +11063,7 @@
           <w:sz w:val="24"/>
           <w:szCs w:val="24"/>
         </w:rPr>
-        <w:t xml:space="preserve">Sabatini, F. M., Jiménez-Alfaro, B., Jandt, U., Chytrý, M., Field, R., Kessler, M., Lenoir, J., Schrodt, F., Wiser, S. K., Arfin Khan, M. A. S., Attorre, F., Cayuela, L., De Sanctis, M., Dengler, J., Haider, S., Hatim, M. Z., Indreica, A., Jansen, F., Pauchard, A., … Bruelheide, H. (2022). Global patterns of vascular plant alpha diversity. </w:t>
+        <w:t xml:space="preserve">Ramos, F. N., Mortara, S. R., Monalisa‐Francisco, N., Elias, J. P. C., Neto, L. M., Freitas, L., Kersten, R., Amorim, A. M., Matos, F. B., Nunes‐Freitas, A. F., Alcantara, S., Alexandre, M. H. N., Almeida‐Scabbia, R. J., Almeida, O. J. G., Alves, F. E., Oliveira Alves, R. M., Alvim, F. S., Andrade, A. C. S., Andrade, S., … Ribeiro, M. C. (2019). ATLANTIC EPIPHYTES: A data set of vascular and non‐vascular epiphyte plants and lichens from the Atlantic Forest. </w:t>
       </w:r>
       <w:r>
         <w:rPr>
@@ -11251,7 +11072,7 @@
           <w:sz w:val="24"/>
           <w:szCs w:val="24"/>
         </w:rPr>
-        <w:t>Nature Communications</w:t>
+        <w:t>Ecology</w:t>
       </w:r>
       <w:r>
         <w:rPr>
@@ -11268,15 +11089,15 @@
           <w:sz w:val="24"/>
           <w:szCs w:val="24"/>
         </w:rPr>
-        <w:t>13</w:t>
-      </w:r>
-      <w:r>
-        <w:rPr>
-          <w:rFonts w:ascii="Times New Roman" w:eastAsia="Times New Roman" w:hAnsi="Times New Roman" w:cs="Times New Roman"/>
-          <w:sz w:val="24"/>
-          <w:szCs w:val="24"/>
-        </w:rPr>
-        <w:t>(1), 4683. https://doi.org/10.1038/s41467-022-32063-z</w:t>
+        <w:t>100</w:t>
+      </w:r>
+      <w:r>
+        <w:rPr>
+          <w:rFonts w:ascii="Times New Roman" w:eastAsia="Times New Roman" w:hAnsi="Times New Roman" w:cs="Times New Roman"/>
+          <w:sz w:val="24"/>
+          <w:szCs w:val="24"/>
+        </w:rPr>
+        <w:t>(2), e02541. https://doi.org/10.1002/ecy.2541</w:t>
       </w:r>
     </w:p>
     <w:p>
@@ -11294,16 +11115,15 @@
           <w:rFonts w:ascii="Times New Roman" w:eastAsia="Times New Roman" w:hAnsi="Times New Roman" w:cs="Times New Roman"/>
           <w:sz w:val="24"/>
           <w:szCs w:val="24"/>
-          <w:lang w:val="de-DE"/>
-        </w:rPr>
-      </w:pPr>
-      <w:r>
-        <w:rPr>
-          <w:rFonts w:ascii="Times New Roman" w:eastAsia="Times New Roman" w:hAnsi="Times New Roman" w:cs="Times New Roman"/>
-          <w:sz w:val="24"/>
-          <w:szCs w:val="24"/>
-        </w:rPr>
-        <w:t xml:space="preserve">Schellenberger Costa, D., Boehnisch, G., Freiberg, M., Govaerts, R., Grenié, M., Hassler, M., Kattge, J., Muellner‐Riehl, A. N., Rojas Andrés, B. M., Winter, M., Watson, M., Zizka, A., &amp; Wirth, C. (2023). The big four of plant taxonomy – a comparison of global checklists of vascular plant names. </w:t>
+        </w:rPr>
+      </w:pPr>
+      <w:r>
+        <w:rPr>
+          <w:rFonts w:ascii="Times New Roman" w:eastAsia="Times New Roman" w:hAnsi="Times New Roman" w:cs="Times New Roman"/>
+          <w:sz w:val="24"/>
+          <w:szCs w:val="24"/>
+        </w:rPr>
+        <w:t xml:space="preserve">Raven, P. H., Gereau, R. E., Phillipson, P. B., Chatelain, C., Jenkins, C. N., &amp; Ulloa Ulloa, C. (2020). The distribution of biodiversity richness in the tropics. </w:t>
       </w:r>
       <w:r>
         <w:rPr>
@@ -11311,16 +11131,14 @@
           <w:i/>
           <w:sz w:val="24"/>
           <w:szCs w:val="24"/>
-          <w:lang w:val="de-DE"/>
-        </w:rPr>
-        <w:t>New Phytologist</w:t>
-      </w:r>
-      <w:r>
-        <w:rPr>
-          <w:rFonts w:ascii="Times New Roman" w:eastAsia="Times New Roman" w:hAnsi="Times New Roman" w:cs="Times New Roman"/>
-          <w:sz w:val="24"/>
-          <w:szCs w:val="24"/>
-          <w:lang w:val="de-DE"/>
+        </w:rPr>
+        <w:t>Science Advances</w:t>
+      </w:r>
+      <w:r>
+        <w:rPr>
+          <w:rFonts w:ascii="Times New Roman" w:eastAsia="Times New Roman" w:hAnsi="Times New Roman" w:cs="Times New Roman"/>
+          <w:sz w:val="24"/>
+          <w:szCs w:val="24"/>
         </w:rPr>
         <w:t xml:space="preserve">, </w:t>
       </w:r>
@@ -11330,18 +11148,16 @@
           <w:i/>
           <w:sz w:val="24"/>
           <w:szCs w:val="24"/>
-          <w:lang w:val="de-DE"/>
-        </w:rPr>
-        <w:t>240</w:t>
-      </w:r>
-      <w:r>
-        <w:rPr>
-          <w:rFonts w:ascii="Times New Roman" w:eastAsia="Times New Roman" w:hAnsi="Times New Roman" w:cs="Times New Roman"/>
-          <w:sz w:val="24"/>
-          <w:szCs w:val="24"/>
-          <w:lang w:val="de-DE"/>
-        </w:rPr>
-        <w:t>(4), 1687–1702. https://doi.org/10.1111/nph.18961</w:t>
+        </w:rPr>
+        <w:t>6</w:t>
+      </w:r>
+      <w:r>
+        <w:rPr>
+          <w:rFonts w:ascii="Times New Roman" w:eastAsia="Times New Roman" w:hAnsi="Times New Roman" w:cs="Times New Roman"/>
+          <w:sz w:val="24"/>
+          <w:szCs w:val="24"/>
+        </w:rPr>
+        <w:t xml:space="preserve">(37), eabc6228. https://doi.org/10.1126/sciadv.abc6228 </w:t>
       </w:r>
     </w:p>
     <w:p>
@@ -11366,17 +11182,8 @@
           <w:rFonts w:ascii="Times New Roman" w:eastAsia="Times New Roman" w:hAnsi="Times New Roman" w:cs="Times New Roman"/>
           <w:sz w:val="24"/>
           <w:szCs w:val="24"/>
-          <w:lang w:val="de-DE"/>
-        </w:rPr>
-        <w:t xml:space="preserve">Schröter, M., Kraemer, R., Ceauşu, S., &amp; Rusch, G. M. (2017). </w:t>
-      </w:r>
-      <w:r>
-        <w:rPr>
-          <w:rFonts w:ascii="Times New Roman" w:eastAsia="Times New Roman" w:hAnsi="Times New Roman" w:cs="Times New Roman"/>
-          <w:sz w:val="24"/>
-          <w:szCs w:val="24"/>
-        </w:rPr>
-        <w:t xml:space="preserve">Incorporating threat in hotspots and coldspots of biodiversity and ecosystem services. </w:t>
+        </w:rPr>
+        <w:t xml:space="preserve">Rossi, F., &amp; Becker, G. (2019). Creating forest management units with Hot Spot Analysis (Getis-Ord Gi*) over a forest affected by mixed-severity fires. </w:t>
       </w:r>
       <w:r>
         <w:rPr>
@@ -11385,7 +11192,7 @@
           <w:sz w:val="24"/>
           <w:szCs w:val="24"/>
         </w:rPr>
-        <w:t>Ambio</w:t>
+        <w:t>Australian Forestry</w:t>
       </w:r>
       <w:r>
         <w:rPr>
@@ -11402,15 +11209,15 @@
           <w:sz w:val="24"/>
           <w:szCs w:val="24"/>
         </w:rPr>
-        <w:t>46</w:t>
-      </w:r>
-      <w:r>
-        <w:rPr>
-          <w:rFonts w:ascii="Times New Roman" w:eastAsia="Times New Roman" w:hAnsi="Times New Roman" w:cs="Times New Roman"/>
-          <w:sz w:val="24"/>
-          <w:szCs w:val="24"/>
-        </w:rPr>
-        <w:t>(7), 756–768. https://doi.org/10.1007/s13280-017-0922-x</w:t>
+        <w:t>82</w:t>
+      </w:r>
+      <w:r>
+        <w:rPr>
+          <w:rFonts w:ascii="Times New Roman" w:eastAsia="Times New Roman" w:hAnsi="Times New Roman" w:cs="Times New Roman"/>
+          <w:sz w:val="24"/>
+          <w:szCs w:val="24"/>
+        </w:rPr>
+        <w:t>(4), 166–175. https://doi.org/10.1080/00049158.2019.1678714</w:t>
       </w:r>
     </w:p>
     <w:p>
@@ -11430,49 +11237,6 @@
           <w:szCs w:val="24"/>
         </w:rPr>
       </w:pPr>
-      <w:r>
-        <w:rPr>
-          <w:rFonts w:ascii="Times New Roman" w:eastAsia="Times New Roman" w:hAnsi="Times New Roman" w:cs="Times New Roman"/>
-          <w:sz w:val="24"/>
-          <w:szCs w:val="24"/>
-        </w:rPr>
-        <w:lastRenderedPageBreak/>
-        <w:t xml:space="preserve">Soberón, J., &amp; Peterson, A. T. (2009). Monitoring Biodiversity Loss with Primary Species-occurrence Data: Toward National-level Indicators for the 2010 Target of the Convention on Biological Diversity. </w:t>
-      </w:r>
-      <w:r>
-        <w:rPr>
-          <w:rFonts w:ascii="Times New Roman" w:eastAsia="Times New Roman" w:hAnsi="Times New Roman" w:cs="Times New Roman"/>
-          <w:i/>
-          <w:sz w:val="24"/>
-          <w:szCs w:val="24"/>
-        </w:rPr>
-        <w:t>AMBIO: A Journal of the Human Environment</w:t>
-      </w:r>
-      <w:r>
-        <w:rPr>
-          <w:rFonts w:ascii="Times New Roman" w:eastAsia="Times New Roman" w:hAnsi="Times New Roman" w:cs="Times New Roman"/>
-          <w:sz w:val="24"/>
-          <w:szCs w:val="24"/>
-        </w:rPr>
-        <w:t xml:space="preserve">, </w:t>
-      </w:r>
-      <w:r>
-        <w:rPr>
-          <w:rFonts w:ascii="Times New Roman" w:eastAsia="Times New Roman" w:hAnsi="Times New Roman" w:cs="Times New Roman"/>
-          <w:i/>
-          <w:sz w:val="24"/>
-          <w:szCs w:val="24"/>
-        </w:rPr>
-        <w:t>38</w:t>
-      </w:r>
-      <w:r>
-        <w:rPr>
-          <w:rFonts w:ascii="Times New Roman" w:eastAsia="Times New Roman" w:hAnsi="Times New Roman" w:cs="Times New Roman"/>
-          <w:sz w:val="24"/>
-          <w:szCs w:val="24"/>
-        </w:rPr>
-        <w:t>(1), 29–34. https://doi.org/10.1579/0044-7447-38.1.29</w:t>
-      </w:r>
     </w:p>
     <w:p>
       <w:pPr>
@@ -11497,7 +11261,7 @@
           <w:sz w:val="24"/>
           <w:szCs w:val="24"/>
         </w:rPr>
-        <w:t xml:space="preserve">Sobral-Souza, T., Stropp, J., Santos, J. P., Prasniewski, V. M., Szinwelski, N., Vilela, B., Freitas, A. V. L., Ribeiro, M. C., &amp; Hortal, J. (2021). Knowledge gaps hamper understanding the relationship between fragmentation and biodiversity loss: The case of Atlantic Forest fruit-feeding butterflies. </w:t>
+        <w:t xml:space="preserve">Roy, M., Vasco‐Palacios, A., Geml, J., Buyck, B., Delgat, L., Giachini, A., Grebenc, T., Harrower, E., Kuhar, F., Magnago, A., Rinaldi, A. C., Schimann, H., Selosse, M., Sulzbacher, M. A., Wartchow, F., &amp; Neves, M. (2017). The (re)discovery of ectomycorrhizal symbioses in Neotropical ecosystems sketched in Florianópolis. </w:t>
       </w:r>
       <w:r>
         <w:rPr>
@@ -11506,7 +11270,7 @@
           <w:sz w:val="24"/>
           <w:szCs w:val="24"/>
         </w:rPr>
-        <w:t>PeerJ</w:t>
+        <w:t>New Phytologist</w:t>
       </w:r>
       <w:r>
         <w:rPr>
@@ -11523,15 +11287,15 @@
           <w:sz w:val="24"/>
           <w:szCs w:val="24"/>
         </w:rPr>
-        <w:t>9</w:t>
-      </w:r>
-      <w:r>
-        <w:rPr>
-          <w:rFonts w:ascii="Times New Roman" w:eastAsia="Times New Roman" w:hAnsi="Times New Roman" w:cs="Times New Roman"/>
-          <w:sz w:val="24"/>
-          <w:szCs w:val="24"/>
-        </w:rPr>
-        <w:t>, e11673. https://doi.org/10.7717/peerj.11673</w:t>
+        <w:t>214</w:t>
+      </w:r>
+      <w:r>
+        <w:rPr>
+          <w:rFonts w:ascii="Times New Roman" w:eastAsia="Times New Roman" w:hAnsi="Times New Roman" w:cs="Times New Roman"/>
+          <w:sz w:val="24"/>
+          <w:szCs w:val="24"/>
+        </w:rPr>
+        <w:t>(3), 920–923. https://doi.org/10.1111/nph.14531</w:t>
       </w:r>
     </w:p>
     <w:p>
@@ -11557,7 +11321,7 @@
           <w:sz w:val="24"/>
           <w:szCs w:val="24"/>
         </w:rPr>
-        <w:t xml:space="preserve">Stropp, J., Ladle, R. J., M. Malhado, A. C., Hortal, J., Gaffuri, J., H. Temperley, W., Olav Skøien, J., &amp; Mayaux, P. (2016). Mapping ignorance: 300 years of collecting flowering plants in Africa. </w:t>
+        <w:t xml:space="preserve">Sabatini, F. M., Jiménez-Alfaro, B., Jandt, U., Chytrý, M., Field, R., Kessler, M., Lenoir, J., Schrodt, F., Wiser, S. K., Arfin Khan, M. A. S., Attorre, F., Cayuela, L., De Sanctis, M., Dengler, J., Haider, S., Hatim, M. Z., Indreica, A., Jansen, F., Pauchard, A., … Bruelheide, H. (2022). Global patterns of vascular plant alpha diversity. </w:t>
       </w:r>
       <w:r>
         <w:rPr>
@@ -11566,7 +11330,7 @@
           <w:sz w:val="24"/>
           <w:szCs w:val="24"/>
         </w:rPr>
-        <w:t>Global Ecology and Biogeography</w:t>
+        <w:t>Nature Communications</w:t>
       </w:r>
       <w:r>
         <w:rPr>
@@ -11583,15 +11347,15 @@
           <w:sz w:val="24"/>
           <w:szCs w:val="24"/>
         </w:rPr>
-        <w:t>25</w:t>
-      </w:r>
-      <w:r>
-        <w:rPr>
-          <w:rFonts w:ascii="Times New Roman" w:eastAsia="Times New Roman" w:hAnsi="Times New Roman" w:cs="Times New Roman"/>
-          <w:sz w:val="24"/>
-          <w:szCs w:val="24"/>
-        </w:rPr>
-        <w:t xml:space="preserve">(9), 1085–1096. https://doi.org/10.1111/geb.12468 </w:t>
+        <w:t>13</w:t>
+      </w:r>
+      <w:r>
+        <w:rPr>
+          <w:rFonts w:ascii="Times New Roman" w:eastAsia="Times New Roman" w:hAnsi="Times New Roman" w:cs="Times New Roman"/>
+          <w:sz w:val="24"/>
+          <w:szCs w:val="24"/>
+        </w:rPr>
+        <w:t>(1), 4683. https://doi.org/10.1038/s41467-022-32063-z</w:t>
       </w:r>
     </w:p>
     <w:p>
@@ -11609,15 +11373,16 @@
           <w:rFonts w:ascii="Times New Roman" w:eastAsia="Times New Roman" w:hAnsi="Times New Roman" w:cs="Times New Roman"/>
           <w:sz w:val="24"/>
           <w:szCs w:val="24"/>
-        </w:rPr>
-      </w:pPr>
-      <w:r>
-        <w:rPr>
-          <w:rFonts w:ascii="Times New Roman" w:eastAsia="Times New Roman" w:hAnsi="Times New Roman" w:cs="Times New Roman"/>
-          <w:sz w:val="24"/>
-          <w:szCs w:val="24"/>
-        </w:rPr>
-        <w:t xml:space="preserve">Stropp, J., Umbelino, B., Correia, R. A., Campos‐Silva, J. V., Ladle, R. J., &amp; Malhado, A. C. M. (2020). The ghosts of forests past and future: Deforestation and botanical sampling in the Brazilian Amazon. </w:t>
+          <w:lang w:val="de-DE"/>
+        </w:rPr>
+      </w:pPr>
+      <w:r>
+        <w:rPr>
+          <w:rFonts w:ascii="Times New Roman" w:eastAsia="Times New Roman" w:hAnsi="Times New Roman" w:cs="Times New Roman"/>
+          <w:sz w:val="24"/>
+          <w:szCs w:val="24"/>
+        </w:rPr>
+        <w:t xml:space="preserve">Schellenberger Costa, D., Boehnisch, G., Freiberg, M., Govaerts, R., Grenié, M., Hassler, M., Kattge, J., Muellner‐Riehl, A. N., Rojas Andrés, B. M., Winter, M., Watson, M., Zizka, A., &amp; Wirth, C. (2023). The big four of plant taxonomy – a comparison of global checklists of vascular plant names. </w:t>
       </w:r>
       <w:r>
         <w:rPr>
@@ -11625,14 +11390,16 @@
           <w:i/>
           <w:sz w:val="24"/>
           <w:szCs w:val="24"/>
-        </w:rPr>
-        <w:t>Ecography</w:t>
-      </w:r>
-      <w:r>
-        <w:rPr>
-          <w:rFonts w:ascii="Times New Roman" w:eastAsia="Times New Roman" w:hAnsi="Times New Roman" w:cs="Times New Roman"/>
-          <w:sz w:val="24"/>
-          <w:szCs w:val="24"/>
+          <w:lang w:val="de-DE"/>
+        </w:rPr>
+        <w:t>New Phytologist</w:t>
+      </w:r>
+      <w:r>
+        <w:rPr>
+          <w:rFonts w:ascii="Times New Roman" w:eastAsia="Times New Roman" w:hAnsi="Times New Roman" w:cs="Times New Roman"/>
+          <w:sz w:val="24"/>
+          <w:szCs w:val="24"/>
+          <w:lang w:val="de-DE"/>
         </w:rPr>
         <w:t xml:space="preserve">, </w:t>
       </w:r>
@@ -11642,16 +11409,18 @@
           <w:i/>
           <w:sz w:val="24"/>
           <w:szCs w:val="24"/>
-        </w:rPr>
-        <w:t>43</w:t>
-      </w:r>
-      <w:r>
-        <w:rPr>
-          <w:rFonts w:ascii="Times New Roman" w:eastAsia="Times New Roman" w:hAnsi="Times New Roman" w:cs="Times New Roman"/>
-          <w:sz w:val="24"/>
-          <w:szCs w:val="24"/>
-        </w:rPr>
-        <w:t>(7), 979–989. https://doi.org/10.1111/ecog.05026</w:t>
+          <w:lang w:val="de-DE"/>
+        </w:rPr>
+        <w:t>240</w:t>
+      </w:r>
+      <w:r>
+        <w:rPr>
+          <w:rFonts w:ascii="Times New Roman" w:eastAsia="Times New Roman" w:hAnsi="Times New Roman" w:cs="Times New Roman"/>
+          <w:sz w:val="24"/>
+          <w:szCs w:val="24"/>
+          <w:lang w:val="de-DE"/>
+        </w:rPr>
+        <w:t>(4), 1687–1702. https://doi.org/10.1111/nph.18961</w:t>
       </w:r>
     </w:p>
     <w:p>
@@ -11666,39 +11435,62 @@
         <w:spacing w:after="0"/>
         <w:ind w:left="720" w:hanging="720"/>
         <w:rPr>
-          <w:ins w:id="347" w:author="Maria Carmona-Higuita" w:date="2026-08-06T00:00:00Z"/>
-          <w:rFonts w:ascii="Times New Roman" w:eastAsia="Times New Roman" w:hAnsi="Times New Roman" w:cs="Times New Roman"/>
-          <w:sz w:val="24"/>
-          <w:szCs w:val="24"/>
-        </w:rPr>
-      </w:pPr>
-      <w:ins w:id="348" w:author="Maria Carmona-Higuita" w:date="2026-08-06T00:00:00Z">
-        <w:r>
-          <w:rPr>
-            <w:rFonts w:ascii="Times New Roman" w:eastAsia="Times New Roman" w:hAnsi="Times New Roman" w:cs="Times New Roman"/>
-            <w:sz w:val="24"/>
-            <w:szCs w:val="24"/>
-          </w:rPr>
-          <w:t xml:space="preserve">Svahnström, V. J., Nic Lughadha, E., Forest, F., &amp; Leão, T. C. C. (2025). Geographic range size and rarity of epiphytic flowering plants. </w:t>
-        </w:r>
-        <w:r>
-          <w:rPr>
-            <w:rFonts w:ascii="Times New Roman" w:eastAsia="Times New Roman" w:hAnsi="Times New Roman" w:cs="Times New Roman"/>
-            <w:i/>
-            <w:sz w:val="24"/>
-            <w:szCs w:val="24"/>
-          </w:rPr>
-          <w:t>Nature Plants</w:t>
-        </w:r>
-        <w:r>
-          <w:rPr>
-            <w:rFonts w:ascii="Times New Roman" w:eastAsia="Times New Roman" w:hAnsi="Times New Roman" w:cs="Times New Roman"/>
-            <w:sz w:val="24"/>
-            <w:szCs w:val="24"/>
-          </w:rPr>
-          <w:t>. https://doi.org/10.1038/s41477-025-02022-9</w:t>
-        </w:r>
-      </w:ins>
+          <w:rFonts w:ascii="Times New Roman" w:eastAsia="Times New Roman" w:hAnsi="Times New Roman" w:cs="Times New Roman"/>
+          <w:sz w:val="24"/>
+          <w:szCs w:val="24"/>
+        </w:rPr>
+      </w:pPr>
+      <w:r>
+        <w:rPr>
+          <w:rFonts w:ascii="Times New Roman" w:eastAsia="Times New Roman" w:hAnsi="Times New Roman" w:cs="Times New Roman"/>
+          <w:sz w:val="24"/>
+          <w:szCs w:val="24"/>
+          <w:lang w:val="de-DE"/>
+        </w:rPr>
+        <w:t xml:space="preserve">Schröter, M., Kraemer, R., Ceauşu, S., &amp; Rusch, G. M. (2017). </w:t>
+      </w:r>
+      <w:r>
+        <w:rPr>
+          <w:rFonts w:ascii="Times New Roman" w:eastAsia="Times New Roman" w:hAnsi="Times New Roman" w:cs="Times New Roman"/>
+          <w:sz w:val="24"/>
+          <w:szCs w:val="24"/>
+        </w:rPr>
+        <w:t xml:space="preserve">Incorporating threat in hotspots and coldspots of biodiversity and ecosystem services. </w:t>
+      </w:r>
+      <w:r>
+        <w:rPr>
+          <w:rFonts w:ascii="Times New Roman" w:eastAsia="Times New Roman" w:hAnsi="Times New Roman" w:cs="Times New Roman"/>
+          <w:i/>
+          <w:sz w:val="24"/>
+          <w:szCs w:val="24"/>
+        </w:rPr>
+        <w:t>Ambio</w:t>
+      </w:r>
+      <w:r>
+        <w:rPr>
+          <w:rFonts w:ascii="Times New Roman" w:eastAsia="Times New Roman" w:hAnsi="Times New Roman" w:cs="Times New Roman"/>
+          <w:sz w:val="24"/>
+          <w:szCs w:val="24"/>
+        </w:rPr>
+        <w:t xml:space="preserve">, </w:t>
+      </w:r>
+      <w:r>
+        <w:rPr>
+          <w:rFonts w:ascii="Times New Roman" w:eastAsia="Times New Roman" w:hAnsi="Times New Roman" w:cs="Times New Roman"/>
+          <w:i/>
+          <w:sz w:val="24"/>
+          <w:szCs w:val="24"/>
+        </w:rPr>
+        <w:t>46</w:t>
+      </w:r>
+      <w:r>
+        <w:rPr>
+          <w:rFonts w:ascii="Times New Roman" w:eastAsia="Times New Roman" w:hAnsi="Times New Roman" w:cs="Times New Roman"/>
+          <w:sz w:val="24"/>
+          <w:szCs w:val="24"/>
+        </w:rPr>
+        <w:t>(7), 756–768. https://doi.org/10.1007/s13280-017-0922-x</w:t>
+      </w:r>
     </w:p>
     <w:p>
       <w:pPr>
@@ -11715,33 +11507,16 @@
           <w:rFonts w:ascii="Times New Roman" w:eastAsia="Times New Roman" w:hAnsi="Times New Roman" w:cs="Times New Roman"/>
           <w:sz w:val="24"/>
           <w:szCs w:val="24"/>
-          <w:lang w:val="de-DE"/>
-        </w:rPr>
-      </w:pPr>
-      <w:r>
-        <w:rPr>
-          <w:rFonts w:ascii="Times New Roman" w:eastAsia="Times New Roman" w:hAnsi="Times New Roman" w:cs="Times New Roman"/>
-          <w:sz w:val="24"/>
-          <w:szCs w:val="24"/>
-          <w:lang w:val="de-DE"/>
-          <w:rPrChange w:id="349" w:author="Maria Judith Carmona Higuita" w:date="2026-08-07T10:37:00Z" w16du:dateUtc="2026-08-07T08:37:00Z">
-            <w:rPr>
-              <w:rFonts w:ascii="Times New Roman" w:eastAsia="Times New Roman" w:hAnsi="Times New Roman" w:cs="Times New Roman"/>
-              <w:sz w:val="24"/>
-              <w:szCs w:val="24"/>
-            </w:rPr>
-          </w:rPrChange>
+        </w:rPr>
+      </w:pPr>
+      <w:r>
+        <w:rPr>
+          <w:rFonts w:ascii="Times New Roman" w:eastAsia="Times New Roman" w:hAnsi="Times New Roman" w:cs="Times New Roman"/>
+          <w:sz w:val="24"/>
+          <w:szCs w:val="24"/>
         </w:rPr>
         <w:lastRenderedPageBreak/>
-        <w:t xml:space="preserve">Taylor, A., Weigelt, P., Denelle, P., Cai, L., &amp; Kreft, H. (2023). </w:t>
-      </w:r>
-      <w:r>
-        <w:rPr>
-          <w:rFonts w:ascii="Times New Roman" w:eastAsia="Times New Roman" w:hAnsi="Times New Roman" w:cs="Times New Roman"/>
-          <w:sz w:val="24"/>
-          <w:szCs w:val="24"/>
-        </w:rPr>
-        <w:t xml:space="preserve">The contribution of plant life and growth forms to global gradients of vascular plant diversity. </w:t>
+        <w:t xml:space="preserve">Soberón, J., &amp; Peterson, A. T. (2009). Monitoring Biodiversity Loss with Primary Species-occurrence Data: Toward National-level Indicators for the 2010 Target of the Convention on Biological Diversity. </w:t>
       </w:r>
       <w:r>
         <w:rPr>
@@ -11749,18 +11524,33 @@
           <w:i/>
           <w:sz w:val="24"/>
           <w:szCs w:val="24"/>
-          <w:lang w:val="de-DE"/>
-        </w:rPr>
-        <w:t>New Phytologist</w:t>
-      </w:r>
-      <w:r>
-        <w:rPr>
-          <w:rFonts w:ascii="Times New Roman" w:eastAsia="Times New Roman" w:hAnsi="Times New Roman" w:cs="Times New Roman"/>
-          <w:sz w:val="24"/>
-          <w:szCs w:val="24"/>
-          <w:lang w:val="de-DE"/>
-        </w:rPr>
-        <w:t>, nph.19011. https://doi.org/10.1111/nph.19011</w:t>
+        </w:rPr>
+        <w:t>AMBIO: A Journal of the Human Environment</w:t>
+      </w:r>
+      <w:r>
+        <w:rPr>
+          <w:rFonts w:ascii="Times New Roman" w:eastAsia="Times New Roman" w:hAnsi="Times New Roman" w:cs="Times New Roman"/>
+          <w:sz w:val="24"/>
+          <w:szCs w:val="24"/>
+        </w:rPr>
+        <w:t xml:space="preserve">, </w:t>
+      </w:r>
+      <w:r>
+        <w:rPr>
+          <w:rFonts w:ascii="Times New Roman" w:eastAsia="Times New Roman" w:hAnsi="Times New Roman" w:cs="Times New Roman"/>
+          <w:i/>
+          <w:sz w:val="24"/>
+          <w:szCs w:val="24"/>
+        </w:rPr>
+        <w:t>38</w:t>
+      </w:r>
+      <w:r>
+        <w:rPr>
+          <w:rFonts w:ascii="Times New Roman" w:eastAsia="Times New Roman" w:hAnsi="Times New Roman" w:cs="Times New Roman"/>
+          <w:sz w:val="24"/>
+          <w:szCs w:val="24"/>
+        </w:rPr>
+        <w:t>(1), 29–34. https://doi.org/10.1579/0044-7447-38.1.29</w:t>
       </w:r>
     </w:p>
     <w:p>
@@ -11785,17 +11575,8 @@
           <w:rFonts w:ascii="Times New Roman" w:eastAsia="Times New Roman" w:hAnsi="Times New Roman" w:cs="Times New Roman"/>
           <w:sz w:val="24"/>
           <w:szCs w:val="24"/>
-          <w:lang w:val="de-DE"/>
-        </w:rPr>
-        <w:t xml:space="preserve">Taylor, A., Zotz, G., Weigelt, P., Cai, L., Karger, D. N., König, C., &amp; Kreft, H. (2021). </w:t>
-      </w:r>
-      <w:r>
-        <w:rPr>
-          <w:rFonts w:ascii="Times New Roman" w:eastAsia="Times New Roman" w:hAnsi="Times New Roman" w:cs="Times New Roman"/>
-          <w:sz w:val="24"/>
-          <w:szCs w:val="24"/>
-        </w:rPr>
-        <w:t xml:space="preserve">Vascular epiphytes contribute disproportionately to global centres of plant diversity. </w:t>
+        </w:rPr>
+        <w:t xml:space="preserve">Sobral-Souza, T., Stropp, J., Santos, J. P., Prasniewski, V. M., Szinwelski, N., Vilela, B., Freitas, A. V. L., Ribeiro, M. C., &amp; Hortal, J. (2021). Knowledge gaps hamper understanding the relationship between fragmentation and biodiversity loss: The case of Atlantic Forest fruit-feeding butterflies. </w:t>
       </w:r>
       <w:r>
         <w:rPr>
@@ -11804,7 +11585,7 @@
           <w:sz w:val="24"/>
           <w:szCs w:val="24"/>
         </w:rPr>
-        <w:t>Global Ecology and Biogeography</w:t>
+        <w:t>PeerJ</w:t>
       </w:r>
       <w:r>
         <w:rPr>
@@ -11821,15 +11602,15 @@
           <w:sz w:val="24"/>
           <w:szCs w:val="24"/>
         </w:rPr>
-        <w:t>31</w:t>
-      </w:r>
-      <w:r>
-        <w:rPr>
-          <w:rFonts w:ascii="Times New Roman" w:eastAsia="Times New Roman" w:hAnsi="Times New Roman" w:cs="Times New Roman"/>
-          <w:sz w:val="24"/>
-          <w:szCs w:val="24"/>
-        </w:rPr>
-        <w:t>(1), 62–74. https://doi.org/10.1111/geb.13411</w:t>
+        <w:t>9</w:t>
+      </w:r>
+      <w:r>
+        <w:rPr>
+          <w:rFonts w:ascii="Times New Roman" w:eastAsia="Times New Roman" w:hAnsi="Times New Roman" w:cs="Times New Roman"/>
+          <w:sz w:val="24"/>
+          <w:szCs w:val="24"/>
+        </w:rPr>
+        <w:t>, e11673. https://doi.org/10.7717/peerj.11673</w:t>
       </w:r>
     </w:p>
     <w:p>
@@ -11855,7 +11636,7 @@
           <w:sz w:val="24"/>
           <w:szCs w:val="24"/>
         </w:rPr>
-        <w:t xml:space="preserve">ter Steege, H., Vaessen, R. W., Cárdenas-López, D., Sabatier, D., Antonelli, A., De Oliveira, S. M., Pitman, N. C. A., Jørgensen, P. M., &amp; Salomão, R. P. (2016). The discovery of the Amazonian tree flora with an updated checklist of all known tree taxa. </w:t>
+        <w:t xml:space="preserve">Stropp, J., Ladle, R. J., M. Malhado, A. C., Hortal, J., Gaffuri, J., H. Temperley, W., Olav Skøien, J., &amp; Mayaux, P. (2016). Mapping ignorance: 300 years of collecting flowering plants in Africa. </w:t>
       </w:r>
       <w:r>
         <w:rPr>
@@ -11864,7 +11645,7 @@
           <w:sz w:val="24"/>
           <w:szCs w:val="24"/>
         </w:rPr>
-        <w:t>Scientific Reports</w:t>
+        <w:t>Global Ecology and Biogeography</w:t>
       </w:r>
       <w:r>
         <w:rPr>
@@ -11881,15 +11662,15 @@
           <w:sz w:val="24"/>
           <w:szCs w:val="24"/>
         </w:rPr>
-        <w:t>6</w:t>
-      </w:r>
-      <w:r>
-        <w:rPr>
-          <w:rFonts w:ascii="Times New Roman" w:eastAsia="Times New Roman" w:hAnsi="Times New Roman" w:cs="Times New Roman"/>
-          <w:sz w:val="24"/>
-          <w:szCs w:val="24"/>
-        </w:rPr>
-        <w:t>(1), 29549. https://doi.org/10.1038/srep29549</w:t>
+        <w:t>25</w:t>
+      </w:r>
+      <w:r>
+        <w:rPr>
+          <w:rFonts w:ascii="Times New Roman" w:eastAsia="Times New Roman" w:hAnsi="Times New Roman" w:cs="Times New Roman"/>
+          <w:sz w:val="24"/>
+          <w:szCs w:val="24"/>
+        </w:rPr>
+        <w:t xml:space="preserve">(9), 1085–1096. https://doi.org/10.1111/geb.12468 </w:t>
       </w:r>
     </w:p>
     <w:p>
@@ -11915,6 +11696,304 @@
           <w:sz w:val="24"/>
           <w:szCs w:val="24"/>
         </w:rPr>
+        <w:t xml:space="preserve">Stropp, J., Umbelino, B., Correia, R. A., Campos‐Silva, J. V., Ladle, R. J., &amp; Malhado, A. C. M. (2020). The ghosts of forests past and future: Deforestation and botanical sampling in the Brazilian Amazon. </w:t>
+      </w:r>
+      <w:r>
+        <w:rPr>
+          <w:rFonts w:ascii="Times New Roman" w:eastAsia="Times New Roman" w:hAnsi="Times New Roman" w:cs="Times New Roman"/>
+          <w:i/>
+          <w:sz w:val="24"/>
+          <w:szCs w:val="24"/>
+        </w:rPr>
+        <w:t>Ecography</w:t>
+      </w:r>
+      <w:r>
+        <w:rPr>
+          <w:rFonts w:ascii="Times New Roman" w:eastAsia="Times New Roman" w:hAnsi="Times New Roman" w:cs="Times New Roman"/>
+          <w:sz w:val="24"/>
+          <w:szCs w:val="24"/>
+        </w:rPr>
+        <w:t xml:space="preserve">, </w:t>
+      </w:r>
+      <w:r>
+        <w:rPr>
+          <w:rFonts w:ascii="Times New Roman" w:eastAsia="Times New Roman" w:hAnsi="Times New Roman" w:cs="Times New Roman"/>
+          <w:i/>
+          <w:sz w:val="24"/>
+          <w:szCs w:val="24"/>
+        </w:rPr>
+        <w:t>43</w:t>
+      </w:r>
+      <w:r>
+        <w:rPr>
+          <w:rFonts w:ascii="Times New Roman" w:eastAsia="Times New Roman" w:hAnsi="Times New Roman" w:cs="Times New Roman"/>
+          <w:sz w:val="24"/>
+          <w:szCs w:val="24"/>
+        </w:rPr>
+        <w:t>(7), 979–989. https://doi.org/10.1111/ecog.05026</w:t>
+      </w:r>
+    </w:p>
+    <w:p>
+      <w:pPr>
+        <w:pBdr>
+          <w:top w:val="nil"/>
+          <w:left w:val="nil"/>
+          <w:bottom w:val="nil"/>
+          <w:right w:val="nil"/>
+          <w:between w:val="nil"/>
+        </w:pBdr>
+        <w:spacing w:after="0"/>
+        <w:ind w:left="720" w:hanging="720"/>
+        <w:rPr>
+          <w:ins w:id="347" w:author="Maria Carmona-Higuita" w:date="2026-08-06T00:00:00Z"/>
+          <w:rFonts w:ascii="Times New Roman" w:eastAsia="Times New Roman" w:hAnsi="Times New Roman" w:cs="Times New Roman"/>
+          <w:sz w:val="24"/>
+          <w:szCs w:val="24"/>
+        </w:rPr>
+      </w:pPr>
+      <w:ins w:id="348" w:author="Maria Carmona-Higuita" w:date="2026-08-06T00:00:00Z">
+        <w:r>
+          <w:rPr>
+            <w:rFonts w:ascii="Times New Roman" w:eastAsia="Times New Roman" w:hAnsi="Times New Roman" w:cs="Times New Roman"/>
+            <w:sz w:val="24"/>
+            <w:szCs w:val="24"/>
+          </w:rPr>
+          <w:t xml:space="preserve">Svahnström, V. J., Nic Lughadha, E., Forest, F., &amp; Leão, T. C. C. (2025). Geographic range size and rarity of epiphytic flowering plants. </w:t>
+        </w:r>
+        <w:r>
+          <w:rPr>
+            <w:rFonts w:ascii="Times New Roman" w:eastAsia="Times New Roman" w:hAnsi="Times New Roman" w:cs="Times New Roman"/>
+            <w:i/>
+            <w:sz w:val="24"/>
+            <w:szCs w:val="24"/>
+          </w:rPr>
+          <w:t>Nature Plants</w:t>
+        </w:r>
+        <w:r>
+          <w:rPr>
+            <w:rFonts w:ascii="Times New Roman" w:eastAsia="Times New Roman" w:hAnsi="Times New Roman" w:cs="Times New Roman"/>
+            <w:sz w:val="24"/>
+            <w:szCs w:val="24"/>
+          </w:rPr>
+          <w:t>. https://doi.org/10.1038/s41477-025-02022-9</w:t>
+        </w:r>
+      </w:ins>
+    </w:p>
+    <w:p>
+      <w:pPr>
+        <w:pBdr>
+          <w:top w:val="nil"/>
+          <w:left w:val="nil"/>
+          <w:bottom w:val="nil"/>
+          <w:right w:val="nil"/>
+          <w:between w:val="nil"/>
+        </w:pBdr>
+        <w:spacing w:after="0"/>
+        <w:ind w:left="720" w:hanging="720"/>
+        <w:rPr>
+          <w:rFonts w:ascii="Times New Roman" w:eastAsia="Times New Roman" w:hAnsi="Times New Roman" w:cs="Times New Roman"/>
+          <w:sz w:val="24"/>
+          <w:szCs w:val="24"/>
+          <w:lang w:val="de-DE"/>
+        </w:rPr>
+      </w:pPr>
+      <w:r>
+        <w:rPr>
+          <w:rFonts w:ascii="Times New Roman" w:eastAsia="Times New Roman" w:hAnsi="Times New Roman" w:cs="Times New Roman"/>
+          <w:sz w:val="24"/>
+          <w:szCs w:val="24"/>
+          <w:lang w:val="de-DE"/>
+          <w:rPrChange w:id="349" w:author="Maria Judith Carmona Higuita" w:date="2026-08-07T10:37:00Z" w16du:dateUtc="2026-08-07T08:37:00Z">
+            <w:rPr>
+              <w:rFonts w:ascii="Times New Roman" w:eastAsia="Times New Roman" w:hAnsi="Times New Roman" w:cs="Times New Roman"/>
+              <w:sz w:val="24"/>
+              <w:szCs w:val="24"/>
+            </w:rPr>
+          </w:rPrChange>
+        </w:rPr>
+        <w:lastRenderedPageBreak/>
+        <w:t xml:space="preserve">Taylor, A., Weigelt, P., Denelle, P., Cai, L., &amp; Kreft, H. (2023). </w:t>
+      </w:r>
+      <w:r>
+        <w:rPr>
+          <w:rFonts w:ascii="Times New Roman" w:eastAsia="Times New Roman" w:hAnsi="Times New Roman" w:cs="Times New Roman"/>
+          <w:sz w:val="24"/>
+          <w:szCs w:val="24"/>
+        </w:rPr>
+        <w:t xml:space="preserve">The contribution of plant life and growth forms to global gradients of vascular plant diversity. </w:t>
+      </w:r>
+      <w:r>
+        <w:rPr>
+          <w:rFonts w:ascii="Times New Roman" w:eastAsia="Times New Roman" w:hAnsi="Times New Roman" w:cs="Times New Roman"/>
+          <w:i/>
+          <w:sz w:val="24"/>
+          <w:szCs w:val="24"/>
+          <w:lang w:val="de-DE"/>
+        </w:rPr>
+        <w:t>New Phytologist</w:t>
+      </w:r>
+      <w:r>
+        <w:rPr>
+          <w:rFonts w:ascii="Times New Roman" w:eastAsia="Times New Roman" w:hAnsi="Times New Roman" w:cs="Times New Roman"/>
+          <w:sz w:val="24"/>
+          <w:szCs w:val="24"/>
+          <w:lang w:val="de-DE"/>
+        </w:rPr>
+        <w:t>, nph.19011. https://doi.org/10.1111/nph.19011</w:t>
+      </w:r>
+    </w:p>
+    <w:p>
+      <w:pPr>
+        <w:pBdr>
+          <w:top w:val="nil"/>
+          <w:left w:val="nil"/>
+          <w:bottom w:val="nil"/>
+          <w:right w:val="nil"/>
+          <w:between w:val="nil"/>
+        </w:pBdr>
+        <w:spacing w:after="0"/>
+        <w:ind w:left="720" w:hanging="720"/>
+        <w:rPr>
+          <w:rFonts w:ascii="Times New Roman" w:eastAsia="Times New Roman" w:hAnsi="Times New Roman" w:cs="Times New Roman"/>
+          <w:sz w:val="24"/>
+          <w:szCs w:val="24"/>
+        </w:rPr>
+      </w:pPr>
+      <w:r>
+        <w:rPr>
+          <w:rFonts w:ascii="Times New Roman" w:eastAsia="Times New Roman" w:hAnsi="Times New Roman" w:cs="Times New Roman"/>
+          <w:sz w:val="24"/>
+          <w:szCs w:val="24"/>
+          <w:lang w:val="de-DE"/>
+        </w:rPr>
+        <w:t xml:space="preserve">Taylor, A., Zotz, G., Weigelt, P., Cai, L., Karger, D. N., König, C., &amp; Kreft, H. (2021). </w:t>
+      </w:r>
+      <w:r>
+        <w:rPr>
+          <w:rFonts w:ascii="Times New Roman" w:eastAsia="Times New Roman" w:hAnsi="Times New Roman" w:cs="Times New Roman"/>
+          <w:sz w:val="24"/>
+          <w:szCs w:val="24"/>
+        </w:rPr>
+        <w:t xml:space="preserve">Vascular epiphytes contribute disproportionately to global centres of plant diversity. </w:t>
+      </w:r>
+      <w:r>
+        <w:rPr>
+          <w:rFonts w:ascii="Times New Roman" w:eastAsia="Times New Roman" w:hAnsi="Times New Roman" w:cs="Times New Roman"/>
+          <w:i/>
+          <w:sz w:val="24"/>
+          <w:szCs w:val="24"/>
+        </w:rPr>
+        <w:t>Global Ecology and Biogeography</w:t>
+      </w:r>
+      <w:r>
+        <w:rPr>
+          <w:rFonts w:ascii="Times New Roman" w:eastAsia="Times New Roman" w:hAnsi="Times New Roman" w:cs="Times New Roman"/>
+          <w:sz w:val="24"/>
+          <w:szCs w:val="24"/>
+        </w:rPr>
+        <w:t xml:space="preserve">, </w:t>
+      </w:r>
+      <w:r>
+        <w:rPr>
+          <w:rFonts w:ascii="Times New Roman" w:eastAsia="Times New Roman" w:hAnsi="Times New Roman" w:cs="Times New Roman"/>
+          <w:i/>
+          <w:sz w:val="24"/>
+          <w:szCs w:val="24"/>
+        </w:rPr>
+        <w:t>31</w:t>
+      </w:r>
+      <w:r>
+        <w:rPr>
+          <w:rFonts w:ascii="Times New Roman" w:eastAsia="Times New Roman" w:hAnsi="Times New Roman" w:cs="Times New Roman"/>
+          <w:sz w:val="24"/>
+          <w:szCs w:val="24"/>
+        </w:rPr>
+        <w:t>(1), 62–74. https://doi.org/10.1111/geb.13411</w:t>
+      </w:r>
+    </w:p>
+    <w:p>
+      <w:pPr>
+        <w:pBdr>
+          <w:top w:val="nil"/>
+          <w:left w:val="nil"/>
+          <w:bottom w:val="nil"/>
+          <w:right w:val="nil"/>
+          <w:between w:val="nil"/>
+        </w:pBdr>
+        <w:spacing w:after="0"/>
+        <w:ind w:left="720" w:hanging="720"/>
+        <w:rPr>
+          <w:rFonts w:ascii="Times New Roman" w:eastAsia="Times New Roman" w:hAnsi="Times New Roman" w:cs="Times New Roman"/>
+          <w:sz w:val="24"/>
+          <w:szCs w:val="24"/>
+        </w:rPr>
+      </w:pPr>
+      <w:r>
+        <w:rPr>
+          <w:rFonts w:ascii="Times New Roman" w:eastAsia="Times New Roman" w:hAnsi="Times New Roman" w:cs="Times New Roman"/>
+          <w:sz w:val="24"/>
+          <w:szCs w:val="24"/>
+        </w:rPr>
+        <w:t xml:space="preserve">ter Steege, H., Vaessen, R. W., Cárdenas-López, D., Sabatier, D., Antonelli, A., De Oliveira, S. M., Pitman, N. C. A., Jørgensen, P. M., &amp; Salomão, R. P. (2016). The discovery of the Amazonian tree flora with an updated checklist of all known tree taxa. </w:t>
+      </w:r>
+      <w:r>
+        <w:rPr>
+          <w:rFonts w:ascii="Times New Roman" w:eastAsia="Times New Roman" w:hAnsi="Times New Roman" w:cs="Times New Roman"/>
+          <w:i/>
+          <w:sz w:val="24"/>
+          <w:szCs w:val="24"/>
+        </w:rPr>
+        <w:t>Scientific Reports</w:t>
+      </w:r>
+      <w:r>
+        <w:rPr>
+          <w:rFonts w:ascii="Times New Roman" w:eastAsia="Times New Roman" w:hAnsi="Times New Roman" w:cs="Times New Roman"/>
+          <w:sz w:val="24"/>
+          <w:szCs w:val="24"/>
+        </w:rPr>
+        <w:t xml:space="preserve">, </w:t>
+      </w:r>
+      <w:r>
+        <w:rPr>
+          <w:rFonts w:ascii="Times New Roman" w:eastAsia="Times New Roman" w:hAnsi="Times New Roman" w:cs="Times New Roman"/>
+          <w:i/>
+          <w:sz w:val="24"/>
+          <w:szCs w:val="24"/>
+        </w:rPr>
+        <w:t>6</w:t>
+      </w:r>
+      <w:r>
+        <w:rPr>
+          <w:rFonts w:ascii="Times New Roman" w:eastAsia="Times New Roman" w:hAnsi="Times New Roman" w:cs="Times New Roman"/>
+          <w:sz w:val="24"/>
+          <w:szCs w:val="24"/>
+        </w:rPr>
+        <w:t>(1), 29549. https://doi.org/10.1038/srep29549</w:t>
+      </w:r>
+    </w:p>
+    <w:p>
+      <w:pPr>
+        <w:pBdr>
+          <w:top w:val="nil"/>
+          <w:left w:val="nil"/>
+          <w:bottom w:val="nil"/>
+          <w:right w:val="nil"/>
+          <w:between w:val="nil"/>
+        </w:pBdr>
+        <w:spacing w:after="0"/>
+        <w:ind w:left="720" w:hanging="720"/>
+        <w:rPr>
+          <w:rFonts w:ascii="Times New Roman" w:eastAsia="Times New Roman" w:hAnsi="Times New Roman" w:cs="Times New Roman"/>
+          <w:sz w:val="24"/>
+          <w:szCs w:val="24"/>
+        </w:rPr>
+      </w:pPr>
+      <w:r>
+        <w:rPr>
+          <w:rFonts w:ascii="Times New Roman" w:eastAsia="Times New Roman" w:hAnsi="Times New Roman" w:cs="Times New Roman"/>
+          <w:sz w:val="24"/>
+          <w:szCs w:val="24"/>
+        </w:rPr>
         <w:t xml:space="preserve">Tietje, M., Antonelli, A., Forest, F., Govaerts, R., Smith, S. A., Sun, M., Baker, W. J., &amp; Eiserhardt, W. L. (2023). Global hotspots of plant phylogenetic diversity. </w:t>
       </w:r>
       <w:r>
@@ -11950,6 +12029,33 @@
           <w:szCs w:val="24"/>
         </w:rPr>
         <w:t>(4), 1636–1646. https://doi.org/10.1111/nph.19151</w:t>
+      </w:r>
+    </w:p>
+    <w:p>
+      <w:pPr>
+        <w:pBdr>
+          <w:top w:val="nil"/>
+          <w:left w:val="nil"/>
+          <w:bottom w:val="nil"/>
+          <w:right w:val="nil"/>
+          <w:between w:val="nil"/>
+        </w:pBdr>
+        <w:spacing w:after="0"/>
+        <w:ind w:left="720" w:hanging="720"/>
+        <w:rPr>
+          <w:rFonts w:ascii="Times New Roman" w:eastAsia="Times New Roman" w:hAnsi="Times New Roman" w:cs="Times New Roman"/>
+          <w:sz w:val="24"/>
+          <w:szCs w:val="24"/>
+        </w:rPr>
+      </w:pPr>
+      <w:r>
+        <w:rPr>
+          <w:rFonts w:ascii="Times New Roman" w:eastAsia="Times New Roman" w:hAnsi="Times New Roman" w:cs="Times New Roman"/>
+          <w:sz w:val="24"/>
+          <w:szCs w:val="24"/>
+          <w:color w:val="FF0000"/>
+        </w:rPr>
+        <w:t xml:space="preserve">Tobler, M. W., Honorio Coronado, E. N., Janovec, J. P., &amp; Knapp, S. (2007). Implications of collection patterns of botanical specimens on their usefulness for conservation planning: An example with economic and useful plants from Peru. Biodiversity and Conservation, 16(6), 1773–1787. https://doi.org/10.1007/s10531-005-3373-9</w:t>
       </w:r>
     </w:p>
     <w:p>
